--- a/rapport/PM_linjeforslag.docx
+++ b/rapport/PM_linjeforslag.docx
@@ -203,13 +203,13 @@
         <w:t xml:space="preserve"> </w:t>
       </w:r>
       <w:r>
-        <w:t xml:space="preserve">Förslagen har också sammanställts i två paket. Paket A innehåller 1b, 2 och 3, paket B innehåller 1a,</w:t>
-      </w:r>
-      <w:r>
-        <w:t xml:space="preserve"> </w:t>
-      </w:r>
-      <w:r>
-        <w:t xml:space="preserve">2 och 3.</w:t>
+        <w:t xml:space="preserve">Omloppen följer förarnas norm att byta linje i centrum, Syd ↔ Norr (S ↔ N) och Öst ↔ Väst (Ö ↔ V). Förslagen</w:t>
+      </w:r>
+      <w:r>
+        <w:t xml:space="preserve"> </w:t>
+      </w:r>
+      <w:r>
+        <w:t xml:space="preserve">har också sammanställts i två paket: paket A med 1b, 2 och 3, och paket B med 1a, 2 och 3.</w:t>
       </w:r>
     </w:p>
     <w:p>
@@ -217,13 +217,13 @@
         <w:pStyle w:val="BodyText"/>
       </w:pPr>
       <w:r>
-        <w:t xml:space="preserve">Stadstrafiken körs i dag med fem bussar i en gemensam puls i centrum. Marginalerna är små: linje V har bara</w:t>
-      </w:r>
-      <w:r>
-        <w:t xml:space="preserve"> </w:t>
-      </w:r>
-      <w:r>
-        <w:t xml:space="preserve">3 minuters vändtid.</w:t>
+        <w:t xml:space="preserve">Stadstrafiken körs i dag med fem bussar. Två bussar växlar mellan S och N, två mellan V och Ö, och en kör</w:t>
+      </w:r>
+      <w:r>
+        <w:t xml:space="preserve"> </w:t>
+      </w:r>
+      <w:r>
+        <w:t xml:space="preserve">linje J. Marginalerna är små: bussen har 3 minuter vid bytet V → Ö och 7 minuter vid bytet Ö → V.</w:t>
       </w:r>
     </w:p>
     <w:p>
@@ -261,13 +261,13 @@
           <w:b/>
           <w:bCs/>
         </w:rPr>
-        <w:t xml:space="preserve">220 000 euro per år</w:t>
-      </w:r>
-      <w:r>
-        <w:t xml:space="preserve"> </w:t>
-      </w:r>
-      <w:r>
-        <w:t xml:space="preserve">(175 000–260 000). Utan extra buss</w:t>
+        <w:t xml:space="preserve">216 000 euro per år</w:t>
+      </w:r>
+      <w:r>
+        <w:t xml:space="preserve"> </w:t>
+      </w:r>
+      <w:r>
+        <w:t xml:space="preserve">(176 000–259 000). Utan extra buss</w:t>
       </w:r>
       <w:r>
         <w:t xml:space="preserve"> </w:t>
@@ -295,41 +295,25 @@
         <w:t xml:space="preserve"> </w:t>
       </w:r>
       <w:r>
-        <w:t xml:space="preserve">omvägen tar 2,5 minuter per tur. Förslaget ryms med alla turer om linje</w:t>
-      </w:r>
-      <w:r>
-        <w:t xml:space="preserve"> </w:t>
-      </w:r>
-      <w:r>
-        <w:t xml:space="preserve">V och Ö</w:t>
-      </w:r>
-      <w:r>
-        <w:t xml:space="preserve"> </w:t>
-      </w:r>
-      <w:r>
-        <w:rPr>
-          <w:b/>
-          <w:bCs/>
-        </w:rPr>
-        <w:t xml:space="preserve">slås ihop till en genomgående linje V/Ö</w:t>
-      </w:r>
-      <w:r>
-        <w:t xml:space="preserve"> </w:t>
-      </w:r>
-      <w:r>
-        <w:t xml:space="preserve">i centrum. Bussen fortsätter då direkt från V till Ö,</w:t>
-      </w:r>
-      <w:r>
-        <w:t xml:space="preserve"> </w:t>
-      </w:r>
-      <w:r>
-        <w:t xml:space="preserve">och regleringen tas en gång per varv. Driftkostnaden ökar med cirka 4 000 euro per år, enbart genom fler</w:t>
-      </w:r>
-      <w:r>
-        <w:t xml:space="preserve"> </w:t>
-      </w:r>
-      <w:r>
-        <w:t xml:space="preserve">kilometer.</w:t>
+        <w:t xml:space="preserve">omvägen tar 2,5 minuter per tur. Förslaget ryms med alla 20 turer.</w:t>
+      </w:r>
+      <w:r>
+        <w:t xml:space="preserve"> </w:t>
+      </w:r>
+      <w:r>
+        <w:t xml:space="preserve">Bytet V → Ö blir 0,5 minut, och regleringen tas vid bytet Ö → V. Kring Ö:s skolturer blir regleringen då</w:t>
+      </w:r>
+      <w:r>
+        <w:t xml:space="preserve"> </w:t>
+      </w:r>
+      <w:r>
+        <w:t xml:space="preserve">kortare än 3 minuter per varv. En robust variant trafikerar Möckelö Strand med 15 av 20 turer.</w:t>
+      </w:r>
+      <w:r>
+        <w:t xml:space="preserve"> </w:t>
+      </w:r>
+      <w:r>
+        <w:t xml:space="preserve">Driftkostnaden ökar med cirka 4 600 euro per år, enbart genom fler kilometer.</w:t>
       </w:r>
     </w:p>
     <w:p>
@@ -351,7 +335,7 @@
         <w:t xml:space="preserve"> </w:t>
       </w:r>
       <w:r>
-        <w:t xml:space="preserve">hållplatsen ryms på 19 av 20 turer och ger 55 invånare en hållplats inom 400 m.</w:t>
+        <w:t xml:space="preserve">hållplatsen ryms med alla 20 turer och ger 55 invånare en hållplats inom 400 m.</w:t>
       </w:r>
     </w:p>
     <w:p>
@@ -409,13 +393,13 @@
         <w:t xml:space="preserve"> </w:t>
       </w:r>
       <w:r>
-        <w:t xml:space="preserve">driftkostnad som är praktiskt taget oförändrad. Andelen invånare med hållplats inom 400 m ökar från 83,6 %</w:t>
-      </w:r>
-      <w:r>
-        <w:t xml:space="preserve"> </w:t>
-      </w:r>
-      <w:r>
-        <w:t xml:space="preserve">till 85,0 %. Paket B ger samma täckning men kräver en sjätte buss.</w:t>
+        <w:t xml:space="preserve">driftkostnad som är praktiskt taget oförändrad (+2 300 euro per år). Andelen invånare med hållplats inom</w:t>
+      </w:r>
+      <w:r>
+        <w:t xml:space="preserve"> </w:t>
+      </w:r>
+      <w:r>
+        <w:t xml:space="preserve">400 m ökar från 83,6 % till 85,0 %. Paket B ger samma täckning men kräver en sjätte buss.</w:t>
       </w:r>
     </w:p>
     <w:p>
@@ -429,7 +413,7 @@
         <w:t xml:space="preserve"> </w:t>
       </w:r>
       <w:r>
-        <w:t xml:space="preserve">motsvarar den sparade merkostnaden för 1a ett nuvärde på 2,5–3,6 miljoner euro över 20 år.</w:t>
+        <w:t xml:space="preserve">motsvarar den sparade merkostnaden för 1a ett nuvärde på 2,4–3,6 miljoner euro över 20 år.</w:t>
       </w:r>
       <w:r>
         <w:t xml:space="preserve"> </w:t>
@@ -456,7 +440,13 @@
         <w:t xml:space="preserve">rekommenderas för fortsatt utformning</w:t>
       </w:r>
       <w:r>
-        <w:t xml:space="preserve">, under förutsättning att vägen byggs.</w:t>
+        <w:t xml:space="preserve">, under förutsättning att vägen byggs. Börja med den robusta</w:t>
+      </w:r>
+      <w:r>
+        <w:t xml:space="preserve"> </w:t>
+      </w:r>
+      <w:r>
+        <w:t xml:space="preserve">varianten tills körtiderna kring Ö:s skolturer har stämts av.</w:t>
       </w:r>
     </w:p>
     <w:bookmarkEnd w:id="9"/>
@@ -578,7 +568,7 @@
         <w:pStyle w:val="FirstParagraph"/>
       </w:pPr>
       <w:r>
-        <w:t xml:space="preserve">Dessutom skulle två sammanslagna linjer prövas för 1b. För 1a skulle en överslagskalkyl göras, och</w:t>
+        <w:t xml:space="preserve">Dessutom skulle möjligheten att slå ihop linjer prövas för 1b. För 1a skulle en överslagskalkyl göras, och</w:t>
       </w:r>
       <w:r>
         <w:t xml:space="preserve"> </w:t>
@@ -653,7 +643,7 @@
         </w:numPr>
       </w:pPr>
       <w:r>
-        <w:t xml:space="preserve">omloppen byggs om med minsta möjliga antal fordon;</w:t>
+        <w:t xml:space="preserve">omloppen byggs om med minsta möjliga antal fordon och enligt förarnas norm för linjebyten;</w:t>
       </w:r>
     </w:p>
     <w:p>
@@ -665,7 +655,25 @@
         </w:numPr>
       </w:pPr>
       <w:r>
-        <w:t xml:space="preserve">förslaget ryms om antalet bussar inte ökar och omloppstiden ökar med högst 10 minuter per vardag.</w:t>
+        <w:t xml:space="preserve">förslaget ryms om antalet bussar inte ökar och omloppstiden ökar med högst 10 minuter per vardag;</w:t>
+      </w:r>
+    </w:p>
+    <w:p>
+      <w:pPr>
+        <w:pStyle w:val="Compact"/>
+        <w:numPr>
+          <w:ilvl w:val="0"/>
+          <w:numId w:val="1004"/>
+        </w:numPr>
+      </w:pPr>
+      <w:r>
+        <w:t xml:space="preserve">förslaget är robust om det inte ger fler varv med mindre än 3 minuters reglering än i dag. Ett varv är</w:t>
+      </w:r>
+      <w:r>
+        <w:t xml:space="preserve"> </w:t>
+      </w:r>
+      <w:r>
+        <w:t xml:space="preserve">två på varandra följande byten.</w:t>
       </w:r>
     </w:p>
     <w:bookmarkEnd w:id="11"/>
@@ -689,7 +697,7 @@
         <w:t xml:space="preserve"> </w:t>
       </w:r>
       <w:r>
-        <w:t xml:space="preserve">vardag, tisdag 2026-09-01 (figur 1):</w:t>
+        <w:t xml:space="preserve">vardag, tisdag 2026-09-01, med förarnas norm för linjebyten (figur 1):</w:t>
       </w:r>
     </w:p>
     <w:p>
@@ -755,19 +763,19 @@
           <w:b/>
           <w:bCs/>
         </w:rPr>
-        <w:t xml:space="preserve">Vändtid i centrum:</w:t>
-      </w:r>
-      <w:r>
-        <w:t xml:space="preserve"> </w:t>
-      </w:r>
-      <w:r>
-        <w:t xml:space="preserve">linje V har 3 minuter, N 4 minuter, och S och Ö 7 minuter. Efter Ö:s skolturer</w:t>
-      </w:r>
-      <w:r>
-        <w:t xml:space="preserve"> </w:t>
-      </w:r>
-      <w:r>
-        <w:t xml:space="preserve">är vändtiden bara 1–2 minuter.</w:t>
+        <w:t xml:space="preserve">Linjebyten:</w:t>
+      </w:r>
+      <w:r>
+        <w:t xml:space="preserve"> </w:t>
+      </w:r>
+      <w:r>
+        <w:t xml:space="preserve">bussarna byter S → N, N → S, V → Ö och Ö → V. Ingen buss fortsätter på samma linje,</w:t>
+      </w:r>
+      <w:r>
+        <w:t xml:space="preserve"> </w:t>
+      </w:r>
+      <w:r>
+        <w:t xml:space="preserve">utom J.</w:t>
       </w:r>
     </w:p>
     <w:p>
@@ -783,19 +791,19 @@
           <w:b/>
           <w:bCs/>
         </w:rPr>
-        <w:t xml:space="preserve">Marginaler:</w:t>
-      </w:r>
-      <w:r>
-        <w:t xml:space="preserve"> </w:t>
-      </w:r>
-      <w:r>
-        <w:t xml:space="preserve">med krav på 2 minuters lägsta vändtid i stället för dagens 1 minut skulle det behövas en</w:t>
-      </w:r>
-      <w:r>
-        <w:t xml:space="preserve"> </w:t>
-      </w:r>
-      <w:r>
-        <w:t xml:space="preserve">sjätte buss.</w:t>
+        <w:t xml:space="preserve">Bytestider i centrum:</w:t>
+      </w:r>
+      <w:r>
+        <w:t xml:space="preserve"> </w:t>
+      </w:r>
+      <w:r>
+        <w:t xml:space="preserve">V → Ö 3 minuter, Ö → V 7 minuter, S → N 7 minuter och N → S 4 minuter.</w:t>
+      </w:r>
+      <w:r>
+        <w:t xml:space="preserve"> </w:t>
+      </w:r>
+      <w:r>
+        <w:t xml:space="preserve">Efter Ö:s skolturer är bytestiden 1–2 minuter.</w:t>
       </w:r>
     </w:p>
     <w:p>
@@ -811,19 +819,19 @@
           <w:b/>
           <w:bCs/>
         </w:rPr>
-        <w:t xml:space="preserve">Kvällstrafik:</w:t>
-      </w:r>
-      <w:r>
-        <w:t xml:space="preserve"> </w:t>
-      </w:r>
-      <w:r>
-        <w:t xml:space="preserve">den är redan i dag upplagd så att ett fordon växlar mellan V och Ö och ett annat mellan</w:t>
-      </w:r>
-      <w:r>
-        <w:t xml:space="preserve"> </w:t>
-      </w:r>
-      <w:r>
-        <w:t xml:space="preserve">N och S.</w:t>
+        <w:t xml:space="preserve">Marginaler:</w:t>
+      </w:r>
+      <w:r>
+        <w:t xml:space="preserve"> </w:t>
+      </w:r>
+      <w:r>
+        <w:t xml:space="preserve">med krav på 2 minuters lägsta vändtid i stället för dagens 1 minut skulle det behövas en</w:t>
+      </w:r>
+      <w:r>
+        <w:t xml:space="preserve"> </w:t>
+      </w:r>
+      <w:r>
+        <w:t xml:space="preserve">sjätte buss. I dag finns ett varv med mindre än 3 minuters reglering (linje J 13:17–15:20).</w:t>
       </w:r>
     </w:p>
     <w:p>
@@ -1028,13 +1036,19 @@
         <w:t xml:space="preserve"> </w:t>
       </w:r>
       <w:r>
-        <w:t xml:space="preserve">linjerna redovisas som raka streck mellan hållplatserna, eftersom vägdragning från OSRM inte</w:t>
-      </w:r>
-      <w:r>
-        <w:t xml:space="preserve"> </w:t>
-      </w:r>
-      <w:r>
-        <w:t xml:space="preserve">kunde hämtas.</w:t>
+        <w:t xml:space="preserve">analysen och kartorna är förberedda för linjernas vägdragning längs gatunätet (OSRM),</w:t>
+      </w:r>
+      <w:r>
+        <w:t xml:space="preserve"> </w:t>
+      </w:r>
+      <w:r>
+        <w:t xml:space="preserve">inklusive förslagens nya delsträckor. OSRM kunde inte nås från analysmiljön, så i den här versionen är</w:t>
+      </w:r>
+      <w:r>
+        <w:t xml:space="preserve"> </w:t>
+      </w:r>
+      <w:r>
+        <w:t xml:space="preserve">linjerna ritade som raka streck mellan hållplatserna.</w:t>
       </w:r>
     </w:p>
     <w:bookmarkEnd w:id="16"/>
@@ -1186,7 +1200,7 @@
               <w:pStyle w:val="Compact"/>
             </w:pPr>
             <w:r>
-              <w:t xml:space="preserve">+217 000 € (alla turer)</w:t>
+              <w:t xml:space="preserve">+216 000 € (alla turer)</w:t>
             </w:r>
           </w:p>
         </w:tc>
@@ -1221,7 +1235,7 @@
               <w:pStyle w:val="Compact"/>
             </w:pPr>
             <w:r>
-              <w:t xml:space="preserve">Ja, med genomgående linje V/Ö</w:t>
+              <w:t xml:space="preserve">Ja, 20 av 20. Robust variant: 15 av 20.</w:t>
             </w:r>
           </w:p>
         </w:tc>
@@ -1243,7 +1257,7 @@
               <w:pStyle w:val="Compact"/>
             </w:pPr>
             <w:r>
-              <w:t xml:space="preserve">+4 000 €</w:t>
+              <w:t xml:space="preserve">+4 600 €</w:t>
             </w:r>
           </w:p>
         </w:tc>
@@ -1278,7 +1292,7 @@
               <w:pStyle w:val="Compact"/>
             </w:pPr>
             <w:r>
-              <w:t xml:space="preserve">Ja, 19 av 20 turer</w:t>
+              <w:t xml:space="preserve">Ja, 20 av 20</w:t>
             </w:r>
           </w:p>
         </w:tc>
@@ -1417,25 +1431,25 @@
         <w:t xml:space="preserve"> </w:t>
       </w:r>
       <w:r>
-        <w:t xml:space="preserve">Tillägget är större än linje V:s vändtid på 3 minuter och större än det utrymme en genomgående</w:t>
-      </w:r>
-      <w:r>
-        <w:t xml:space="preserve"> </w:t>
-      </w:r>
-      <w:r>
-        <w:t xml:space="preserve">linje ger (2,5 minuter). Med alla 20 turer krävs en sjätte buss, och omloppstiden ökar med 11,6 timmar per</w:t>
-      </w:r>
-      <w:r>
-        <w:t xml:space="preserve"> </w:t>
-      </w:r>
-      <w:r>
-        <w:t xml:space="preserve">vardag (figur 3). Utan extra buss ryms 8 av 20 turer, men de går på oregelbundna tider: 07:20, 09:50, 10:20,</w:t>
-      </w:r>
-      <w:r>
-        <w:t xml:space="preserve"> </w:t>
-      </w:r>
-      <w:r>
-        <w:t xml:space="preserve">13:10, 13:40, 15:40, 16:40 och 17:40.</w:t>
+        <w:t xml:space="preserve">Tillägget är större än bytestiden V → Ö (3 minuter) och större än det utrymme som finns om all</w:t>
+      </w:r>
+      <w:r>
+        <w:t xml:space="preserve"> </w:t>
+      </w:r>
+      <w:r>
+        <w:t xml:space="preserve">reglering läggs vid bytet Ö → V (2,5 minuter). Med alla 20 turer krävs en sjätte buss, och omloppstiden</w:t>
+      </w:r>
+      <w:r>
+        <w:t xml:space="preserve"> </w:t>
+      </w:r>
+      <w:r>
+        <w:t xml:space="preserve">ökar med 11,6 timmar per vardag (figur 3). Utan extra buss ryms 8 av 20 turer, men de går på oregelbundna</w:t>
+      </w:r>
+      <w:r>
+        <w:t xml:space="preserve"> </w:t>
+      </w:r>
+      <w:r>
+        <w:t xml:space="preserve">tider: 07:20, 09:50, 10:20, 13:10, 13:40, 15:40, 16:40 och 17:40.</w:t>
       </w:r>
     </w:p>
     <w:p>
@@ -1483,7 +1497,7 @@
         </w:numPr>
       </w:pPr>
       <w:r>
-        <w:t xml:space="preserve">Genomresande på linje V får cirka 6,5 minuter längre restid.</w:t>
+        <w:t xml:space="preserve">Genomresande på linje V får 6,5 minuter längre restid.</w:t>
       </w:r>
     </w:p>
     <w:p>
@@ -1505,13 +1519,13 @@
       </w:r>
     </w:p>
     <w:bookmarkEnd w:id="18"/>
-    <w:bookmarkStart w:id="28" w:name="Xa069255ba45ccc293975bb748ce72ae44a450fc"/>
+    <w:bookmarkStart w:id="28" w:name="X0398db1c2b8b5bd4a5f2973578b4413afc2a6f6"/>
     <w:p>
       <w:pPr>
         <w:pStyle w:val="Heading3"/>
       </w:pPr>
       <w:r>
-        <w:t xml:space="preserve">3.2 Förslag 1b – Möckelö Strand via förlängd Norrgårdsvägen och genomgående linje V/Ö</w:t>
+        <w:t xml:space="preserve">3.2 Förslag 1b – Möckelö Strand via förlängd Norrgårdsvägen</w:t>
       </w:r>
     </w:p>
     <w:p>
@@ -1547,43 +1561,19 @@
           <w:b/>
           <w:bCs/>
         </w:rPr>
-        <w:t xml:space="preserve">Omlopp med linje V ensam.</w:t>
-      </w:r>
-      <w:r>
-        <w:t xml:space="preserve"> </w:t>
-      </w:r>
-      <w:r>
-        <w:t xml:space="preserve">Förslaget ryms inte: vändtiden i centrum skulle krympa från 3 till</w:t>
-      </w:r>
-      <w:r>
-        <w:t xml:space="preserve"> </w:t>
-      </w:r>
-      <w:r>
-        <w:t xml:space="preserve">0,5 minut, och med alla turer krävs en sjätte buss.</w:t>
-      </w:r>
-    </w:p>
-    <w:p>
-      <w:pPr>
-        <w:pStyle w:val="BodyText"/>
-      </w:pPr>
-      <w:r>
-        <w:rPr>
-          <w:b/>
-          <w:bCs/>
-        </w:rPr>
-        <w:t xml:space="preserve">Sammanslagning till genomgående linje V/Ö.</w:t>
-      </w:r>
-      <w:r>
-        <w:t xml:space="preserve"> </w:t>
-      </w:r>
-      <w:r>
-        <w:t xml:space="preserve">Linje V och Ö slås ihop i centrum (figur 4). Varvet ser ut så</w:t>
-      </w:r>
-      <w:r>
-        <w:t xml:space="preserve"> </w:t>
-      </w:r>
-      <w:r>
-        <w:t xml:space="preserve">här:</w:t>
+        <w:t xml:space="preserve">Sammanslagning – omloppsparet V ↔ Ö.</w:t>
+      </w:r>
+      <w:r>
+        <w:t xml:space="preserve"> </w:t>
+      </w:r>
+      <w:r>
+        <w:t xml:space="preserve">Bussen som kör linje V fortsätter redan i dag som linje Ö. Med 1b</w:t>
+      </w:r>
+      <w:r>
+        <w:t xml:space="preserve"> </w:t>
+      </w:r>
+      <w:r>
+        <w:t xml:space="preserve">läggs regleringen vid bytet Ö → V i stället för vid båda bytena. Varvet ser då ut så här (figur 4):</w:t>
       </w:r>
     </w:p>
     <w:p>
@@ -1607,7 +1597,7 @@
         </w:numPr>
       </w:pPr>
       <w:r>
-        <w:t xml:space="preserve">Efter ett uppehåll på 0,5 minut i centrum fortsätter den :50 som linje Ö.</w:t>
+        <w:t xml:space="preserve">Efter ett byte på 0,5 minut i centrum fortsätter den :50 som linje Ö.</w:t>
       </w:r>
     </w:p>
     <w:p>
@@ -1633,13 +1623,7 @@
         <w:t xml:space="preserve"> </w:t>
       </w:r>
       <w:r>
-        <w:t xml:space="preserve">avgår i pulsen. Linje V och Ö avgår redan från samma hållplatsläge i centrum, och kvällstrafiken växlar redan</w:t>
-      </w:r>
-      <w:r>
-        <w:t xml:space="preserve"> </w:t>
-      </w:r>
-      <w:r>
-        <w:t xml:space="preserve">mellan dem.</w:t>
+        <w:t xml:space="preserve">avgår i pulsen. Om bytet dessutom skyltas som en genomgående linje kan resenärerna sitta kvar på bussen.</w:t>
       </w:r>
     </w:p>
     <w:p>
@@ -1661,13 +1645,7 @@
         <w:t xml:space="preserve"> </w:t>
       </w:r>
       <w:r>
-        <w:t xml:space="preserve">med genomgående V/Ö ryms alla 20 turer med fem bussar. Omloppstiden ökar med 2–3 minuter per</w:t>
-      </w:r>
-      <w:r>
-        <w:t xml:space="preserve"> </w:t>
-      </w:r>
-      <w:r>
-        <w:t xml:space="preserve">vardag, eftersom dagens sista tur blir längre.</w:t>
+        <w:t xml:space="preserve">alla 20 turer ryms med fem bussar (figur 3). Omloppstiden ökar med 3 minuter per vardag.</w:t>
       </w:r>
     </w:p>
     <w:p>
@@ -1689,13 +1667,19 @@
         <w:t xml:space="preserve"> </w:t>
       </w:r>
       <w:r>
-        <w:t xml:space="preserve">under Ö:s skolturer 13:10–15:10 är regleringen bara 1,5–2 minuter per varv. Det behöver</w:t>
-      </w:r>
-      <w:r>
-        <w:t xml:space="preserve"> </w:t>
-      </w:r>
-      <w:r>
-        <w:t xml:space="preserve">kontrolleras mot verkliga körtider.</w:t>
+        <w:t xml:space="preserve">kring Ö:s skolturer (07:50–08:50 och 13:40–15:40) blir regleringen kortare än 3 minuter per</w:t>
+      </w:r>
+      <w:r>
+        <w:t xml:space="preserve"> </w:t>
+      </w:r>
+      <w:r>
+        <w:t xml:space="preserve">varv, totalt 8 varv mot 1 i dag. En robust variant kör inte omvägen på V-turerna 07:50, 08:50, 13:40,</w:t>
+      </w:r>
+      <w:r>
+        <w:t xml:space="preserve"> </w:t>
+      </w:r>
+      <w:r>
+        <w:t xml:space="preserve">14:40 och 15:40. Hållplatsen får då 15 avgångar per vardag.</w:t>
       </w:r>
     </w:p>
     <w:p>
@@ -1719,7 +1703,7 @@
         </w:numPr>
       </w:pPr>
       <w:r>
-        <w:t xml:space="preserve">179 invånare får en hållplats med 20 avgångar per vardag.</w:t>
+        <w:t xml:space="preserve">179 invånare får en hållplats med 15–20 avgångar per vardag.</w:t>
       </w:r>
     </w:p>
     <w:p>
@@ -1731,24 +1715,6 @@
         </w:numPr>
       </w:pPr>
       <w:r>
-        <w:t xml:space="preserve">Resor mellan linje V:s och Ö:s områden kan göras utan byte i centrum, cirka 0,5 resa per vardag i</w:t>
-      </w:r>
-      <w:r>
-        <w:t xml:space="preserve"> </w:t>
-      </w:r>
-      <w:r>
-        <w:t xml:space="preserve">sommardata.</w:t>
-      </w:r>
-    </w:p>
-    <w:p>
-      <w:pPr>
-        <w:pStyle w:val="Compact"/>
-        <w:numPr>
-          <w:ilvl w:val="0"/>
-          <w:numId w:val="1010"/>
-        </w:numPr>
-      </w:pPr>
-      <w:r>
         <w:t xml:space="preserve">Fordonskilometrarna ökar med cirka 17 km per vardag.</w:t>
       </w:r>
     </w:p>
@@ -1759,7 +1725,7 @@
       <w:r>
         <w:drawing>
           <wp:inline>
-            <wp:extent cx="5334000" cy="4038303"/>
+            <wp:extent cx="5334000" cy="3924855"/>
             <wp:effectExtent b="0" l="0" r="0" t="0"/>
             <wp:docPr descr="Förslag 1, Möckelö Strand" title="" id="20" name="Picture"/>
             <a:graphic>
@@ -1780,7 +1746,7 @@
                   <pic:spPr bwMode="auto">
                     <a:xfrm>
                       <a:off x="0" y="0"/>
-                      <a:ext cx="5334000" cy="4038303"/>
+                      <a:ext cx="5334000" cy="3924855"/>
                     </a:xfrm>
                     <a:prstGeom prst="rect">
                       <a:avLst/>
@@ -1830,7 +1796,7 @@
           <w:i/>
           <w:iCs/>
         </w:rPr>
-        <w:t xml:space="preserve">är schematisk.</w:t>
+        <w:t xml:space="preserve">är schematisk tills vägdragningen har hämtats.</w:t>
       </w:r>
     </w:p>
     <w:p>
@@ -1923,7 +1889,7 @@
           <wp:inline>
             <wp:extent cx="5334000" cy="3824788"/>
             <wp:effectExtent b="0" l="0" r="0" t="0"/>
-            <wp:docPr descr="Genomgående linje V/Ö" title="" id="26" name="Picture"/>
+            <wp:docPr descr="Omloppsparet V och Ö" title="" id="26" name="Picture"/>
             <a:graphic>
               <a:graphicData uri="http://schemas.openxmlformats.org/drawingml/2006/picture">
                 <pic:pic>
@@ -1966,7 +1932,7 @@
         <w:pStyle w:val="ImageCaption"/>
       </w:pPr>
       <w:r>
-        <w:t xml:space="preserve">Genomgående linje V/Ö</w:t>
+        <w:t xml:space="preserve">Omloppsparet V och Ö</w:t>
       </w:r>
     </w:p>
     <w:p>
@@ -1978,7 +1944,7 @@
           <w:i/>
           <w:iCs/>
         </w:rPr>
-        <w:t xml:space="preserve">Figur 4. Genomgående linje V/Ö med Möckelö Strand (1b) och N2 (2).</w:t>
+        <w:t xml:space="preserve">Figur 4. Omloppsparet V ↔ Ö med Möckelö Strand (1b) och N2 (2).</w:t>
       </w:r>
     </w:p>
     <w:bookmarkEnd w:id="28"/>
@@ -2030,19 +1996,13 @@
         <w:t xml:space="preserve"> </w:t>
       </w:r>
       <w:r>
-        <w:t xml:space="preserve">19 av 20 turer ryms. Undantaget är skolturen 08:20, som kommer tillbaka till centrum 08:49 och</w:t>
-      </w:r>
-      <w:r>
-        <w:t xml:space="preserve"> </w:t>
-      </w:r>
-      <w:r>
-        <w:t xml:space="preserve">fortsätter 08:50 (figur 6). Den turen kan köra förbi N2, eller trafikera N2 om bussen fortsätter direkt som</w:t>
-      </w:r>
-      <w:r>
-        <w:t xml:space="preserve"> </w:t>
-      </w:r>
-      <w:r>
-        <w:t xml:space="preserve">linje V 08:50.</w:t>
+        <w:t xml:space="preserve">Alla 20 turer ryms, och förslaget är lika robust som i dag (figur 6). Skolturen 08:20 kommer</w:t>
+      </w:r>
+      <w:r>
+        <w:t xml:space="preserve"> </w:t>
+      </w:r>
+      <w:r>
+        <w:t xml:space="preserve">tillbaka 08:49,5 och fortsätter som linje V 08:50 efter ett kort byte.</w:t>
       </w:r>
     </w:p>
     <w:p>
@@ -2066,7 +2026,7 @@
         </w:numPr>
       </w:pPr>
       <w:r>
-        <w:t xml:space="preserve">55 invånare får hållplats inom 400 m med 19 avgångar per vardag.</w:t>
+        <w:t xml:space="preserve">55 invånare får hållplats inom 400 m med 20 avgångar per vardag.</w:t>
       </w:r>
     </w:p>
     <w:p>
@@ -2167,7 +2127,7 @@
       <w:r>
         <w:drawing>
           <wp:inline>
-            <wp:extent cx="5334000" cy="2617250"/>
+            <wp:extent cx="5334000" cy="1866683"/>
             <wp:effectExtent b="0" l="0" r="0" t="0"/>
             <wp:docPr descr="Förslag 2, omlopp" title="" id="33" name="Picture"/>
             <a:graphic>
@@ -2188,7 +2148,7 @@
                   <pic:spPr bwMode="auto">
                     <a:xfrm>
                       <a:off x="0" y="0"/>
-                      <a:ext cx="5334000" cy="2617250"/>
+                      <a:ext cx="5334000" cy="1866683"/>
                     </a:xfrm>
                     <a:prstGeom prst="rect">
                       <a:avLst/>
@@ -2338,7 +2298,7 @@
         <w:t xml:space="preserve"> </w:t>
       </w:r>
       <w:r>
-        <w:t xml:space="preserve">Förslaget ryms med alla 22 turer. Linje N:s vändtid blir 3,9 minuter i stället för 4.</w:t>
+        <w:t xml:space="preserve">Förslaget ryms med alla 22 turer. Bytet N → S blir 3,9 minuter i stället för 4.</w:t>
       </w:r>
     </w:p>
     <w:p>
@@ -2459,7 +2419,7 @@
           <w:i/>
           <w:iCs/>
         </w:rPr>
-        <w:t xml:space="preserve">Figur 7. Förslag 3. Grönt anger bättre och rött sämre tillgänglighet. Körvägarna är schematiska.</w:t>
+        <w:t xml:space="preserve">Figur 7. Förslag 3. Grönt anger bättre och rött sämre tillgänglighet.</w:t>
       </w:r>
     </w:p>
     <w:bookmarkEnd w:id="39"/>
@@ -2478,7 +2438,7 @@
         <w:pStyle w:val="FirstParagraph"/>
       </w:pPr>
       <w:r>
-        <w:t xml:space="preserve">Förslagen har sammanställts i två paket som verifierats mot omloppen tillsammans (figur 8):</w:t>
+        <w:t xml:space="preserve">Förslagen har sammanställts i tre paket som verifierats mot omloppen tillsammans (figur 8):</w:t>
       </w:r>
     </w:p>
     <w:p>
@@ -2500,13 +2460,41 @@
         <w:t xml:space="preserve"> </w:t>
       </w:r>
       <w:r>
-        <w:t xml:space="preserve">1b med genomgående V/Ö, 2 och 3. Paketet ryms med fem bussar. N2 trafikeras av 19 av 20</w:t>
-      </w:r>
-      <w:r>
-        <w:t xml:space="preserve"> </w:t>
-      </w:r>
-      <w:r>
-        <w:t xml:space="preserve">turer, och omloppstiden ökar med 3 minuter per vardag.</w:t>
+        <w:t xml:space="preserve">1b, 2 och 3 med alla turer. Paketet ryms med fem bussar, och omloppstiden ökar med 3 minuter</w:t>
+      </w:r>
+      <w:r>
+        <w:t xml:space="preserve"> </w:t>
+      </w:r>
+      <w:r>
+        <w:t xml:space="preserve">per vardag. Kring Ö:s skolturer blir regleringen kort (8 varv med mindre än 3 minuter, mot 1 i dag).</w:t>
+      </w:r>
+    </w:p>
+    <w:p>
+      <w:pPr>
+        <w:pStyle w:val="Compact"/>
+        <w:numPr>
+          <w:ilvl w:val="0"/>
+          <w:numId w:val="1014"/>
+        </w:numPr>
+      </w:pPr>
+      <w:r>
+        <w:rPr>
+          <w:b/>
+          <w:bCs/>
+        </w:rPr>
+        <w:t xml:space="preserve">Paket A robust:</w:t>
+      </w:r>
+      <w:r>
+        <w:t xml:space="preserve"> </w:t>
+      </w:r>
+      <w:r>
+        <w:t xml:space="preserve">som paket A, men Möckelö Strand trafikeras av 15 av 20 V-turer. Paketet ryms med fem</w:t>
+      </w:r>
+      <w:r>
+        <w:t xml:space="preserve"> </w:t>
+      </w:r>
+      <w:r>
+        <w:t xml:space="preserve">bussar och är lika robust som i dag.</w:t>
       </w:r>
     </w:p>
     <w:p>
@@ -2551,10 +2539,11 @@
         <w:tblLook w:firstRow="1" w:lastRow="0" w:firstColumn="0" w:lastColumn="0" w:noHBand="0" w:noVBand="0" w:val="0020"/>
       </w:tblPr>
       <w:tblGrid>
-        <w:gridCol w:w="1980"/>
-        <w:gridCol w:w="1980"/>
-        <w:gridCol w:w="1980"/>
-        <w:gridCol w:w="1980"/>
+        <w:gridCol w:w="1584"/>
+        <w:gridCol w:w="1584"/>
+        <w:gridCol w:w="1584"/>
+        <w:gridCol w:w="1584"/>
+        <w:gridCol w:w="1584"/>
       </w:tblGrid>
       <w:tr>
         <w:trPr>
@@ -2597,6 +2586,17 @@
               <w:pStyle w:val="Compact"/>
             </w:pPr>
             <w:r>
+              <w:t xml:space="preserve">Paket A robust</w:t>
+            </w:r>
+          </w:p>
+        </w:tc>
+        <w:tc>
+          <w:tcPr/>
+          <w:p>
+            <w:pPr>
+              <w:pStyle w:val="Compact"/>
+            </w:pPr>
+            <w:r>
               <w:t xml:space="preserve">Paket B</w:t>
             </w:r>
           </w:p>
@@ -2643,7 +2643,18 @@
               <w:pStyle w:val="Compact"/>
             </w:pPr>
             <w:r>
-              <w:t xml:space="preserve">85,0 % (+211 inv.)</w:t>
+              <w:t xml:space="preserve">85,0 %</w:t>
+            </w:r>
+          </w:p>
+        </w:tc>
+        <w:tc>
+          <w:tcPr/>
+          <w:p>
+            <w:pPr>
+              <w:pStyle w:val="Compact"/>
+            </w:pPr>
+            <w:r>
+              <w:t xml:space="preserve">85,0 %</w:t>
             </w:r>
           </w:p>
         </w:tc>
@@ -2693,6 +2704,17 @@
             </w:r>
           </w:p>
         </w:tc>
+        <w:tc>
+          <w:tcPr/>
+          <w:p>
+            <w:pPr>
+              <w:pStyle w:val="Compact"/>
+            </w:pPr>
+            <w:r>
+              <w:t xml:space="preserve">82,4 %</w:t>
+            </w:r>
+          </w:p>
+        </w:tc>
       </w:tr>
       <w:tr>
         <w:tc>
@@ -2735,7 +2757,18 @@
               <w:pStyle w:val="Compact"/>
             </w:pPr>
             <w:r>
-              <w:t xml:space="preserve">55,9 % (+43 inv.)</w:t>
+              <w:t xml:space="preserve">55,9 %</w:t>
+            </w:r>
+          </w:p>
+        </w:tc>
+        <w:tc>
+          <w:tcPr/>
+          <w:p>
+            <w:pPr>
+              <w:pStyle w:val="Compact"/>
+            </w:pPr>
+            <w:r>
+              <w:t xml:space="preserve">55,9 %</w:t>
             </w:r>
           </w:p>
         </w:tc>
@@ -2785,6 +2818,17 @@
             </w:r>
           </w:p>
         </w:tc>
+        <w:tc>
+          <w:tcPr/>
+          <w:p>
+            <w:pPr>
+              <w:pStyle w:val="Compact"/>
+            </w:pPr>
+            <w:r>
+              <w:t xml:space="preserve">29,1 %</w:t>
+            </w:r>
+          </w:p>
+        </w:tc>
       </w:tr>
       <w:tr>
         <w:tc>
@@ -2831,6 +2875,17 @@
             </w:r>
           </w:p>
         </w:tc>
+        <w:tc>
+          <w:tcPr/>
+          <w:p>
+            <w:pPr>
+              <w:pStyle w:val="Compact"/>
+            </w:pPr>
+            <w:r>
+              <w:t xml:space="preserve">15,0 %</w:t>
+            </w:r>
+          </w:p>
+        </w:tc>
       </w:tr>
       <w:tr>
         <w:tc>
@@ -2877,6 +2932,17 @@
             </w:r>
           </w:p>
         </w:tc>
+        <w:tc>
+          <w:tcPr/>
+          <w:p>
+            <w:pPr>
+              <w:pStyle w:val="Compact"/>
+            </w:pPr>
+            <w:r>
+              <w:t xml:space="preserve">278 / 24</w:t>
+            </w:r>
+          </w:p>
+        </w:tc>
       </w:tr>
       <w:tr>
         <w:tc>
@@ -2919,6 +2985,17 @@
               <w:pStyle w:val="Compact"/>
             </w:pPr>
             <w:r>
+              <w:t xml:space="preserve">5</w:t>
+            </w:r>
+          </w:p>
+        </w:tc>
+        <w:tc>
+          <w:tcPr/>
+          <w:p>
+            <w:pPr>
+              <w:pStyle w:val="Compact"/>
+            </w:pPr>
+            <w:r>
               <w:t xml:space="preserve">6</w:t>
             </w:r>
           </w:p>
@@ -2954,7 +3031,18 @@
               <w:pStyle w:val="Compact"/>
             </w:pPr>
             <w:r>
-              <w:t xml:space="preserve">61,4</w:t>
+              <w:t xml:space="preserve">61,5</w:t>
+            </w:r>
+          </w:p>
+        </w:tc>
+        <w:tc>
+          <w:tcPr/>
+          <w:p>
+            <w:pPr>
+              <w:pStyle w:val="Compact"/>
+            </w:pPr>
+            <w:r>
+              <w:t xml:space="preserve">61,5</w:t>
             </w:r>
           </w:p>
         </w:tc>
@@ -3011,6 +3099,17 @@
               <w:pStyle w:val="Compact"/>
             </w:pPr>
             <w:r>
+              <w:t xml:space="preserve">1 140</w:t>
+            </w:r>
+          </w:p>
+        </w:tc>
+        <w:tc>
+          <w:tcPr/>
+          <w:p>
+            <w:pPr>
+              <w:pStyle w:val="Compact"/>
+            </w:pPr>
+            <w:r>
               <w:t xml:space="preserve">1 177</w:t>
             </w:r>
           </w:p>
@@ -3024,6 +3123,63 @@
               <w:pStyle w:val="Compact"/>
             </w:pPr>
             <w:r>
+              <w:t xml:space="preserve">Varv med &lt; 3 min reglering</w:t>
+            </w:r>
+          </w:p>
+        </w:tc>
+        <w:tc>
+          <w:tcPr/>
+          <w:p>
+            <w:pPr>
+              <w:pStyle w:val="Compact"/>
+            </w:pPr>
+            <w:r>
+              <w:t xml:space="preserve">1</w:t>
+            </w:r>
+          </w:p>
+        </w:tc>
+        <w:tc>
+          <w:tcPr/>
+          <w:p>
+            <w:pPr>
+              <w:pStyle w:val="Compact"/>
+            </w:pPr>
+            <w:r>
+              <w:t xml:space="preserve">8</w:t>
+            </w:r>
+          </w:p>
+        </w:tc>
+        <w:tc>
+          <w:tcPr/>
+          <w:p>
+            <w:pPr>
+              <w:pStyle w:val="Compact"/>
+            </w:pPr>
+            <w:r>
+              <w:t xml:space="preserve">1</w:t>
+            </w:r>
+          </w:p>
+        </w:tc>
+        <w:tc>
+          <w:tcPr/>
+          <w:p>
+            <w:pPr>
+              <w:pStyle w:val="Compact"/>
+            </w:pPr>
+            <w:r>
+              <w:t xml:space="preserve">1</w:t>
+            </w:r>
+          </w:p>
+        </w:tc>
+      </w:tr>
+      <w:tr>
+        <w:tc>
+          <w:tcPr/>
+          <w:p>
+            <w:pPr>
+              <w:pStyle w:val="Compact"/>
+            </w:pPr>
+            <w:r>
               <w:t xml:space="preserve">Längre restid för befintliga resenärer (resenärsminuter per vardag)</w:t>
             </w:r>
           </w:p>
@@ -3036,6 +3192,17 @@
             </w:pPr>
             <w:r>
               <w:t xml:space="preserve">–</w:t>
+            </w:r>
+          </w:p>
+        </w:tc>
+        <w:tc>
+          <w:tcPr/>
+          <w:p>
+            <w:pPr>
+              <w:pStyle w:val="Compact"/>
+            </w:pPr>
+            <w:r>
+              <w:t xml:space="preserve">9</w:t>
             </w:r>
           </w:p>
         </w:tc>
@@ -3074,7 +3241,7 @@
         <w:t xml:space="preserve"> </w:t>
       </w:r>
       <w:r>
-        <w:t xml:space="preserve">19–20 avgångar per vardag: de flyttar från gruppen</w:t>
+        <w:t xml:space="preserve">15–20 avgångar per vardag: de flyttar från gruppen</w:t>
       </w:r>
       <w:r>
         <w:t xml:space="preserve"> </w:t>
@@ -3117,7 +3284,7 @@
         <w:pStyle w:val="BodyText"/>
       </w:pPr>
       <w:r>
-        <w:t xml:space="preserve">Förlusten för befintliga resenärer är liten, cirka 8 resenärsminuter per vardag för paket A. Den ska vägas</w:t>
+        <w:t xml:space="preserve">Förlusten för befintliga resenärer är liten, under 10 resenärsminuter per vardag för paket A. Den ska vägas</w:t>
       </w:r>
       <w:r>
         <w:t xml:space="preserve"> </w:t>
@@ -3133,7 +3300,7 @@
       <w:r>
         <w:drawing>
           <wp:inline>
-            <wp:extent cx="5334000" cy="2744868"/>
+            <wp:extent cx="5334000" cy="3536532"/>
             <wp:effectExtent b="0" l="0" r="0" t="0"/>
             <wp:docPr descr="Omlopp, förslagspaket" title="" id="42" name="Picture"/>
             <a:graphic>
@@ -3154,7 +3321,7 @@
                   <pic:spPr bwMode="auto">
                     <a:xfrm>
                       <a:off x="0" y="0"/>
-                      <a:ext cx="5334000" cy="2744868"/>
+                      <a:ext cx="5334000" cy="3536532"/>
                     </a:xfrm>
                     <a:prstGeom prst="rect">
                       <a:avLst/>
@@ -3190,7 +3357,7 @@
           <w:i/>
           <w:iCs/>
         </w:rPr>
-        <w:t xml:space="preserve">Figur 8. Omlopp före och efter för paket A och B.</w:t>
+        <w:t xml:space="preserve">Figur 8. Omlopp före och efter för paket A, paket A robust och paket B.</w:t>
       </w:r>
     </w:p>
     <w:p>
@@ -3200,7 +3367,7 @@
       <w:r>
         <w:drawing>
           <wp:inline>
-            <wp:extent cx="5334000" cy="2673579"/>
+            <wp:extent cx="5334000" cy="2683565"/>
             <wp:effectExtent b="0" l="0" r="0" t="0"/>
             <wp:docPr descr="Systemeffekter" title="" id="45" name="Picture"/>
             <a:graphic>
@@ -3221,7 +3388,7 @@
                   <pic:spPr bwMode="auto">
                     <a:xfrm>
                       <a:off x="0" y="0"/>
-                      <a:ext cx="5334000" cy="2673579"/>
+                      <a:ext cx="5334000" cy="2683565"/>
                     </a:xfrm>
                     <a:prstGeom prst="rect">
                       <a:avLst/>
@@ -3640,7 +3807,7 @@
                 <w:b/>
                 <w:bCs/>
               </w:rPr>
-              <w:t xml:space="preserve">+217 000</w:t>
+              <w:t xml:space="preserve">+216 000</w:t>
             </w:r>
             <w:r>
               <w:t xml:space="preserve"> </w:t>
@@ -3657,7 +3824,7 @@
               <w:pStyle w:val="Compact"/>
             </w:pPr>
             <w:r>
-              <w:t xml:space="preserve">1 211 €/år</w:t>
+              <w:t xml:space="preserve">1 209 €/år</w:t>
             </w:r>
           </w:p>
         </w:tc>
@@ -3738,7 +3905,7 @@
               <w:pStyle w:val="Compact"/>
             </w:pPr>
             <w:r>
-              <w:t xml:space="preserve">1b + genomgående V/Ö</w:t>
+              <w:t xml:space="preserve">1b förlängd Norrgårdsvägen</w:t>
             </w:r>
           </w:p>
         </w:tc>
@@ -3760,7 +3927,7 @@
               <w:pStyle w:val="Compact"/>
             </w:pPr>
             <w:r>
-              <w:t xml:space="preserve">+10</w:t>
+              <w:t xml:space="preserve">+12</w:t>
             </w:r>
           </w:p>
         </w:tc>
@@ -3782,18 +3949,18 @@
               <w:pStyle w:val="Compact"/>
             </w:pPr>
             <w:r>
-              <w:t xml:space="preserve">+4 000 (3 500–5 800)</w:t>
-            </w:r>
-          </w:p>
-        </w:tc>
-        <w:tc>
-          <w:tcPr/>
-          <w:p>
-            <w:pPr>
-              <w:pStyle w:val="Compact"/>
-            </w:pPr>
-            <w:r>
-              <w:t xml:space="preserve">25 €/år</w:t>
+              <w:t xml:space="preserve">+4 600 (3 600–6 000)</w:t>
+            </w:r>
+          </w:p>
+        </w:tc>
+        <w:tc>
+          <w:tcPr/>
+          <w:p>
+            <w:pPr>
+              <w:pStyle w:val="Compact"/>
+            </w:pPr>
+            <w:r>
+              <w:t xml:space="preserve">26 €/år</w:t>
             </w:r>
           </w:p>
         </w:tc>
@@ -3990,7 +4157,7 @@
                 <w:b/>
                 <w:bCs/>
               </w:rPr>
-              <w:t xml:space="preserve">+2 000</w:t>
+              <w:t xml:space="preserve">+2 300</w:t>
             </w:r>
             <w:r>
               <w:t xml:space="preserve"> </w:t>
@@ -4008,6 +4175,74 @@
             </w:pPr>
             <w:r>
               <w:t xml:space="preserve">8 €/år</w:t>
+            </w:r>
+          </w:p>
+        </w:tc>
+      </w:tr>
+      <w:tr>
+        <w:tc>
+          <w:tcPr/>
+          <w:p>
+            <w:pPr>
+              <w:pStyle w:val="Compact"/>
+            </w:pPr>
+            <w:r>
+              <w:t xml:space="preserve">Paket A robust</w:t>
+            </w:r>
+          </w:p>
+        </w:tc>
+        <w:tc>
+          <w:tcPr/>
+          <w:p>
+            <w:pPr>
+              <w:pStyle w:val="Compact"/>
+            </w:pPr>
+            <w:r>
+              <w:t xml:space="preserve">0</w:t>
+            </w:r>
+          </w:p>
+        </w:tc>
+        <w:tc>
+          <w:tcPr/>
+          <w:p>
+            <w:pPr>
+              <w:pStyle w:val="Compact"/>
+            </w:pPr>
+            <w:r>
+              <w:t xml:space="preserve">+12</w:t>
+            </w:r>
+          </w:p>
+        </w:tc>
+        <w:tc>
+          <w:tcPr/>
+          <w:p>
+            <w:pPr>
+              <w:pStyle w:val="Compact"/>
+            </w:pPr>
+            <w:r>
+              <w:t xml:space="preserve">+850</w:t>
+            </w:r>
+          </w:p>
+        </w:tc>
+        <w:tc>
+          <w:tcPr/>
+          <w:p>
+            <w:pPr>
+              <w:pStyle w:val="Compact"/>
+            </w:pPr>
+            <w:r>
+              <w:t xml:space="preserve">+1 400 (1 100–1 800)</w:t>
+            </w:r>
+          </w:p>
+        </w:tc>
+        <w:tc>
+          <w:tcPr/>
+          <w:p>
+            <w:pPr>
+              <w:pStyle w:val="Compact"/>
+            </w:pPr>
+            <w:r>
+              <w:t xml:space="preserve">5 €/år</w:t>
             </w:r>
           </w:p>
         </w:tc>
@@ -4068,7 +4303,7 @@
                 <w:b/>
                 <w:bCs/>
               </w:rPr>
-              <w:t xml:space="preserve">+215 000</w:t>
+              <w:t xml:space="preserve">+214 000</w:t>
             </w:r>
             <w:r>
               <w:t xml:space="preserve"> </w:t>
@@ -4085,7 +4320,7 @@
               <w:pStyle w:val="Compact"/>
             </w:pPr>
             <w:r>
-              <w:t xml:space="preserve">772 €/år</w:t>
+              <w:t xml:space="preserve">771 €/år</w:t>
             </w:r>
           </w:p>
         </w:tc>
@@ -4118,7 +4353,7 @@
         <w:t xml:space="preserve"> </w:t>
       </w:r>
       <w:r>
-        <w:t xml:space="preserve">Driftkostnaden blir då cirka 157 000 euro per år, men reserven för fordonsbortfall minskar.</w:t>
+        <w:t xml:space="preserve">Driftkostnaden blir då cirka 156 000 euro per år, men reserven för fordonsbortfall minskar.</w:t>
       </w:r>
     </w:p>
     <w:p>
@@ -4172,7 +4407,7 @@
         <w:t xml:space="preserve"> </w:t>
       </w:r>
       <w:r>
-        <w:t xml:space="preserve">2,5–3,6 miljoner euro. Kostar vägförlängningen mindre än så är den billigare för samhället än att köra 1a med</w:t>
+        <w:t xml:space="preserve">2,4–3,6 miljoner euro. Kostar vägförlängningen mindre än så är den billigare för samhället än att köra 1a med</w:t>
       </w:r>
       <w:r>
         <w:t xml:space="preserve"> </w:t>
@@ -4188,7 +4423,7 @@
       <w:r>
         <w:drawing>
           <wp:inline>
-            <wp:extent cx="5334000" cy="2335012"/>
+            <wp:extent cx="5334000" cy="2291659"/>
             <wp:effectExtent b="0" l="0" r="0" t="0"/>
             <wp:docPr descr="Överslagskalkyl" title="" id="52" name="Picture"/>
             <a:graphic>
@@ -4209,7 +4444,7 @@
                   <pic:spPr bwMode="auto">
                     <a:xfrm>
                       <a:off x="0" y="0"/>
-                      <a:ext cx="5334000" cy="2335012"/>
+                      <a:ext cx="5334000" cy="2291659"/>
                     </a:xfrm>
                     <a:prstGeom prst="rect">
                       <a:avLst/>
@@ -4277,13 +4512,19 @@
         <w:t xml:space="preserve"> </w:t>
       </w:r>
       <w:r>
-        <w:t xml:space="preserve">Ingen linje kan förlängas mer än någon minut på egen hand. Längre förändringar kräver</w:t>
-      </w:r>
-      <w:r>
-        <w:t xml:space="preserve"> </w:t>
-      </w:r>
-      <w:r>
-        <w:t xml:space="preserve">att två linjer slås ihop till en genomgående linje, så att regleringen bara tas en gång per varv.</w:t>
+        <w:t xml:space="preserve">Ingen linje kan förlängas mer än någon minut om varje byte ska ha full reglering.</w:t>
+      </w:r>
+      <w:r>
+        <w:t xml:space="preserve"> </w:t>
+      </w:r>
+      <w:r>
+        <w:t xml:space="preserve">Eftersom bussarna redan växlar i paren S ↔ N och V ↔ Ö kan regleringen läggas vid det ena bytet i varvet.</w:t>
+      </w:r>
+      <w:r>
+        <w:t xml:space="preserve"> </w:t>
+      </w:r>
+      <w:r>
+        <w:t xml:space="preserve">Då frigörs upp till 2,5 minuter per tur för den andra linjen.</w:t>
       </w:r>
     </w:p>
     <w:p>
@@ -4305,19 +4546,19 @@
         <w:t xml:space="preserve"> </w:t>
       </w:r>
       <w:r>
-        <w:t xml:space="preserve">bör trafikeras enligt 1b. Det förutsätter att Norrgårdsvägen förlängs och att linje V</w:t>
-      </w:r>
-      <w:r>
-        <w:t xml:space="preserve"> </w:t>
-      </w:r>
-      <w:r>
-        <w:t xml:space="preserve">och Ö körs som genomgående linje i centrum. Variant 1a ryms inte och kostar cirka 220 000 euro per år.</w:t>
-      </w:r>
-      <w:r>
-        <w:t xml:space="preserve"> </w:t>
-      </w:r>
-      <w:r>
-        <w:t xml:space="preserve">Ett utbud med bara 8 turer på oregelbundna tider rekommenderas inte.</w:t>
+        <w:t xml:space="preserve">bör trafikeras enligt 1b. Det förutsätter att Norrgårdsvägen förlängs. Variant 1a</w:t>
+      </w:r>
+      <w:r>
+        <w:t xml:space="preserve"> </w:t>
+      </w:r>
+      <w:r>
+        <w:t xml:space="preserve">ryms inte och kostar cirka 216 000 euro per år. Ett utbud med bara 8 turer på oregelbundna tider</w:t>
+      </w:r>
+      <w:r>
+        <w:t xml:space="preserve"> </w:t>
+      </w:r>
+      <w:r>
+        <w:t xml:space="preserve">rekommenderas inte.</w:t>
       </w:r>
     </w:p>
     <w:p>
@@ -4333,19 +4574,19 @@
           <w:b/>
           <w:bCs/>
         </w:rPr>
-        <w:t xml:space="preserve">N2 på linje Ö</w:t>
-      </w:r>
-      <w:r>
-        <w:t xml:space="preserve"> </w:t>
-      </w:r>
-      <w:r>
-        <w:t xml:space="preserve">rekommenderas. Skolturen 08:20 kör förbi N2, eller trafikerar den genom att bussen</w:t>
-      </w:r>
-      <w:r>
-        <w:t xml:space="preserve"> </w:t>
-      </w:r>
-      <w:r>
-        <w:t xml:space="preserve">fortsätter som linje V.</w:t>
+        <w:t xml:space="preserve">Robusthet:</w:t>
+      </w:r>
+      <w:r>
+        <w:t xml:space="preserve"> </w:t>
+      </w:r>
+      <w:r>
+        <w:t xml:space="preserve">börja med den robusta varianten av 1b, 15 av 20 turer, tills körtiderna kring Ö:s</w:t>
+      </w:r>
+      <w:r>
+        <w:t xml:space="preserve"> </w:t>
+      </w:r>
+      <w:r>
+        <w:t xml:space="preserve">skolturer har stämts av mot verkliga körtider.</w:t>
       </w:r>
     </w:p>
     <w:p>
@@ -4361,25 +4602,13 @@
           <w:b/>
           <w:bCs/>
         </w:rPr>
-        <w:t xml:space="preserve">Linje N via Bo-Bil</w:t>
-      </w:r>
-      <w:r>
-        <w:t xml:space="preserve"> </w:t>
-      </w:r>
-      <w:r>
-        <w:t xml:space="preserve">rekommenderas. Förslaget är körtidsneutralt men ger jämnare körtid och fler</w:t>
-      </w:r>
-      <w:r>
-        <w:t xml:space="preserve"> </w:t>
-      </w:r>
-      <w:r>
-        <w:t xml:space="preserve">avgångar vid Bo-Bil. Förlusten vid Vikingagränd (23 invånare) bör vägas in, och den kan mildras med</w:t>
-      </w:r>
-      <w:r>
-        <w:t xml:space="preserve"> </w:t>
-      </w:r>
-      <w:r>
-        <w:t xml:space="preserve">hållplatsen N3 söder om Maxinge från kapitel 3.</w:t>
+        <w:t xml:space="preserve">N2 på linje Ö</w:t>
+      </w:r>
+      <w:r>
+        <w:t xml:space="preserve"> </w:t>
+      </w:r>
+      <w:r>
+        <w:t xml:space="preserve">rekommenderas och ryms med alla turer.</w:t>
       </w:r>
     </w:p>
     <w:p>
@@ -4395,19 +4624,53 @@
           <w:b/>
           <w:bCs/>
         </w:rPr>
+        <w:t xml:space="preserve">Linje N via Bo-Bil</w:t>
+      </w:r>
+      <w:r>
+        <w:t xml:space="preserve"> </w:t>
+      </w:r>
+      <w:r>
+        <w:t xml:space="preserve">rekommenderas. Förslaget är körtidsneutralt men ger jämnare körtid och fler</w:t>
+      </w:r>
+      <w:r>
+        <w:t xml:space="preserve"> </w:t>
+      </w:r>
+      <w:r>
+        <w:t xml:space="preserve">avgångar vid Bo-Bil. Förlusten vid Vikingagränd (23 invånare) bör vägas in, och den kan mildras med</w:t>
+      </w:r>
+      <w:r>
+        <w:t xml:space="preserve"> </w:t>
+      </w:r>
+      <w:r>
+        <w:t xml:space="preserve">hållplatsen N3 söder om Maxinge från kapitel 3.</w:t>
+      </w:r>
+    </w:p>
+    <w:p>
+      <w:pPr>
+        <w:pStyle w:val="Compact"/>
+        <w:numPr>
+          <w:ilvl w:val="0"/>
+          <w:numId w:val="1016"/>
+        </w:numPr>
+      </w:pPr>
+      <w:r>
+        <w:rPr>
+          <w:b/>
+          <w:bCs/>
+        </w:rPr>
         <w:t xml:space="preserve">Paket A</w:t>
       </w:r>
       <w:r>
         <w:t xml:space="preserve"> </w:t>
       </w:r>
       <w:r>
-        <w:t xml:space="preserve">ger 278 invånare bättre tillgänglighet, med fem bussar och oförändrad driftkostnad (+2 000</w:t>
-      </w:r>
-      <w:r>
-        <w:t xml:space="preserve"> </w:t>
-      </w:r>
-      <w:r>
-        <w:t xml:space="preserve">euro per år) utöver investeringar i två hållplatser och vägförlängningen.</w:t>
+        <w:t xml:space="preserve">ger 278 invånare bättre tillgänglighet, med fem bussar och praktiskt taget oförändrad driftkostnad (cirka</w:t>
+      </w:r>
+      <w:r>
+        <w:t xml:space="preserve"> </w:t>
+      </w:r>
+      <w:r>
+        <w:t xml:space="preserve">+2 300 euro per år) utöver investeringar i två hållplatser och vägförlängningen.</w:t>
       </w:r>
     </w:p>
     <w:bookmarkEnd w:id="55"/>
@@ -4439,13 +4702,13 @@
         <w:t xml:space="preserve"> </w:t>
       </w:r>
       <w:r>
-        <w:t xml:space="preserve">är härledda ur tidtabellen. Förarnas raster och operatörens faktiska omloppsplaner ingår inte</w:t>
-      </w:r>
-      <w:r>
-        <w:t xml:space="preserve"> </w:t>
-      </w:r>
-      <w:r>
-        <w:t xml:space="preserve">och behöver stämmas av.</w:t>
+        <w:t xml:space="preserve">är härledda ur tidtabellen med beställarens norm för linjebyten (S ↔ N, Ö ↔ V). Förarnas raster</w:t>
+      </w:r>
+      <w:r>
+        <w:t xml:space="preserve"> </w:t>
+      </w:r>
+      <w:r>
+        <w:t xml:space="preserve">och operatörens faktiska omloppsplaner ingår inte och behöver stämmas av.</w:t>
       </w:r>
     </w:p>
     <w:p>
@@ -4495,19 +4758,40 @@
           <w:b/>
           <w:bCs/>
         </w:rPr>
-        <w:t xml:space="preserve">Hållplatslägena</w:t>
-      </w:r>
-      <w:r>
-        <w:t xml:space="preserve"> </w:t>
-      </w:r>
-      <w:r>
-        <w:t xml:space="preserve">för Möckelö Strand och N2 är indikativa. Befolkningen är jämnt fördelad inom varje</w:t>
-      </w:r>
-      <w:r>
-        <w:t xml:space="preserve"> </w:t>
-      </w:r>
-      <w:r>
-        <w:t xml:space="preserve">1 km-ruta, så antalet invånare som får täckning beror på det exakta läget.</w:t>
+        <w:t xml:space="preserve">Vägdragningen</w:t>
+      </w:r>
+      <w:r>
+        <w:t xml:space="preserve"> </w:t>
+      </w:r>
+      <w:r>
+        <w:t xml:space="preserve">längs gatunätet (OSRM) kunde inte hämtas i analysmiljön, så linjerna är ritade som raka</w:t>
+      </w:r>
+      <w:r>
+        <w:t xml:space="preserve"> </w:t>
+      </w:r>
+      <w:r>
+        <w:t xml:space="preserve">streck. När</w:t>
+      </w:r>
+      <w:r>
+        <w:t xml:space="preserve"> </w:t>
+      </w:r>
+      <w:r>
+        <w:rPr>
+          <w:rStyle w:val="VerbatimChar"/>
+        </w:rPr>
+        <w:t xml:space="preserve">python src/kor_alla.py</w:t>
+      </w:r>
+      <w:r>
+        <w:t xml:space="preserve"> </w:t>
+      </w:r>
+      <w:r>
+        <w:t xml:space="preserve">körs med nätåtkomst ruttas både dagens linjer och förslagens nya</w:t>
+      </w:r>
+      <w:r>
+        <w:t xml:space="preserve"> </w:t>
+      </w:r>
+      <w:r>
+        <w:t xml:space="preserve">delsträckor. OSRM:s körtider för de nya delsträckorna redovisas då för kontroll.</w:t>
       </w:r>
     </w:p>
     <w:p>
@@ -4523,13 +4807,19 @@
           <w:b/>
           <w:bCs/>
         </w:rPr>
-        <w:t xml:space="preserve">Påstigande och resenärseffekter</w:t>
-      </w:r>
-      <w:r>
-        <w:t xml:space="preserve"> </w:t>
-      </w:r>
-      <w:r>
-        <w:t xml:space="preserve">bygger på sommardata och bör räknas om med terminsdata.</w:t>
+        <w:t xml:space="preserve">Hållplatslägena</w:t>
+      </w:r>
+      <w:r>
+        <w:t xml:space="preserve"> </w:t>
+      </w:r>
+      <w:r>
+        <w:t xml:space="preserve">för Möckelö Strand och N2 är indikativa. Befolkningen är jämnt fördelad inom varje</w:t>
+      </w:r>
+      <w:r>
+        <w:t xml:space="preserve"> </w:t>
+      </w:r>
+      <w:r>
+        <w:t xml:space="preserve">1 km-ruta, så antalet invånare som får täckning beror på det exakta läget.</w:t>
       </w:r>
     </w:p>
     <w:p>
@@ -4545,13 +4835,13 @@
           <w:b/>
           <w:bCs/>
         </w:rPr>
-        <w:t xml:space="preserve">Enhetskostnaderna</w:t>
-      </w:r>
-      <w:r>
-        <w:t xml:space="preserve"> </w:t>
-      </w:r>
-      <w:r>
-        <w:t xml:space="preserve">är schablonvärden och bör ersättas med avtalspriser.</w:t>
+        <w:t xml:space="preserve">Påstigande och resenärseffekter</w:t>
+      </w:r>
+      <w:r>
+        <w:t xml:space="preserve"> </w:t>
+      </w:r>
+      <w:r>
+        <w:t xml:space="preserve">bygger på sommardata och bör räknas om med terminsdata.</w:t>
       </w:r>
     </w:p>
     <w:p>
@@ -4567,19 +4857,41 @@
           <w:b/>
           <w:bCs/>
         </w:rPr>
+        <w:t xml:space="preserve">Enhetskostnaderna</w:t>
+      </w:r>
+      <w:r>
+        <w:t xml:space="preserve"> </w:t>
+      </w:r>
+      <w:r>
+        <w:t xml:space="preserve">är schablonvärden och bör ersättas med avtalspriser.</w:t>
+      </w:r>
+    </w:p>
+    <w:p>
+      <w:pPr>
+        <w:pStyle w:val="Compact"/>
+        <w:numPr>
+          <w:ilvl w:val="0"/>
+          <w:numId w:val="1017"/>
+        </w:numPr>
+      </w:pPr>
+      <w:r>
+        <w:rPr>
+          <w:b/>
+          <w:bCs/>
+        </w:rPr>
         <w:t xml:space="preserve">Fortsatt arbete:</w:t>
       </w:r>
       <w:r>
         <w:t xml:space="preserve"> </w:t>
       </w:r>
       <w:r>
-        <w:t xml:space="preserve">pröva genomgående N/S för områdena kring linje N (Lillåkersvägen och Örtvägen) och</w:t>
-      </w:r>
-      <w:r>
-        <w:t xml:space="preserve"> </w:t>
-      </w:r>
-      <w:r>
-        <w:t xml:space="preserve">en omläggning av linje N och Ö i nordost.</w:t>
+        <w:t xml:space="preserve">pröva reglering vid bytet N → S för områdena kring linje N (Lillåkersvägen och</w:t>
+      </w:r>
+      <w:r>
+        <w:t xml:space="preserve"> </w:t>
+      </w:r>
+      <w:r>
+        <w:t xml:space="preserve">Örtvägen) och en omläggning av linje N och Ö i nordost.</w:t>
       </w:r>
     </w:p>
     <w:bookmarkEnd w:id="56"/>
@@ -4732,7 +5044,7 @@
               <w:pStyle w:val="Compact"/>
             </w:pPr>
             <w:r>
-              <w:t xml:space="preserve">Nya och ändrade hållplatser, linjer i paketet (bl.a. genomgående V/Ö), förändrad tillgänglighet</w:t>
+              <w:t xml:space="preserve">Nya och ändrade hållplatser, linjer i paketet, förändrad tillgänglighet</w:t>
             </w:r>
           </w:p>
         </w:tc>
@@ -4756,7 +5068,7 @@
               <w:pStyle w:val="Compact"/>
             </w:pPr>
             <w:r>
-              <w:t xml:space="preserve">Ny hållplats, schematisk körväg, linjen efter förslaget, förändrad tillgänglighet</w:t>
+              <w:t xml:space="preserve">Ny hållplats, körväg, linjen efter förslaget, förändrad tillgänglighet</w:t>
             </w:r>
           </w:p>
         </w:tc>
@@ -4809,7 +5121,54 @@
           </w:p>
         </w:tc>
       </w:tr>
+      <w:tr>
+        <w:tc>
+          <w:tcPr/>
+          <w:p>
+            <w:pPr>
+              <w:pStyle w:val="Compact"/>
+            </w:pPr>
+            <w:r>
+              <w:t xml:space="preserve">Bakgrund</w:t>
+            </w:r>
+          </w:p>
+        </w:tc>
+        <w:tc>
+          <w:tcPr/>
+          <w:p>
+            <w:pPr>
+              <w:pStyle w:val="Compact"/>
+            </w:pPr>
+            <w:r>
+              <w:t xml:space="preserve">Stadslinjerna i dag med vägdragning (förskjutna där de delar gata), hållplatser, befolkningsrutor, land</w:t>
+            </w:r>
+          </w:p>
+        </w:tc>
+      </w:tr>
     </w:tbl>
+    <w:p>
+      <w:pPr>
+        <w:pStyle w:val="BodyText"/>
+      </w:pPr>
+      <w:r>
+        <w:t xml:space="preserve">Vägdragningen i lagren följer gatunätet när den har hämtats från OSRM, annars raka streck. Fältet</w:t>
+      </w:r>
+      <w:r>
+        <w:t xml:space="preserve"> </w:t>
+      </w:r>
+      <w:r>
+        <w:rPr>
+          <w:rStyle w:val="VerbatimChar"/>
+        </w:rPr>
+        <w:t xml:space="preserve">vagdragning</w:t>
+      </w:r>
+      <w:r>
+        <w:t xml:space="preserve"> </w:t>
+      </w:r>
+      <w:r>
+        <w:t xml:space="preserve">anger vilket.</w:t>
+      </w:r>
+    </w:p>
     <w:bookmarkEnd w:id="57"/>
     <w:bookmarkEnd w:id="58"/>
     <w:sectPr>

--- a/rapport/PM_linjeforslag.docx
+++ b/rapport/PM_linjeforslag.docx
@@ -5151,7 +5151,7 @@
         <w:pStyle w:val="BodyText"/>
       </w:pPr>
       <w:r>
-        <w:t xml:space="preserve">Vägdragningen i lagren följer gatunätet när den har hämtats från OSRM, annars raka streck. Fältet</w:t>
+        <w:t xml:space="preserve">Linjerna levereras som raka streck. Vägdragningen längs gatunätet hämtas genom att köra</w:t>
       </w:r>
       <w:r>
         <w:t xml:space="preserve"> </w:t>
@@ -5160,13 +5160,56 @@
         <w:rPr>
           <w:rStyle w:val="VerbatimChar"/>
         </w:rPr>
+        <w:t xml:space="preserve">output/gis/rutta_med_osrm.py</w:t>
+      </w:r>
+      <w:r>
+        <w:t xml:space="preserve"> </w:t>
+      </w:r>
+      <w:r>
+        <w:t xml:space="preserve">i QGIS Python-konsol på en dator med internet. Skriptet ruttar varje</w:t>
+      </w:r>
+      <w:r>
+        <w:t xml:space="preserve"> </w:t>
+      </w:r>
+      <w:r>
+        <w:t xml:space="preserve">hållplatssegment med OSRM och uppdaterar linjerna i</w:t>
+      </w:r>
+      <w:r>
+        <w:t xml:space="preserve"> </w:t>
+      </w:r>
+      <w:r>
+        <w:rPr>
+          <w:i/>
+          <w:iCs/>
+        </w:rPr>
+        <w:t xml:space="preserve">Bakgrund</w:t>
+      </w:r>
+      <w:r>
+        <w:t xml:space="preserve"> </w:t>
+      </w:r>
+      <w:r>
+        <w:t xml:space="preserve">och i förslagsgrupperna, inklusive</w:t>
+      </w:r>
+      <w:r>
+        <w:t xml:space="preserve"> </w:t>
+      </w:r>
+      <w:r>
+        <w:t xml:space="preserve">förskjutningen där linjer delar gata. Fältet</w:t>
+      </w:r>
+      <w:r>
+        <w:t xml:space="preserve"> </w:t>
+      </w:r>
+      <w:r>
+        <w:rPr>
+          <w:rStyle w:val="VerbatimChar"/>
+        </w:rPr>
         <w:t xml:space="preserve">vagdragning</w:t>
       </w:r>
       <w:r>
         <w:t xml:space="preserve"> </w:t>
       </w:r>
       <w:r>
-        <w:t xml:space="preserve">anger vilket.</w:t>
+        <w:t xml:space="preserve">anger om en linje är ruttad.</w:t>
       </w:r>
     </w:p>
     <w:bookmarkEnd w:id="57"/>

--- a/rapport/PM_linjeforslag.docx
+++ b/rapport/PM_linjeforslag.docx
@@ -28,7 +28,7 @@
         </w:p>
       </w:sdtContent>
     </w:sdt>
-    <w:bookmarkStart w:id="58" w:name="X6f712b0fec16aeb876f3dc4d41bd1098792b42b"/>
+    <w:bookmarkStart w:id="65" w:name="X6f712b0fec16aeb876f3dc4d41bd1098792b42b"/>
     <w:p>
       <w:pPr>
         <w:pStyle w:val="Heading1"/>
@@ -101,7 +101,20 @@
         <w:pStyle w:val="FirstParagraph"/>
       </w:pPr>
       <w:r>
-        <w:t xml:space="preserve">PM:et redovisar fyra linjeförslag som beställaren valde ut efter granskningen av Fas A:</w:t>
+        <w:t xml:space="preserve">PM:et redovisar fem linjeförslag. Förslagen har prövats</w:t>
+      </w:r>
+      <w:r>
+        <w:t xml:space="preserve"> </w:t>
+      </w:r>
+      <w:r>
+        <w:rPr>
+          <w:b/>
+          <w:bCs/>
+        </w:rPr>
+        <w:t xml:space="preserve">var för sig</w:t>
+      </w:r>
+      <w:r>
+        <w:t xml:space="preserve">:</w:t>
       </w:r>
     </w:p>
     <w:p>
@@ -123,7 +136,7 @@
         <w:t xml:space="preserve"> </w:t>
       </w:r>
       <w:r>
-        <w:t xml:space="preserve">linje V till en ny hållplats i Möckelö Strand via dagens gator;</w:t>
+        <w:t xml:space="preserve">linje V till en ny hållplats i Möckelö Strand via dagens vägar;</w:t>
       </w:r>
     </w:p>
     <w:p>
@@ -145,7 +158,7 @@
         <w:t xml:space="preserve"> </w:t>
       </w:r>
       <w:r>
-        <w:t xml:space="preserve">samma förslag via en förlängd Norrgårdsvägen;</w:t>
+        <w:t xml:space="preserve">samma hållplats via en förlängd Norrgårdsvägen;</w:t>
       </w:r>
     </w:p>
     <w:p>
@@ -189,7 +202,29 @@
         <w:t xml:space="preserve"> </w:t>
       </w:r>
       <w:r>
-        <w:t xml:space="preserve">linje N via Bo-Bil i stället för Vikingagränd.</w:t>
+        <w:t xml:space="preserve">linje N via Bo-Bil i stället för Vikingagränd;</w:t>
+      </w:r>
+    </w:p>
+    <w:p>
+      <w:pPr>
+        <w:pStyle w:val="Compact"/>
+        <w:numPr>
+          <w:ilvl w:val="0"/>
+          <w:numId w:val="1001"/>
+        </w:numPr>
+      </w:pPr>
+      <w:r>
+        <w:rPr>
+          <w:b/>
+          <w:bCs/>
+        </w:rPr>
+        <w:t xml:space="preserve">4:</w:t>
+      </w:r>
+      <w:r>
+        <w:t xml:space="preserve"> </w:t>
+      </w:r>
+      <w:r>
+        <w:t xml:space="preserve">linje V till flygplatsen.</w:t>
       </w:r>
     </w:p>
     <w:p>
@@ -203,13 +238,7 @@
         <w:t xml:space="preserve"> </w:t>
       </w:r>
       <w:r>
-        <w:t xml:space="preserve">Omloppen följer förarnas norm att byta linje i centrum, Syd ↔ Norr (S ↔ N) och Öst ↔ Väst (Ö ↔ V). Förslagen</w:t>
-      </w:r>
-      <w:r>
-        <w:t xml:space="preserve"> </w:t>
-      </w:r>
-      <w:r>
-        <w:t xml:space="preserve">har också sammanställts i två paket: paket A med 1b, 2 och 3, och paket B med 1a, 2 och 3.</w:t>
+        <w:t xml:space="preserve">Omloppen följer förarnas norm att byta linje i centrum, Syd ↔ Norr (S ↔ N) och Öst ↔ Väst (Ö ↔ V).</w:t>
       </w:r>
     </w:p>
     <w:p>
@@ -217,13 +246,31 @@
         <w:pStyle w:val="BodyText"/>
       </w:pPr>
       <w:r>
-        <w:t xml:space="preserve">Stadstrafiken körs i dag med fem bussar. Två bussar växlar mellan S och N, två mellan V och Ö, och en kör</w:t>
-      </w:r>
-      <w:r>
-        <w:t xml:space="preserve"> </w:t>
-      </w:r>
-      <w:r>
-        <w:t xml:space="preserve">linje J. Marginalerna är små: bussen har 3 minuter vid bytet V → Ö och 7 minuter vid bytet Ö → V.</w:t>
+        <w:t xml:space="preserve">Stadstrafiken körs i dag med fem bussar. Marginalerna är små: efter en V-tur har bussen 3 minuter innan den</w:t>
+      </w:r>
+      <w:r>
+        <w:t xml:space="preserve"> </w:t>
+      </w:r>
+      <w:r>
+        <w:t xml:space="preserve">fortsätter som linje Ö, och efter en Ö-tur 7 minuter. En V-tur kan därför inte förlängas utan åtgärder. Bussen</w:t>
+      </w:r>
+      <w:r>
+        <w:t xml:space="preserve"> </w:t>
+      </w:r>
+      <w:r>
+        <w:t xml:space="preserve">som kör linje V fortsätter redan i dag som linje Ö, så de två linjerna kan slås ihop till en genomgående linje.</w:t>
+      </w:r>
+      <w:r>
+        <w:t xml:space="preserve"> </w:t>
+      </w:r>
+      <w:r>
+        <w:t xml:space="preserve">Bussen fortsätter då efter en halv minut, och Ö får avgå upp till 2 minuter efter pulsen. Det frigör 4,5 minuter</w:t>
+      </w:r>
+      <w:r>
+        <w:t xml:space="preserve"> </w:t>
+      </w:r>
+      <w:r>
+        <w:t xml:space="preserve">per V-tur i rusningstid.</w:t>
       </w:r>
     </w:p>
     <w:p>
@@ -239,41 +286,38 @@
           <w:b/>
           <w:bCs/>
         </w:rPr>
-        <w:t xml:space="preserve">1a (dagens gator):</w:t>
-      </w:r>
-      <w:r>
-        <w:t xml:space="preserve"> </w:t>
-      </w:r>
-      <w:r>
-        <w:t xml:space="preserve">omvägen tar 6,5 minuter per tur. Det ryms inte i omloppen. Alla turer kräver en</w:t>
-      </w:r>
-      <w:r>
-        <w:t xml:space="preserve"> </w:t>
-      </w:r>
-      <w:r>
-        <w:t xml:space="preserve">sjätte buss, och driftkostnaden ökar med cirka</w:t>
-      </w:r>
-      <w:r>
-        <w:t xml:space="preserve"> </w:t>
-      </w:r>
-      <w:r>
-        <w:rPr>
-          <w:b/>
-          <w:bCs/>
-        </w:rPr>
-        <w:t xml:space="preserve">216 000 euro per år</w:t>
-      </w:r>
-      <w:r>
-        <w:t xml:space="preserve"> </w:t>
-      </w:r>
-      <w:r>
-        <w:t xml:space="preserve">(176 000–259 000). Utan extra buss</w:t>
-      </w:r>
-      <w:r>
-        <w:t xml:space="preserve"> </w:t>
-      </w:r>
-      <w:r>
-        <w:t xml:space="preserve">ryms bara 8 av 20 turer, och de går på oregelbundna tider.</w:t>
+        <w:t xml:space="preserve">1a (dagens vägar, +4,5 min per tur):</w:t>
+      </w:r>
+      <w:r>
+        <w:t xml:space="preserve"> </w:t>
+      </w:r>
+      <w:r>
+        <w:t xml:space="preserve">med dagens tidtabell ryms 9 av 20 turer; alla turer kräver en sjätte</w:t>
+      </w:r>
+      <w:r>
+        <w:t xml:space="preserve"> </w:t>
+      </w:r>
+      <w:r>
+        <w:t xml:space="preserve">buss (cirka 216 000 euro per år). Med V och Ö sammanslagna ryms</w:t>
+      </w:r>
+      <w:r>
+        <w:t xml:space="preserve"> </w:t>
+      </w:r>
+      <w:r>
+        <w:rPr>
+          <w:b/>
+          <w:bCs/>
+        </w:rPr>
+        <w:t xml:space="preserve">17 av 20 turer med fem bussar</w:t>
+      </w:r>
+      <w:r>
+        <w:t xml:space="preserve">, för cirka</w:t>
+      </w:r>
+      <w:r>
+        <w:t xml:space="preserve"> </w:t>
+      </w:r>
+      <w:r>
+        <w:t xml:space="preserve">12 000 euro per år. Möckelö Strand ny kan alltså trafikeras redan med dagens vägar.</w:t>
       </w:r>
     </w:p>
     <w:p>
@@ -289,31 +333,25 @@
           <w:b/>
           <w:bCs/>
         </w:rPr>
-        <w:t xml:space="preserve">1b (förlängd Norrgårdsvägen):</w:t>
-      </w:r>
-      <w:r>
-        <w:t xml:space="preserve"> </w:t>
-      </w:r>
-      <w:r>
-        <w:t xml:space="preserve">omvägen tar 2,5 minuter per tur. Förslaget ryms med alla 20 turer.</w:t>
-      </w:r>
-      <w:r>
-        <w:t xml:space="preserve"> </w:t>
-      </w:r>
-      <w:r>
-        <w:t xml:space="preserve">Bytet V → Ö blir 0,5 minut, och regleringen tas vid bytet Ö → V. Kring Ö:s skolturer blir regleringen då</w:t>
-      </w:r>
-      <w:r>
-        <w:t xml:space="preserve"> </w:t>
-      </w:r>
-      <w:r>
-        <w:t xml:space="preserve">kortare än 3 minuter per varv. En robust variant trafikerar Möckelö Strand med 15 av 20 turer.</w:t>
-      </w:r>
-      <w:r>
-        <w:t xml:space="preserve"> </w:t>
-      </w:r>
-      <w:r>
-        <w:t xml:space="preserve">Driftkostnaden ökar med cirka 4 600 euro per år, enbart genom fler kilometer.</w:t>
+        <w:t xml:space="preserve">1b (förlängd Norrgårdsvägen, +2,5 min per tur):</w:t>
+      </w:r>
+      <w:r>
+        <w:t xml:space="preserve"> </w:t>
+      </w:r>
+      <w:r>
+        <w:t xml:space="preserve">bussen kör en slinga – förlängningen till den nya</w:t>
+      </w:r>
+      <w:r>
+        <w:t xml:space="preserve"> </w:t>
+      </w:r>
+      <w:r>
+        <w:t xml:space="preserve">hållplatsen (1 minut) och den befintliga vägen tillbaka till Norrgårdsvägen (2 minuter). Alla 20 turer ryms,</w:t>
+      </w:r>
+      <w:r>
+        <w:t xml:space="preserve"> </w:t>
+      </w:r>
+      <w:r>
+        <w:t xml:space="preserve">för cirka 8 000 euro per år.</w:t>
       </w:r>
     </w:p>
     <w:p>
@@ -335,7 +373,7 @@
         <w:t xml:space="preserve"> </w:t>
       </w:r>
       <w:r>
-        <w:t xml:space="preserve">hållplatsen ryms med alla 20 turer och ger 55 invånare en hållplats inom 400 m.</w:t>
+        <w:t xml:space="preserve">ryms med alla 20 turer. 55 invånare får en hållplats inom 400 m.</w:t>
       </w:r>
     </w:p>
     <w:p>
@@ -357,13 +395,7 @@
         <w:t xml:space="preserve"> </w:t>
       </w:r>
       <w:r>
-        <w:t xml:space="preserve">förslaget är i praktiken körtidsneutralt. Vägen blir kortare, men Bo-Bil blir</w:t>
-      </w:r>
-      <w:r>
-        <w:t xml:space="preserve"> </w:t>
-      </w:r>
-      <w:r>
-        <w:t xml:space="preserve">ett nytt verkligt uppehåll, och förslaget ryms. Cirka 45 invånare får minst 30 avgångar per vardag, medan</w:t>
+        <w:t xml:space="preserve">körtidsneutralt och ryms. 44 invånare får minst 30 avgångar per vardag, medan</w:t>
       </w:r>
       <w:r>
         <w:t xml:space="preserve"> </w:t>
@@ -374,79 +406,141 @@
     </w:p>
     <w:p>
       <w:pPr>
+        <w:pStyle w:val="Compact"/>
+        <w:numPr>
+          <w:ilvl w:val="0"/>
+          <w:numId w:val="1002"/>
+        </w:numPr>
+      </w:pPr>
+      <w:r>
+        <w:rPr>
+          <w:b/>
+          <w:bCs/>
+        </w:rPr>
+        <w:t xml:space="preserve">4 (flygplatsen, +4 min per tur):</w:t>
+      </w:r>
+    </w:p>
+    <w:p>
+      <w:pPr>
+        <w:pStyle w:val="Compact"/>
+        <w:numPr>
+          <w:ilvl w:val="1"/>
+          <w:numId w:val="1003"/>
+        </w:numPr>
+      </w:pPr>
+      <w:r>
+        <w:rPr>
+          <w:b/>
+          <w:bCs/>
+        </w:rPr>
+        <w:t xml:space="preserve">dagens tidtabell:</w:t>
+      </w:r>
+      <w:r>
+        <w:t xml:space="preserve"> </w:t>
+      </w:r>
+      <w:r>
+        <w:t xml:space="preserve">alla turer kräver en sjätte buss;</w:t>
+      </w:r>
+    </w:p>
+    <w:p>
+      <w:pPr>
+        <w:pStyle w:val="Compact"/>
+        <w:numPr>
+          <w:ilvl w:val="1"/>
+          <w:numId w:val="1003"/>
+        </w:numPr>
+      </w:pPr>
+      <w:r>
+        <w:rPr>
+          <w:b/>
+          <w:bCs/>
+        </w:rPr>
+        <w:t xml:space="preserve">V och Ö sammanslagna:</w:t>
+      </w:r>
+      <w:r>
+        <w:t xml:space="preserve"> </w:t>
+      </w:r>
+      <w:r>
+        <w:t xml:space="preserve">19 av 20 turer ryms;</w:t>
+      </w:r>
+    </w:p>
+    <w:p>
+      <w:pPr>
+        <w:pStyle w:val="Compact"/>
+        <w:numPr>
+          <w:ilvl w:val="1"/>
+          <w:numId w:val="1003"/>
+        </w:numPr>
+      </w:pPr>
+      <w:r>
+        <w:rPr>
+          <w:b/>
+          <w:bCs/>
+        </w:rPr>
+        <w:t xml:space="preserve">Solberget indragen på linje Ö dessutom:</w:t>
+      </w:r>
+      <w:r>
+        <w:t xml:space="preserve"> </w:t>
+      </w:r>
+      <w:r>
+        <w:t xml:space="preserve">alla 20 turer ryms;</w:t>
+      </w:r>
+    </w:p>
+    <w:p>
+      <w:pPr>
+        <w:pStyle w:val="Compact"/>
+        <w:numPr>
+          <w:ilvl w:val="1"/>
+          <w:numId w:val="1003"/>
+        </w:numPr>
+      </w:pPr>
+      <w:r>
+        <w:rPr>
+          <w:b/>
+          <w:bCs/>
+        </w:rPr>
+        <w:t xml:space="preserve">Y-versionen</w:t>
+      </w:r>
+      <w:r>
+        <w:t xml:space="preserve">, bara de 8 V-turer som behövs för flygen 11:00 och 17:10: ryms helt, och lika robust som</w:t>
+      </w:r>
+      <w:r>
+        <w:t xml:space="preserve"> </w:t>
+      </w:r>
+      <w:r>
+        <w:t xml:space="preserve">i dag, med V och Ö sammanslagna och Solberget indragen.</w:t>
+      </w:r>
+    </w:p>
+    <w:p>
+      <w:pPr>
+        <w:pStyle w:val="Compact"/>
+        <w:numPr>
+          <w:ilvl w:val="0"/>
+          <w:numId w:val="1000"/>
+        </w:numPr>
+      </w:pPr>
+      <w:r>
+        <w:t xml:space="preserve">Indragningen av Solberget innebär att 42 invånare förlorar sin hållplats inom 400 m.</w:t>
+      </w:r>
+    </w:p>
+    <w:p>
+      <w:pPr>
         <w:pStyle w:val="FirstParagraph"/>
       </w:pPr>
       <w:r>
-        <w:rPr>
-          <w:b/>
-          <w:bCs/>
-        </w:rPr>
-        <w:t xml:space="preserve">Paket A</w:t>
-      </w:r>
-      <w:r>
-        <w:t xml:space="preserve"> </w:t>
-      </w:r>
-      <w:r>
-        <w:t xml:space="preserve">ger 278 invånare i Mariehamn bättre tillgänglighet och 24 sämre, med samma fem bussar och en</w:t>
-      </w:r>
-      <w:r>
-        <w:t xml:space="preserve"> </w:t>
-      </w:r>
-      <w:r>
-        <w:t xml:space="preserve">driftkostnad som är praktiskt taget oförändrad (+2 300 euro per år). Andelen invånare med hållplats inom</w:t>
-      </w:r>
-      <w:r>
-        <w:t xml:space="preserve"> </w:t>
-      </w:r>
-      <w:r>
-        <w:t xml:space="preserve">400 m ökar från 83,6 % till 85,0 %. Paket B ger samma täckning men kräver en sjätte buss.</w:t>
-      </w:r>
-    </w:p>
-    <w:p>
-      <w:pPr>
-        <w:pStyle w:val="BodyText"/>
-      </w:pPr>
-      <w:r>
-        <w:t xml:space="preserve">Förlängningen av Norrgårdsvägen är därför avgörande för Möckelö Strand. Ur busstrafikens perspektiv</w:t>
-      </w:r>
-      <w:r>
-        <w:t xml:space="preserve"> </w:t>
-      </w:r>
-      <w:r>
-        <w:t xml:space="preserve">motsvarar den sparade merkostnaden för 1a ett nuvärde på 2,4–3,6 miljoner euro över 20 år.</w:t>
-      </w:r>
-      <w:r>
-        <w:t xml:space="preserve"> </w:t>
-      </w:r>
-      <w:r>
-        <w:rPr>
-          <w:b/>
-          <w:bCs/>
-        </w:rPr>
-        <w:t xml:space="preserve">Paket A</w:t>
-      </w:r>
-      <w:r>
-        <w:rPr>
-          <w:b/>
-          <w:bCs/>
-        </w:rPr>
-        <w:t xml:space="preserve"> </w:t>
-      </w:r>
-      <w:r>
-        <w:rPr>
-          <w:b/>
-          <w:bCs/>
-        </w:rPr>
-        <w:t xml:space="preserve">rekommenderas för fortsatt utformning</w:t>
-      </w:r>
-      <w:r>
-        <w:t xml:space="preserve">, under förutsättning att vägen byggs. Börja med den robusta</w:t>
-      </w:r>
-      <w:r>
-        <w:t xml:space="preserve"> </w:t>
-      </w:r>
-      <w:r>
-        <w:t xml:space="preserve">varianten tills körtiderna kring Ö:s skolturer har stämts av.</w:t>
+        <w:t xml:space="preserve">Med Möckelö Strand ny (1a eller 1b) ökar andelen invånare i Mariehamn med hållplats inom 400 m från 83,6 till</w:t>
+      </w:r>
+      <w:r>
+        <w:t xml:space="preserve"> </w:t>
+      </w:r>
+      <w:r>
+        <w:t xml:space="preserve">84,8 %. Förslag 1 och 4 förlänger båda linje V och konkurrerar om samma tidsutrymme. Utan fler bussar kan de</w:t>
+      </w:r>
+      <w:r>
+        <w:t xml:space="preserve"> </w:t>
+      </w:r>
+      <w:r>
+        <w:t xml:space="preserve">därför inte genomföras samtidigt i samma omlopp, om inte 1b med förlängd Norrgårdsvägen väljs.</w:t>
       </w:r>
     </w:p>
     <w:bookmarkEnd w:id="9"/>
@@ -482,15 +576,15 @@
         <w:t xml:space="preserve"> </w:t>
       </w:r>
       <w:r>
-        <w:t xml:space="preserve">effekterna av fyra förslag:</w:t>
-      </w:r>
-    </w:p>
-    <w:p>
-      <w:pPr>
-        <w:pStyle w:val="Compact"/>
-        <w:numPr>
-          <w:ilvl w:val="0"/>
-          <w:numId w:val="1003"/>
+        <w:t xml:space="preserve">effekterna av följande förslag:</w:t>
+      </w:r>
+    </w:p>
+    <w:p>
+      <w:pPr>
+        <w:pStyle w:val="Compact"/>
+        <w:numPr>
+          <w:ilvl w:val="0"/>
+          <w:numId w:val="1004"/>
         </w:numPr>
       </w:pPr>
       <w:r>
@@ -504,21 +598,27 @@
         <w:t xml:space="preserve"> </w:t>
       </w:r>
       <w:r>
-        <w:t xml:space="preserve">Linje V till en ny hållplats i Möckelö Strand. Restiden till hållplatsen är 3 minuter</w:t>
-      </w:r>
-      <w:r>
-        <w:t xml:space="preserve"> </w:t>
-      </w:r>
-      <w:r>
-        <w:t xml:space="preserve">via dagens gator (1a) och 1 minut om Norrgårdsvägen förlängs till Hamnskärsvägen (1b).</w:t>
-      </w:r>
-    </w:p>
-    <w:p>
-      <w:pPr>
-        <w:pStyle w:val="Compact"/>
-        <w:numPr>
-          <w:ilvl w:val="0"/>
-          <w:numId w:val="1003"/>
+        <w:t xml:space="preserve">Linje V till en ny hållplats i Möckelö Strand, via dagens vägar (1a) och via en</w:t>
+      </w:r>
+      <w:r>
+        <w:t xml:space="preserve"> </w:t>
+      </w:r>
+      <w:r>
+        <w:t xml:space="preserve">förlängning av Norrgårdsvägen till Hamnskärsvägen (1b). Beställarens restider: den befintliga vägen från</w:t>
+      </w:r>
+      <w:r>
+        <w:t xml:space="preserve"> </w:t>
+      </w:r>
+      <w:r>
+        <w:t xml:space="preserve">Norrgårdsvägen till den nya hållplatsen tar 2 minuter och förlängningen 1 minut.</w:t>
+      </w:r>
+    </w:p>
+    <w:p>
+      <w:pPr>
+        <w:pStyle w:val="Compact"/>
+        <w:numPr>
+          <w:ilvl w:val="0"/>
+          <w:numId w:val="1004"/>
         </w:numPr>
       </w:pPr>
       <w:r>
@@ -540,7 +640,7 @@
         <w:pStyle w:val="Compact"/>
         <w:numPr>
           <w:ilvl w:val="0"/>
-          <w:numId w:val="1003"/>
+          <w:numId w:val="1004"/>
         </w:numPr>
       </w:pPr>
       <w:r>
@@ -565,16 +665,50 @@
     </w:p>
     <w:p>
       <w:pPr>
+        <w:pStyle w:val="Compact"/>
+        <w:numPr>
+          <w:ilvl w:val="0"/>
+          <w:numId w:val="1004"/>
+        </w:numPr>
+      </w:pPr>
+      <w:r>
+        <w:rPr>
+          <w:b/>
+          <w:bCs/>
+        </w:rPr>
+        <w:t xml:space="preserve">Flygplatsen.</w:t>
+      </w:r>
+      <w:r>
+        <w:t xml:space="preserve"> </w:t>
+      </w:r>
+      <w:r>
+        <w:t xml:space="preserve">Linje V följer vägen från Posten upp till flygterminalen. Det ska prövas med V och Ö</w:t>
+      </w:r>
+      <w:r>
+        <w:t xml:space="preserve"> </w:t>
+      </w:r>
+      <w:r>
+        <w:t xml:space="preserve">sammanslagna, med hållplatsen Solberget indragen och som en Y-version med bara de turer som behövs för flygen.</w:t>
+      </w:r>
+    </w:p>
+    <w:p>
+      <w:pPr>
         <w:pStyle w:val="FirstParagraph"/>
       </w:pPr>
       <w:r>
-        <w:t xml:space="preserve">Dessutom skulle möjligheten att slå ihop linjer prövas för 1b. För 1a skulle en överslagskalkyl göras, och</w:t>
-      </w:r>
-      <w:r>
-        <w:t xml:space="preserve"> </w:t>
-      </w:r>
-      <w:r>
-        <w:t xml:space="preserve">systemeffekterna skulle redovisas för hela nätet.</w:t>
+        <w:t xml:space="preserve">Dessutom skulle möjligheten att slå ihop linjer prövas, särskilt om sammanslagning av V och Ö gör att den nya</w:t>
+      </w:r>
+      <w:r>
+        <w:t xml:space="preserve"> </w:t>
+      </w:r>
+      <w:r>
+        <w:t xml:space="preserve">hållplatsen i Möckelö Strand kan trafikeras redan med dagens vägar. För 1a skulle en överslagskalkyl göras.</w:t>
+      </w:r>
+      <w:r>
+        <w:t xml:space="preserve"> </w:t>
+      </w:r>
+      <w:r>
+        <w:t xml:space="preserve">Systemeffekterna skulle redovisas för alla förslag.</w:t>
       </w:r>
     </w:p>
     <w:bookmarkEnd w:id="10"/>
@@ -615,7 +749,7 @@
         <w:pStyle w:val="Compact"/>
         <w:numPr>
           <w:ilvl w:val="0"/>
-          <w:numId w:val="1004"/>
+          <w:numId w:val="1005"/>
         </w:numPr>
       </w:pPr>
       <w:r>
@@ -627,19 +761,25 @@
         <w:pStyle w:val="Compact"/>
         <w:numPr>
           <w:ilvl w:val="0"/>
-          <w:numId w:val="1004"/>
-        </w:numPr>
-      </w:pPr>
-      <w:r>
-        <w:t xml:space="preserve">avgångstiderna från centrum ligger fast, så att pulsen och bytena behålls;</w:t>
-      </w:r>
-    </w:p>
-    <w:p>
-      <w:pPr>
-        <w:pStyle w:val="Compact"/>
-        <w:numPr>
-          <w:ilvl w:val="0"/>
-          <w:numId w:val="1004"/>
+          <w:numId w:val="1005"/>
+        </w:numPr>
+      </w:pPr>
+      <w:r>
+        <w:t xml:space="preserve">avgångstiderna från centrum ligger fast, så att pulsen och bytena behålls. Undantaget är sammanslagning av V</w:t>
+      </w:r>
+      <w:r>
+        <w:t xml:space="preserve"> </w:t>
+      </w:r>
+      <w:r>
+        <w:t xml:space="preserve">och Ö, där Ö får avgå upp till 2 minuter efter pulsen;</w:t>
+      </w:r>
+    </w:p>
+    <w:p>
+      <w:pPr>
+        <w:pStyle w:val="Compact"/>
+        <w:numPr>
+          <w:ilvl w:val="0"/>
+          <w:numId w:val="1005"/>
         </w:numPr>
       </w:pPr>
       <w:r>
@@ -651,7 +791,7 @@
         <w:pStyle w:val="Compact"/>
         <w:numPr>
           <w:ilvl w:val="0"/>
-          <w:numId w:val="1004"/>
+          <w:numId w:val="1005"/>
         </w:numPr>
       </w:pPr>
       <w:r>
@@ -663,17 +803,17 @@
         <w:pStyle w:val="Compact"/>
         <w:numPr>
           <w:ilvl w:val="0"/>
-          <w:numId w:val="1004"/>
-        </w:numPr>
-      </w:pPr>
-      <w:r>
-        <w:t xml:space="preserve">förslaget är robust om det inte ger fler varv med mindre än 3 minuters reglering än i dag. Ett varv är</w:t>
-      </w:r>
-      <w:r>
-        <w:t xml:space="preserve"> </w:t>
-      </w:r>
-      <w:r>
-        <w:t xml:space="preserve">två på varandra följande byten.</w:t>
+          <w:numId w:val="1005"/>
+        </w:numPr>
+      </w:pPr>
+      <w:r>
+        <w:t xml:space="preserve">förslaget är robust om det inte ger fler varv med mindre än 3 minuters reglering än i dag. Ett varv är två</w:t>
+      </w:r>
+      <w:r>
+        <w:t xml:space="preserve"> </w:t>
+      </w:r>
+      <w:r>
+        <w:t xml:space="preserve">på varandra följande byten.</w:t>
       </w:r>
     </w:p>
     <w:bookmarkEnd w:id="11"/>
@@ -705,7 +845,7 @@
         <w:pStyle w:val="Compact"/>
         <w:numPr>
           <w:ilvl w:val="0"/>
-          <w:numId w:val="1005"/>
+          <w:numId w:val="1006"/>
         </w:numPr>
       </w:pPr>
       <w:r>
@@ -727,7 +867,7 @@
         <w:pStyle w:val="Compact"/>
         <w:numPr>
           <w:ilvl w:val="0"/>
-          <w:numId w:val="1005"/>
+          <w:numId w:val="1006"/>
         </w:numPr>
       </w:pPr>
       <w:r>
@@ -741,21 +881,21 @@
         <w:t xml:space="preserve"> </w:t>
       </w:r>
       <w:r>
-        <w:t xml:space="preserve">linjerna N, S, V och Ö avgår från Centrum, Nygatan i en gemensam puls (:20 och :50) med 30</w:t>
-      </w:r>
-      <w:r>
-        <w:t xml:space="preserve"> </w:t>
-      </w:r>
-      <w:r>
-        <w:t xml:space="preserve">minuters intervall i rusningstid. Linje J går ungefär en gång i timmen.</w:t>
-      </w:r>
-    </w:p>
-    <w:p>
-      <w:pPr>
-        <w:pStyle w:val="Compact"/>
-        <w:numPr>
-          <w:ilvl w:val="0"/>
-          <w:numId w:val="1005"/>
+        <w:t xml:space="preserve">linjerna N, S, V och Ö avgår från Centrum, Nygatan i en gemensam puls med 30 minuters intervall i</w:t>
+      </w:r>
+      <w:r>
+        <w:t xml:space="preserve"> </w:t>
+      </w:r>
+      <w:r>
+        <w:t xml:space="preserve">rusningstid. Linje J går ungefär en gång i timmen.</w:t>
+      </w:r>
+    </w:p>
+    <w:p>
+      <w:pPr>
+        <w:pStyle w:val="Compact"/>
+        <w:numPr>
+          <w:ilvl w:val="0"/>
+          <w:numId w:val="1006"/>
         </w:numPr>
       </w:pPr>
       <w:r>
@@ -769,21 +909,15 @@
         <w:t xml:space="preserve"> </w:t>
       </w:r>
       <w:r>
-        <w:t xml:space="preserve">bussarna byter S → N, N → S, V → Ö och Ö → V. Ingen buss fortsätter på samma linje,</w:t>
-      </w:r>
-      <w:r>
-        <w:t xml:space="preserve"> </w:t>
-      </w:r>
-      <w:r>
-        <w:t xml:space="preserve">utom J.</w:t>
-      </w:r>
-    </w:p>
-    <w:p>
-      <w:pPr>
-        <w:pStyle w:val="Compact"/>
-        <w:numPr>
-          <w:ilvl w:val="0"/>
-          <w:numId w:val="1005"/>
+        <w:t xml:space="preserve">bussarna byter S → N, N → S, V → Ö och Ö → V. Ingen buss fortsätter på samma linje, utom J.</w:t>
+      </w:r>
+    </w:p>
+    <w:p>
+      <w:pPr>
+        <w:pStyle w:val="Compact"/>
+        <w:numPr>
+          <w:ilvl w:val="0"/>
+          <w:numId w:val="1006"/>
         </w:numPr>
       </w:pPr>
       <w:r>
@@ -803,15 +937,15 @@
         <w:t xml:space="preserve"> </w:t>
       </w:r>
       <w:r>
-        <w:t xml:space="preserve">Efter Ö:s skolturer är bytestiden 1–2 minuter.</w:t>
-      </w:r>
-    </w:p>
-    <w:p>
-      <w:pPr>
-        <w:pStyle w:val="Compact"/>
-        <w:numPr>
-          <w:ilvl w:val="0"/>
-          <w:numId w:val="1005"/>
+        <w:t xml:space="preserve">Efter Ö:s skolturer, som tar 28–29 minuter, är bytestiden 1–2 minuter.</w:t>
+      </w:r>
+    </w:p>
+    <w:p>
+      <w:pPr>
+        <w:pStyle w:val="Compact"/>
+        <w:numPr>
+          <w:ilvl w:val="0"/>
+          <w:numId w:val="1006"/>
         </w:numPr>
       </w:pPr>
       <w:r>
@@ -831,7 +965,7 @@
         <w:t xml:space="preserve"> </w:t>
       </w:r>
       <w:r>
-        <w:t xml:space="preserve">sjätte buss. I dag finns ett varv med mindre än 3 minuters reglering (linje J 13:17–15:20).</w:t>
+        <w:t xml:space="preserve">sjätte buss. I dag finns ett varv med mindre än 3 minuters reglering.</w:t>
       </w:r>
     </w:p>
     <w:p>
@@ -916,7 +1050,7 @@
         <w:pStyle w:val="Compact"/>
         <w:numPr>
           <w:ilvl w:val="0"/>
-          <w:numId w:val="1006"/>
+          <w:numId w:val="1007"/>
         </w:numPr>
       </w:pPr>
       <w:r>
@@ -936,15 +1070,15 @@
         <w:t xml:space="preserve"> </w:t>
       </w:r>
       <w:r>
-        <w:t xml:space="preserve">har antalet avgångar per vardag inom 400 m räknats (kapitel 2).</w:t>
-      </w:r>
-    </w:p>
-    <w:p>
-      <w:pPr>
-        <w:pStyle w:val="Compact"/>
-        <w:numPr>
-          <w:ilvl w:val="0"/>
-          <w:numId w:val="1006"/>
+        <w:t xml:space="preserve">har antalet avgångar per vardag inom 400 m räknats.</w:t>
+      </w:r>
+    </w:p>
+    <w:p>
+      <w:pPr>
+        <w:pStyle w:val="Compact"/>
+        <w:numPr>
+          <w:ilvl w:val="0"/>
+          <w:numId w:val="1007"/>
         </w:numPr>
       </w:pPr>
       <w:r>
@@ -966,7 +1100,7 @@
         <w:pStyle w:val="Compact"/>
         <w:numPr>
           <w:ilvl w:val="0"/>
-          <w:numId w:val="1006"/>
+          <w:numId w:val="1007"/>
         </w:numPr>
       </w:pPr>
       <w:r>
@@ -980,49 +1114,27 @@
         <w:t xml:space="preserve"> </w:t>
       </w:r>
       <w:r>
-        <w:t xml:space="preserve">den korrigerade OD-matrisen från kapitel 1 har lagts ut på ett restidsnät byggt på</w:t>
-      </w:r>
-      <w:r>
-        <w:t xml:space="preserve"> </w:t>
-      </w:r>
-      <w:r>
-        <w:t xml:space="preserve">GTFS. Det tillkommande påstigandet har uppskattats med påstigande per invånare vid linjens</w:t>
-      </w:r>
-      <w:r>
-        <w:t xml:space="preserve"> </w:t>
-      </w:r>
-      <w:r>
-        <w:t xml:space="preserve">bostadshållplatser.</w:t>
-      </w:r>
-    </w:p>
-    <w:p>
-      <w:pPr>
-        <w:pStyle w:val="Compact"/>
-        <w:numPr>
-          <w:ilvl w:val="0"/>
-          <w:numId w:val="1006"/>
-        </w:numPr>
-      </w:pPr>
-      <w:r>
-        <w:rPr>
-          <w:b/>
-          <w:bCs/>
-        </w:rPr>
-        <w:t xml:space="preserve">Sommardata:</w:t>
-      </w:r>
-      <w:r>
-        <w:t xml:space="preserve"> </w:t>
-      </w:r>
-      <w:r>
-        <w:t xml:space="preserve">påstigandet är mätt under sommaren och därför lågt i absoluta tal.</w:t>
-      </w:r>
-    </w:p>
-    <w:p>
-      <w:pPr>
-        <w:pStyle w:val="Compact"/>
-        <w:numPr>
-          <w:ilvl w:val="0"/>
-          <w:numId w:val="1006"/>
+        <w:t xml:space="preserve">den korrigerade OD-matrisen har lagts ut på ett restidsnät byggt på GTFS. Det</w:t>
+      </w:r>
+      <w:r>
+        <w:t xml:space="preserve"> </w:t>
+      </w:r>
+      <w:r>
+        <w:t xml:space="preserve">tillkommande påstigandet har uppskattats med påstigande per invånare vid linjens bostadshållplatser.</w:t>
+      </w:r>
+      <w:r>
+        <w:t xml:space="preserve"> </w:t>
+      </w:r>
+      <w:r>
+        <w:t xml:space="preserve">Påstigandet är mätt under sommaren och därför lågt i absoluta tal.</w:t>
+      </w:r>
+    </w:p>
+    <w:p>
+      <w:pPr>
+        <w:pStyle w:val="Compact"/>
+        <w:numPr>
+          <w:ilvl w:val="0"/>
+          <w:numId w:val="1007"/>
         </w:numPr>
       </w:pPr>
       <w:r>
@@ -1036,24 +1148,24 @@
         <w:t xml:space="preserve"> </w:t>
       </w:r>
       <w:r>
-        <w:t xml:space="preserve">analysen och kartorna är förberedda för linjernas vägdragning längs gatunätet (OSRM),</w:t>
-      </w:r>
-      <w:r>
-        <w:t xml:space="preserve"> </w:t>
-      </w:r>
-      <w:r>
-        <w:t xml:space="preserve">inklusive förslagens nya delsträckor. OSRM kunde inte nås från analysmiljön, så i den här versionen är</w:t>
-      </w:r>
-      <w:r>
-        <w:t xml:space="preserve"> </w:t>
-      </w:r>
-      <w:r>
-        <w:t xml:space="preserve">linjerna ritade som raka streck mellan hållplatserna.</w:t>
+        <w:t xml:space="preserve">de nya delsträckorna är ritade efter beställarens skisser (den befintliga vägen till Möckelö</w:t>
+      </w:r>
+      <w:r>
+        <w:t xml:space="preserve"> </w:t>
+      </w:r>
+      <w:r>
+        <w:t xml:space="preserve">Strand ny och vägen till flygplatsen). Förlängningen av Norrgårdsvägen är schematisk. Linjernas vägdragning</w:t>
+      </w:r>
+      <w:r>
+        <w:t xml:space="preserve"> </w:t>
+      </w:r>
+      <w:r>
+        <w:t xml:space="preserve">längs gatunätet (OSRM) kunde inte hämtas i analysmiljön men kan hämtas i QGIS (bilaga).</w:t>
       </w:r>
     </w:p>
     <w:bookmarkEnd w:id="16"/>
     <w:bookmarkEnd w:id="17"/>
-    <w:bookmarkStart w:id="40" w:name="förslagen"/>
+    <w:bookmarkStart w:id="50" w:name="förslagen"/>
     <w:p>
       <w:pPr>
         <w:pStyle w:val="Heading2"/>
@@ -1143,7 +1255,7 @@
               <w:pStyle w:val="Compact"/>
             </w:pPr>
             <w:r>
-              <w:t xml:space="preserve">Driftkostnad per år</w:t>
+              <w:t xml:space="preserve">Driftkostnad per år (bas)</w:t>
             </w:r>
           </w:p>
         </w:tc>
@@ -1156,29 +1268,42 @@
               <w:pStyle w:val="Compact"/>
             </w:pPr>
             <w:r>
-              <w:t xml:space="preserve">1a Möckelö Strand, dagens gator</w:t>
-            </w:r>
-          </w:p>
-        </w:tc>
-        <w:tc>
-          <w:tcPr/>
-          <w:p>
-            <w:pPr>
-              <w:pStyle w:val="Compact"/>
-            </w:pPr>
-            <w:r>
-              <w:t xml:space="preserve">+6,5 min</w:t>
-            </w:r>
-          </w:p>
-        </w:tc>
-        <w:tc>
-          <w:tcPr/>
-          <w:p>
-            <w:pPr>
-              <w:pStyle w:val="Compact"/>
-            </w:pPr>
-            <w:r>
-              <w:t xml:space="preserve">Nej – alla turer kräver 6 bussar. 8 av 20 turer ryms.</w:t>
+              <w:t xml:space="preserve">1a Möckelö Strand ny, dagens vägar</w:t>
+            </w:r>
+          </w:p>
+        </w:tc>
+        <w:tc>
+          <w:tcPr/>
+          <w:p>
+            <w:pPr>
+              <w:pStyle w:val="Compact"/>
+            </w:pPr>
+            <w:r>
+              <w:t xml:space="preserve">+4,5 min</w:t>
+            </w:r>
+          </w:p>
+        </w:tc>
+        <w:tc>
+          <w:tcPr/>
+          <w:p>
+            <w:pPr>
+              <w:pStyle w:val="Compact"/>
+            </w:pPr>
+            <w:r>
+              <w:t xml:space="preserve">Dagens tidtabell: 9 av 20. V och Ö sammanslagna:</w:t>
+            </w:r>
+            <w:r>
+              <w:t xml:space="preserve"> </w:t>
+            </w:r>
+            <w:r>
+              <w:rPr>
+                <w:b/>
+                <w:bCs/>
+              </w:rPr>
+              <w:t xml:space="preserve">17 av 20</w:t>
+            </w:r>
+            <w:r>
+              <w:t xml:space="preserve">. Alla turer: 6 bussar.</w:t>
             </w:r>
           </w:p>
         </w:tc>
@@ -1200,7 +1325,23 @@
               <w:pStyle w:val="Compact"/>
             </w:pPr>
             <w:r>
-              <w:t xml:space="preserve">+216 000 € (alla turer)</w:t>
+              <w:t xml:space="preserve">+8 000 € /</w:t>
+            </w:r>
+            <w:r>
+              <w:t xml:space="preserve"> </w:t>
+            </w:r>
+            <w:r>
+              <w:rPr>
+                <w:b/>
+                <w:bCs/>
+              </w:rPr>
+              <w:t xml:space="preserve">+12 000 €</w:t>
+            </w:r>
+            <w:r>
+              <w:t xml:space="preserve"> </w:t>
+            </w:r>
+            <w:r>
+              <w:t xml:space="preserve">/ +216 000 €</w:t>
             </w:r>
           </w:p>
         </w:tc>
@@ -1213,7 +1354,7 @@
               <w:pStyle w:val="Compact"/>
             </w:pPr>
             <w:r>
-              <w:t xml:space="preserve">1b Möckelö Strand, förlängd Norrgårdsvägen</w:t>
+              <w:t xml:space="preserve">1b Möckelö Strand ny, förlängd Norrgårdsvägen</w:t>
             </w:r>
           </w:p>
         </w:tc>
@@ -1235,7 +1376,7 @@
               <w:pStyle w:val="Compact"/>
             </w:pPr>
             <w:r>
-              <w:t xml:space="preserve">Ja, 20 av 20. Robust variant: 15 av 20.</w:t>
+              <w:t xml:space="preserve">Ja, 20 av 20. Robust: 15 av 20.</w:t>
             </w:r>
           </w:p>
         </w:tc>
@@ -1257,7 +1398,7 @@
               <w:pStyle w:val="Compact"/>
             </w:pPr>
             <w:r>
-              <w:t xml:space="preserve">+4 600 €</w:t>
+              <w:t xml:space="preserve">+8 000 €</w:t>
             </w:r>
           </w:p>
         </w:tc>
@@ -1349,7 +1490,7 @@
               <w:pStyle w:val="Compact"/>
             </w:pPr>
             <w:r>
-              <w:t xml:space="preserve">Ja</w:t>
+              <w:t xml:space="preserve">Ja, 22 av 22</w:t>
             </w:r>
           </w:p>
         </w:tc>
@@ -1372,18 +1513,75 @@
             </w:pPr>
             <w:r>
               <w:t xml:space="preserve">−2 000 €</w:t>
+            </w:r>
+          </w:p>
+        </w:tc>
+      </w:tr>
+      <w:tr>
+        <w:tc>
+          <w:tcPr/>
+          <w:p>
+            <w:pPr>
+              <w:pStyle w:val="Compact"/>
+            </w:pPr>
+            <w:r>
+              <w:t xml:space="preserve">4 Linje V till flygplatsen</w:t>
+            </w:r>
+          </w:p>
+        </w:tc>
+        <w:tc>
+          <w:tcPr/>
+          <w:p>
+            <w:pPr>
+              <w:pStyle w:val="Compact"/>
+            </w:pPr>
+            <w:r>
+              <w:t xml:space="preserve">+4 min</w:t>
+            </w:r>
+          </w:p>
+        </w:tc>
+        <w:tc>
+          <w:tcPr/>
+          <w:p>
+            <w:pPr>
+              <w:pStyle w:val="Compact"/>
+            </w:pPr>
+            <w:r>
+              <w:t xml:space="preserve">Dagens tidtabell: 10 av 20. V och Ö sammanslagna: 19 av 20; + Solberget indragen: 20 av 20. Y: 8 av 8. Alla turer: 6 bussar.</w:t>
+            </w:r>
+          </w:p>
+        </w:tc>
+        <w:tc>
+          <w:tcPr/>
+          <w:p>
+            <w:pPr>
+              <w:pStyle w:val="Compact"/>
+            </w:pPr>
+            <w:r>
+              <w:t xml:space="preserve">20 / 0 (med Solberget indragen 20 / 49)</w:t>
+            </w:r>
+          </w:p>
+        </w:tc>
+        <w:tc>
+          <w:tcPr/>
+          <w:p>
+            <w:pPr>
+              <w:pStyle w:val="Compact"/>
+            </w:pPr>
+            <w:r>
+              <w:t xml:space="preserve">+7 000 € (Y: +2 300 €; alla turer: +209 000 €)</w:t>
             </w:r>
           </w:p>
         </w:tc>
       </w:tr>
     </w:tbl>
-    <w:bookmarkStart w:id="18" w:name="Xa206753672cdeb0cacd935c1fd95e999b376cfb"/>
+    <w:bookmarkStart w:id="24" w:name="X561ca66c525206fc5d510bbf5fd8e6222804129"/>
     <w:p>
       <w:pPr>
         <w:pStyle w:val="Heading3"/>
       </w:pPr>
       <w:r>
-        <w:t xml:space="preserve">3.1 Förslag 1a – Möckelö Strand via dagens gator</w:t>
+        <w:t xml:space="preserve">3.1 Förslag 1 – linje V till ny hållplats i Möckelö Strand</w:t>
       </w:r>
     </w:p>
     <w:p>
@@ -1401,24 +1599,149 @@
         <w:t xml:space="preserve"> </w:t>
       </w:r>
       <w:r>
-        <w:t xml:space="preserve">Den nya hållplatsen placeras i det indikativa läget från kapitel 3, cirka 700 m söder om</w:t>
-      </w:r>
-      <w:r>
-        <w:t xml:space="preserve"> </w:t>
-      </w:r>
-      <w:r>
-        <w:t xml:space="preserve">dagens vändpunkt vid Möckelö Strand (figur 2). Bussen kör från vändpunkten till hållplatsen och samma väg</w:t>
-      </w:r>
-      <w:r>
-        <w:t xml:space="preserve"> </w:t>
-      </w:r>
-      <w:r>
-        <w:t xml:space="preserve">tillbaka. Tillägget blir 2 × 3 minuter plus 0,5 minuts uppehåll, dvs. 6,5 minuter per tur.</w:t>
-      </w:r>
-    </w:p>
-    <w:p>
-      <w:pPr>
-        <w:pStyle w:val="BodyText"/>
+        <w:t xml:space="preserve">Linje V vänder i dag vid hållplatsen Möckelö Strand: bussen kör Norrgårdsvägen → Möckelö</w:t>
+      </w:r>
+      <w:r>
+        <w:t xml:space="preserve"> </w:t>
+      </w:r>
+      <w:r>
+        <w:t xml:space="preserve">Strand → Norrgårdsvägen. Den nya hållplatsen,</w:t>
+      </w:r>
+      <w:r>
+        <w:t xml:space="preserve"> </w:t>
+      </w:r>
+      <w:r>
+        <w:rPr>
+          <w:i/>
+          <w:iCs/>
+        </w:rPr>
+        <w:t xml:space="preserve">Möckelö Strand ny</w:t>
+      </w:r>
+      <w:r>
+        <w:t xml:space="preserve">, placeras cirka 700 m söder om dagens</w:t>
+      </w:r>
+      <w:r>
+        <w:t xml:space="preserve"> </w:t>
+      </w:r>
+      <w:r>
+        <w:t xml:space="preserve">vändpunkt (figur 2). Den befintliga vägen från Norrgårdsvägen till den nya hållplatsen tar 2 minuter (cirka</w:t>
+      </w:r>
+      <w:r>
+        <w:t xml:space="preserve"> </w:t>
+      </w:r>
+      <w:r>
+        <w:t xml:space="preserve">1,4 km). Dagens 3 minuter från Möckelö Strand är alltså 1 minut tillbaka till Norrgårdsvägen, som bussen redan</w:t>
+      </w:r>
+      <w:r>
+        <w:t xml:space="preserve"> </w:t>
+      </w:r>
+      <w:r>
+        <w:t xml:space="preserve">kör, plus den befintliga vägen.</w:t>
+      </w:r>
+    </w:p>
+    <w:p>
+      <w:pPr>
+        <w:pStyle w:val="Compact"/>
+        <w:numPr>
+          <w:ilvl w:val="0"/>
+          <w:numId w:val="1008"/>
+        </w:numPr>
+      </w:pPr>
+      <w:r>
+        <w:rPr>
+          <w:b/>
+          <w:bCs/>
+        </w:rPr>
+        <w:t xml:space="preserve">1a – dagens vägar:</w:t>
+      </w:r>
+      <w:r>
+        <w:t xml:space="preserve"> </w:t>
+      </w:r>
+      <w:r>
+        <w:t xml:space="preserve">bussen kör som i dag till Möckelö Strand och tillbaka till Norrgårdsvägen. Därefter kör</w:t>
+      </w:r>
+      <w:r>
+        <w:t xml:space="preserve"> </w:t>
+      </w:r>
+      <w:r>
+        <w:t xml:space="preserve">den den befintliga vägen till den nya hållplatsen och samma väg tillbaka. Tillägget blir 2 + 0,5 + 2 =</w:t>
+      </w:r>
+      <w:r>
+        <w:t xml:space="preserve"> </w:t>
+      </w:r>
+      <w:r>
+        <w:rPr>
+          <w:b/>
+          <w:bCs/>
+        </w:rPr>
+        <w:t xml:space="preserve">4,5 minuter per tur</w:t>
+      </w:r>
+      <w:r>
+        <w:t xml:space="preserve"> </w:t>
+      </w:r>
+      <w:r>
+        <w:t xml:space="preserve">och 2,7 km. Bussen måste kunna vända vid den nya hållplatsen.</w:t>
+      </w:r>
+    </w:p>
+    <w:p>
+      <w:pPr>
+        <w:pStyle w:val="Compact"/>
+        <w:numPr>
+          <w:ilvl w:val="0"/>
+          <w:numId w:val="1008"/>
+        </w:numPr>
+      </w:pPr>
+      <w:r>
+        <w:rPr>
+          <w:b/>
+          <w:bCs/>
+        </w:rPr>
+        <w:t xml:space="preserve">1b – förlängd Norrgårdsvägen:</w:t>
+      </w:r>
+      <w:r>
+        <w:t xml:space="preserve"> </w:t>
+      </w:r>
+      <w:r>
+        <w:t xml:space="preserve">bussen kör en slinga – Möckelö Strand → förlängningen (1 minut) → den nya</w:t>
+      </w:r>
+      <w:r>
+        <w:t xml:space="preserve"> </w:t>
+      </w:r>
+      <w:r>
+        <w:t xml:space="preserve">hållplatsen (0,5 minut) → den befintliga vägen (2 minuter) → Norrgårdsvägen. Sträckan Möckelö Strand →</w:t>
+      </w:r>
+      <w:r>
+        <w:t xml:space="preserve"> </w:t>
+      </w:r>
+      <w:r>
+        <w:t xml:space="preserve">Norrgårdsvägen (1 minut) körs inte längre. Tillägget blir 1 + 0,5 + 2 − 1 =</w:t>
+      </w:r>
+      <w:r>
+        <w:t xml:space="preserve"> </w:t>
+      </w:r>
+      <w:r>
+        <w:rPr>
+          <w:b/>
+          <w:bCs/>
+        </w:rPr>
+        <w:t xml:space="preserve">2,5 minuter per tur</w:t>
+      </w:r>
+      <w:r>
+        <w:t xml:space="preserve"> </w:t>
+      </w:r>
+      <w:r>
+        <w:t xml:space="preserve">och 1,6 km.</w:t>
+      </w:r>
+      <w:r>
+        <w:t xml:space="preserve"> </w:t>
+      </w:r>
+      <w:r>
+        <w:t xml:space="preserve">Som känslighet har 3,5 minuter prövats, om tidtabellens minut inte kan räknas av.</w:t>
+      </w:r>
+    </w:p>
+    <w:p>
+      <w:pPr>
+        <w:pStyle w:val="FirstParagraph"/>
       </w:pPr>
       <w:r>
         <w:rPr>
@@ -1427,34 +1750,100 @@
         </w:rPr>
         <w:t xml:space="preserve">Omlopp.</w:t>
       </w:r>
-      <w:r>
-        <w:t xml:space="preserve"> </w:t>
-      </w:r>
-      <w:r>
-        <w:t xml:space="preserve">Tillägget är större än bytestiden V → Ö (3 minuter) och större än det utrymme som finns om all</w:t>
-      </w:r>
-      <w:r>
-        <w:t xml:space="preserve"> </w:t>
-      </w:r>
-      <w:r>
-        <w:t xml:space="preserve">reglering läggs vid bytet Ö → V (2,5 minuter). Med alla 20 turer krävs en sjätte buss, och omloppstiden</w:t>
-      </w:r>
-      <w:r>
-        <w:t xml:space="preserve"> </w:t>
-      </w:r>
-      <w:r>
-        <w:t xml:space="preserve">ökar med 11,6 timmar per vardag (figur 3). Utan extra buss ryms 8 av 20 turer, men de går på oregelbundna</w:t>
-      </w:r>
-      <w:r>
-        <w:t xml:space="preserve"> </w:t>
-      </w:r>
-      <w:r>
-        <w:t xml:space="preserve">tider: 07:20, 09:50, 10:20, 13:10, 13:40, 15:40, 16:40 och 17:40.</w:t>
-      </w:r>
-    </w:p>
-    <w:p>
-      <w:pPr>
-        <w:pStyle w:val="BodyText"/>
+    </w:p>
+    <w:p>
+      <w:pPr>
+        <w:pStyle w:val="Compact"/>
+        <w:numPr>
+          <w:ilvl w:val="0"/>
+          <w:numId w:val="1009"/>
+        </w:numPr>
+      </w:pPr>
+      <w:r>
+        <w:rPr>
+          <w:b/>
+          <w:bCs/>
+        </w:rPr>
+        <w:t xml:space="preserve">1a, dagens tidtabell:</w:t>
+      </w:r>
+      <w:r>
+        <w:t xml:space="preserve"> </w:t>
+      </w:r>
+      <w:r>
+        <w:t xml:space="preserve">9 av 20 turer ryms (07:20, 09:50, 10:20, 13:10, 13:40, 15:40, 16:40, 17:40 och</w:t>
+      </w:r>
+      <w:r>
+        <w:t xml:space="preserve"> </w:t>
+      </w:r>
+      <w:r>
+        <w:t xml:space="preserve">20:40). Alla turer kräver en sjätte buss och 11,4 timmar mer omloppstid per vardag (figur 3).</w:t>
+      </w:r>
+    </w:p>
+    <w:p>
+      <w:pPr>
+        <w:pStyle w:val="Compact"/>
+        <w:numPr>
+          <w:ilvl w:val="0"/>
+          <w:numId w:val="1009"/>
+        </w:numPr>
+      </w:pPr>
+      <w:r>
+        <w:rPr>
+          <w:b/>
+          <w:bCs/>
+        </w:rPr>
+        <w:t xml:space="preserve">1a med V och Ö sammanslagna:</w:t>
+      </w:r>
+      <w:r>
+        <w:t xml:space="preserve"> </w:t>
+      </w:r>
+      <w:r>
+        <w:t xml:space="preserve">17 av 20 turer ryms, se avsnitt 3.2.</w:t>
+      </w:r>
+    </w:p>
+    <w:p>
+      <w:pPr>
+        <w:pStyle w:val="Compact"/>
+        <w:numPr>
+          <w:ilvl w:val="0"/>
+          <w:numId w:val="1009"/>
+        </w:numPr>
+      </w:pPr>
+      <w:r>
+        <w:rPr>
+          <w:b/>
+          <w:bCs/>
+        </w:rPr>
+        <w:t xml:space="preserve">1b:</w:t>
+      </w:r>
+      <w:r>
+        <w:t xml:space="preserve"> </w:t>
+      </w:r>
+      <w:r>
+        <w:t xml:space="preserve">alla 20 turer ryms med fem bussar, och omloppstiden ökar med 3 minuter per vardag. Bytet V → Ö blir</w:t>
+      </w:r>
+      <w:r>
+        <w:t xml:space="preserve"> </w:t>
+      </w:r>
+      <w:r>
+        <w:t xml:space="preserve">0,5 minut, och regleringen tas vid bytet Ö → V. Kring Ö:s skolturer blir regleringen kortare än 3 minuter per</w:t>
+      </w:r>
+      <w:r>
+        <w:t xml:space="preserve"> </w:t>
+      </w:r>
+      <w:r>
+        <w:t xml:space="preserve">varv (8 varv mot 1 i dag). En robust variant kör inte slingan på V-turerna 07:50, 08:50, 13:40, 14:40 och 15:40.</w:t>
+      </w:r>
+      <w:r>
+        <w:t xml:space="preserve"> </w:t>
+      </w:r>
+      <w:r>
+        <w:t xml:space="preserve">Med 3,5 minuter ryms 10 av 20 turer, och med V och Ö sammanslagna 19 av 20.</w:t>
+      </w:r>
+    </w:p>
+    <w:p>
+      <w:pPr>
+        <w:pStyle w:val="FirstParagraph"/>
       </w:pPr>
       <w:r>
         <w:rPr>
@@ -1463,259 +1852,23 @@
         </w:rPr>
         <w:t xml:space="preserve">Effekter.</w:t>
       </w:r>
-    </w:p>
-    <w:p>
-      <w:pPr>
-        <w:pStyle w:val="Compact"/>
-        <w:numPr>
-          <w:ilvl w:val="0"/>
-          <w:numId w:val="1007"/>
-        </w:numPr>
-      </w:pPr>
-      <w:r>
-        <w:t xml:space="preserve">179 invånare får hållplats inom 400 m.</w:t>
-      </w:r>
-    </w:p>
-    <w:p>
-      <w:pPr>
-        <w:pStyle w:val="Compact"/>
-        <w:numPr>
-          <w:ilvl w:val="0"/>
-          <w:numId w:val="1007"/>
-        </w:numPr>
-      </w:pPr>
-      <w:r>
-        <w:t xml:space="preserve">Påstigandet uppskattas till 0,5–2 per vardag på sommarnivå.</w:t>
-      </w:r>
-    </w:p>
-    <w:p>
-      <w:pPr>
-        <w:pStyle w:val="Compact"/>
-        <w:numPr>
-          <w:ilvl w:val="0"/>
-          <w:numId w:val="1007"/>
-        </w:numPr>
-      </w:pPr>
-      <w:r>
-        <w:t xml:space="preserve">Genomresande på linje V får 6,5 minuter längre restid.</w:t>
-      </w:r>
-    </w:p>
-    <w:p>
-      <w:pPr>
-        <w:pStyle w:val="FirstParagraph"/>
-      </w:pPr>
-      <w:r>
-        <w:rPr>
-          <w:b/>
-          <w:bCs/>
-        </w:rPr>
-        <w:t xml:space="preserve">Bedömning.</w:t>
-      </w:r>
-      <w:r>
-        <w:t xml:space="preserve"> </w:t>
-      </w:r>
-      <w:r>
-        <w:t xml:space="preserve">Förslaget ryms inte i ramen. Kostnaderna redovisas i avsnitt 5.</w:t>
-      </w:r>
-    </w:p>
-    <w:bookmarkEnd w:id="18"/>
-    <w:bookmarkStart w:id="28" w:name="X0398db1c2b8b5bd4a5f2973578b4413afc2a6f6"/>
-    <w:p>
-      <w:pPr>
-        <w:pStyle w:val="Heading3"/>
-      </w:pPr>
-      <w:r>
-        <w:t xml:space="preserve">3.2 Förslag 1b – Möckelö Strand via förlängd Norrgårdsvägen</w:t>
-      </w:r>
-    </w:p>
-    <w:p>
-      <w:pPr>
-        <w:pStyle w:val="FirstParagraph"/>
-      </w:pPr>
-      <w:r>
-        <w:rPr>
-          <w:b/>
-          <w:bCs/>
-        </w:rPr>
-        <w:t xml:space="preserve">Utformning.</w:t>
-      </w:r>
-      <w:r>
-        <w:t xml:space="preserve"> </w:t>
-      </w:r>
-      <w:r>
-        <w:t xml:space="preserve">Norrgårdsvägen förlängs till Hamnskärsvägen, och restiden till den nya hållplatsen blir</w:t>
-      </w:r>
-      <w:r>
-        <w:t xml:space="preserve"> </w:t>
-      </w:r>
-      <w:r>
-        <w:t xml:space="preserve">1 minut. Tillägget blir 2 × 1 minut plus 0,5 minuts uppehåll, dvs. 2,5 minuter per tur.</w:t>
-      </w:r>
-    </w:p>
-    <w:p>
-      <w:pPr>
-        <w:pStyle w:val="BodyText"/>
-      </w:pPr>
-      <w:r>
-        <w:rPr>
-          <w:b/>
-          <w:bCs/>
-        </w:rPr>
-        <w:t xml:space="preserve">Sammanslagning – omloppsparet V ↔ Ö.</w:t>
-      </w:r>
-      <w:r>
-        <w:t xml:space="preserve"> </w:t>
-      </w:r>
-      <w:r>
-        <w:t xml:space="preserve">Bussen som kör linje V fortsätter redan i dag som linje Ö. Med 1b</w:t>
-      </w:r>
-      <w:r>
-        <w:t xml:space="preserve"> </w:t>
-      </w:r>
-      <w:r>
-        <w:t xml:space="preserve">läggs regleringen vid bytet Ö → V i stället för vid båda bytena. Varvet ser då ut så här (figur 4):</w:t>
-      </w:r>
-    </w:p>
-    <w:p>
-      <w:pPr>
-        <w:pStyle w:val="Compact"/>
-        <w:numPr>
-          <w:ilvl w:val="0"/>
-          <w:numId w:val="1008"/>
-        </w:numPr>
-      </w:pPr>
-      <w:r>
-        <w:t xml:space="preserve">Bussen avgår :20 som linje V och kör via Möckelö Strand på 29,5 minuter.</w:t>
-      </w:r>
-    </w:p>
-    <w:p>
-      <w:pPr>
-        <w:pStyle w:val="Compact"/>
-        <w:numPr>
-          <w:ilvl w:val="0"/>
-          <w:numId w:val="1008"/>
-        </w:numPr>
-      </w:pPr>
-      <w:r>
-        <w:t xml:space="preserve">Efter ett byte på 0,5 minut i centrum fortsätter den :50 som linje Ö.</w:t>
-      </w:r>
-    </w:p>
-    <w:p>
-      <w:pPr>
-        <w:pStyle w:val="Compact"/>
-        <w:numPr>
-          <w:ilvl w:val="0"/>
-          <w:numId w:val="1008"/>
-        </w:numPr>
-      </w:pPr>
-      <w:r>
-        <w:t xml:space="preserve">Efter Ö-turen tar bussen sin reglering, 6,5 minuter, innan nästa V-tur.</w:t>
-      </w:r>
-    </w:p>
-    <w:p>
-      <w:pPr>
-        <w:pStyle w:val="FirstParagraph"/>
-      </w:pPr>
-      <w:r>
-        <w:t xml:space="preserve">Två bussar kör varvet med 30 minuters förskjutning, så båda linjerna behåller 30 minuters turintervall och</w:t>
-      </w:r>
-      <w:r>
-        <w:t xml:space="preserve"> </w:t>
-      </w:r>
-      <w:r>
-        <w:t xml:space="preserve">avgår i pulsen. Om bytet dessutom skyltas som en genomgående linje kan resenärerna sitta kvar på bussen.</w:t>
-      </w:r>
-    </w:p>
-    <w:p>
-      <w:pPr>
-        <w:pStyle w:val="Compact"/>
-        <w:numPr>
-          <w:ilvl w:val="0"/>
-          <w:numId w:val="1009"/>
-        </w:numPr>
-      </w:pPr>
-      <w:r>
-        <w:rPr>
-          <w:b/>
-          <w:bCs/>
-        </w:rPr>
-        <w:t xml:space="preserve">Ryms:</w:t>
-      </w:r>
-      <w:r>
-        <w:t xml:space="preserve"> </w:t>
-      </w:r>
-      <w:r>
-        <w:t xml:space="preserve">alla 20 turer ryms med fem bussar (figur 3). Omloppstiden ökar med 3 minuter per vardag.</w:t>
-      </w:r>
-    </w:p>
-    <w:p>
-      <w:pPr>
-        <w:pStyle w:val="Compact"/>
-        <w:numPr>
-          <w:ilvl w:val="0"/>
-          <w:numId w:val="1009"/>
-        </w:numPr>
-      </w:pPr>
-      <w:r>
-        <w:rPr>
-          <w:b/>
-          <w:bCs/>
-        </w:rPr>
-        <w:t xml:space="preserve">Robusthet:</w:t>
-      </w:r>
-      <w:r>
-        <w:t xml:space="preserve"> </w:t>
-      </w:r>
-      <w:r>
-        <w:t xml:space="preserve">kring Ö:s skolturer (07:50–08:50 och 13:40–15:40) blir regleringen kortare än 3 minuter per</w:t>
-      </w:r>
-      <w:r>
-        <w:t xml:space="preserve"> </w:t>
-      </w:r>
-      <w:r>
-        <w:t xml:space="preserve">varv, totalt 8 varv mot 1 i dag. En robust variant kör inte omvägen på V-turerna 07:50, 08:50, 13:40,</w:t>
-      </w:r>
-      <w:r>
-        <w:t xml:space="preserve"> </w:t>
-      </w:r>
-      <w:r>
-        <w:t xml:space="preserve">14:40 och 15:40. Hållplatsen får då 15 avgångar per vardag.</w:t>
-      </w:r>
-    </w:p>
-    <w:p>
-      <w:pPr>
-        <w:pStyle w:val="FirstParagraph"/>
-      </w:pPr>
-      <w:r>
-        <w:rPr>
-          <w:b/>
-          <w:bCs/>
-        </w:rPr>
-        <w:t xml:space="preserve">Effekter.</w:t>
-      </w:r>
-    </w:p>
-    <w:p>
-      <w:pPr>
-        <w:pStyle w:val="Compact"/>
-        <w:numPr>
-          <w:ilvl w:val="0"/>
-          <w:numId w:val="1010"/>
-        </w:numPr>
-      </w:pPr>
-      <w:r>
-        <w:t xml:space="preserve">179 invånare får en hållplats med 15–20 avgångar per vardag.</w:t>
-      </w:r>
-    </w:p>
-    <w:p>
-      <w:pPr>
-        <w:pStyle w:val="Compact"/>
-        <w:numPr>
-          <w:ilvl w:val="0"/>
-          <w:numId w:val="1010"/>
-        </w:numPr>
-      </w:pPr>
-      <w:r>
-        <w:t xml:space="preserve">Fordonskilometrarna ökar med cirka 17 km per vardag.</w:t>
+      <w:r>
+        <w:t xml:space="preserve"> </w:t>
+      </w:r>
+      <w:r>
+        <w:t xml:space="preserve">179 invånare får en hållplats inom 400 m med 17–20 avgångar per vardag. Påstigandet uppskattas</w:t>
+      </w:r>
+      <w:r>
+        <w:t xml:space="preserve"> </w:t>
+      </w:r>
+      <w:r>
+        <w:t xml:space="preserve">till 0,5–2 per vardag på sommarnivå. Genomresande på linje V får längre restid, cirka 5–8 resenärsminuter per</w:t>
+      </w:r>
+      <w:r>
+        <w:t xml:space="preserve"> </w:t>
+      </w:r>
+      <w:r>
+        <w:t xml:space="preserve">vardag.</w:t>
       </w:r>
     </w:p>
     <w:p>
@@ -1725,20 +1878,20 @@
       <w:r>
         <w:drawing>
           <wp:inline>
-            <wp:extent cx="5334000" cy="3924855"/>
+            <wp:extent cx="5334000" cy="4038303"/>
             <wp:effectExtent b="0" l="0" r="0" t="0"/>
-            <wp:docPr descr="Förslag 1, Möckelö Strand" title="" id="20" name="Picture"/>
+            <wp:docPr descr="Förslag 1, Möckelö Strand" title="" id="19" name="Picture"/>
             <a:graphic>
               <a:graphicData uri="http://schemas.openxmlformats.org/drawingml/2006/picture">
                 <pic:pic>
                   <pic:nvPicPr>
-                    <pic:cNvPr descr="../output/kartor/b4_2_mockelo_karta.png" id="21" name="Picture"/>
+                    <pic:cNvPr descr="../output/kartor/b4_2_mockelo_karta.png" id="20" name="Picture"/>
                     <pic:cNvPicPr>
                       <a:picLocks noChangeArrowheads="1" noChangeAspect="1"/>
                     </pic:cNvPicPr>
                   </pic:nvPicPr>
                   <pic:blipFill>
-                    <a:blip r:embed="rId19"/>
+                    <a:blip r:embed="rId18"/>
                     <a:stretch>
                       <a:fillRect/>
                     </a:stretch>
@@ -1746,7 +1899,7 @@
                   <pic:spPr bwMode="auto">
                     <a:xfrm>
                       <a:off x="0" y="0"/>
-                      <a:ext cx="5334000" cy="3924855"/>
+                      <a:ext cx="5334000" cy="4038303"/>
                     </a:xfrm>
                     <a:prstGeom prst="rect">
                       <a:avLst/>
@@ -1782,7 +1935,7 @@
           <w:i/>
           <w:iCs/>
         </w:rPr>
-        <w:t xml:space="preserve">Figur 2. Förslag 1. Grönt anger invånare som får hållplats inom 400 m. Körvägen till den nya hållplatsen</w:t>
+        <w:t xml:space="preserve">Figur 2. Förslag 1. Grönt anger invånare som får hållplats inom 400 m. Den befintliga vägen är ritad efter</w:t>
       </w:r>
       <w:r>
         <w:rPr>
@@ -1796,7 +1949,7 @@
           <w:i/>
           <w:iCs/>
         </w:rPr>
-        <w:t xml:space="preserve">är schematisk tills vägdragningen har hämtats.</w:t>
+        <w:t xml:space="preserve">beställarens skiss och förlängningen (streckad) är schematisk.</w:t>
       </w:r>
     </w:p>
     <w:p>
@@ -1806,20 +1959,20 @@
       <w:r>
         <w:drawing>
           <wp:inline>
-            <wp:extent cx="5334000" cy="4116221"/>
+            <wp:extent cx="5334000" cy="4606822"/>
             <wp:effectExtent b="0" l="0" r="0" t="0"/>
-            <wp:docPr descr="Förslag 1, omlopp" title="" id="23" name="Picture"/>
+            <wp:docPr descr="Förslag 1, omlopp" title="" id="22" name="Picture"/>
             <a:graphic>
               <a:graphicData uri="http://schemas.openxmlformats.org/drawingml/2006/picture">
                 <pic:pic>
                   <pic:nvPicPr>
-                    <pic:cNvPr descr="../output/kartor/b4_3_mockelo_omlopp.png" id="24" name="Picture"/>
+                    <pic:cNvPr descr="../output/kartor/b4_3_mockelo_omlopp.png" id="23" name="Picture"/>
                     <pic:cNvPicPr>
                       <a:picLocks noChangeArrowheads="1" noChangeAspect="1"/>
                     </pic:cNvPicPr>
                   </pic:nvPicPr>
                   <pic:blipFill>
-                    <a:blip r:embed="rId22"/>
+                    <a:blip r:embed="rId21"/>
                     <a:stretch>
                       <a:fillRect/>
                     </a:stretch>
@@ -1827,7 +1980,7 @@
                   <pic:spPr bwMode="auto">
                     <a:xfrm>
                       <a:off x="0" y="0"/>
-                      <a:ext cx="5334000" cy="4116221"/>
+                      <a:ext cx="5334000" cy="4606822"/>
                     </a:xfrm>
                     <a:prstGeom prst="rect">
                       <a:avLst/>
@@ -1863,7 +2016,7 @@
           <w:i/>
           <w:iCs/>
         </w:rPr>
-        <w:t xml:space="preserve">Figur 3. Omlopp före och efter för förslag 1a och 1b. Skrafferad del av en tur är tillagd körtid. Röd</w:t>
+        <w:t xml:space="preserve">Figur 3. Omlopp före och efter för förslag 1. Skrafferad del av en tur är tillagd körtid, och prickad ram</w:t>
       </w:r>
       <w:r>
         <w:rPr>
@@ -1877,7 +2030,323 @@
           <w:i/>
           <w:iCs/>
         </w:rPr>
-        <w:t xml:space="preserve">rubrik anger att lösningen kräver fler bussar.</w:t>
+        <w:t xml:space="preserve">anger att turen avgår senare än i dag. Röd rubrik anger att lösningen kräver fler bussar.</w:t>
+      </w:r>
+    </w:p>
+    <w:bookmarkEnd w:id="24"/>
+    <w:bookmarkStart w:id="28" w:name="X761b71537852e5d9ebb526380b0f743a7694651"/>
+    <w:p>
+      <w:pPr>
+        <w:pStyle w:val="Heading3"/>
+      </w:pPr>
+      <w:r>
+        <w:t xml:space="preserve">3.2 Sammanslagning av V och Ö – Möckelö Strand ny redan med dagens vägar?</w:t>
+      </w:r>
+    </w:p>
+    <w:p>
+      <w:pPr>
+        <w:pStyle w:val="FirstParagraph"/>
+      </w:pPr>
+      <w:r>
+        <w:t xml:space="preserve">Ett varv V → Ö → V tar 60 minuter, och två bussar kör varvet med 30 minuters förskjutning (figur 4):</w:t>
+      </w:r>
+    </w:p>
+    <w:p>
+      <w:pPr>
+        <w:pStyle w:val="Compact"/>
+        <w:numPr>
+          <w:ilvl w:val="0"/>
+          <w:numId w:val="1010"/>
+        </w:numPr>
+      </w:pPr>
+      <w:r>
+        <w:rPr>
+          <w:b/>
+          <w:bCs/>
+        </w:rPr>
+        <w:t xml:space="preserve">I dag:</w:t>
+      </w:r>
+      <w:r>
+        <w:t xml:space="preserve"> </w:t>
+      </w:r>
+      <w:r>
+        <w:t xml:space="preserve">varvet består av V (27 minuter), byte (3 minuter), Ö (23 minuter) och byte (7 minuter).</w:t>
+      </w:r>
+    </w:p>
+    <w:p>
+      <w:pPr>
+        <w:pStyle w:val="Compact"/>
+        <w:numPr>
+          <w:ilvl w:val="0"/>
+          <w:numId w:val="1010"/>
+        </w:numPr>
+      </w:pPr>
+      <w:r>
+        <w:rPr>
+          <w:b/>
+          <w:bCs/>
+        </w:rPr>
+        <w:t xml:space="preserve">1a med dagens tidtabell:</w:t>
+      </w:r>
+      <w:r>
+        <w:t xml:space="preserve"> </w:t>
+      </w:r>
+      <w:r>
+        <w:t xml:space="preserve">V tar 31,5 minuter och kommer tillbaka 1,5 minut efter att Ö ska avgå.</w:t>
+      </w:r>
+    </w:p>
+    <w:p>
+      <w:pPr>
+        <w:pStyle w:val="Compact"/>
+        <w:numPr>
+          <w:ilvl w:val="0"/>
+          <w:numId w:val="1010"/>
+        </w:numPr>
+      </w:pPr>
+      <w:r>
+        <w:rPr>
+          <w:b/>
+          <w:bCs/>
+        </w:rPr>
+        <w:t xml:space="preserve">1a med V och Ö sammanslagna:</w:t>
+      </w:r>
+      <w:r>
+        <w:t xml:space="preserve"> </w:t>
+      </w:r>
+      <w:r>
+        <w:t xml:space="preserve">bussen fortsätter som linje Ö efter en halv minut, och Ö avgår då</w:t>
+      </w:r>
+      <w:r>
+        <w:t xml:space="preserve"> </w:t>
+      </w:r>
+      <w:r>
+        <w:t xml:space="preserve">2 minuter efter pulsen (:22/:52 i stället för :20/:50). Regleringen före nästa V-tur blir 5 minuter, så det</w:t>
+      </w:r>
+      <w:r>
+        <w:t xml:space="preserve"> </w:t>
+      </w:r>
+      <w:r>
+        <w:t xml:space="preserve">ryms i rusningstid.</w:t>
+      </w:r>
+    </w:p>
+    <w:p>
+      <w:pPr>
+        <w:pStyle w:val="Compact"/>
+        <w:numPr>
+          <w:ilvl w:val="0"/>
+          <w:numId w:val="1010"/>
+        </w:numPr>
+      </w:pPr>
+      <w:r>
+        <w:rPr>
+          <w:b/>
+          <w:bCs/>
+        </w:rPr>
+        <w:t xml:space="preserve">Varv med Ö:s skolturer</w:t>
+      </w:r>
+      <w:r>
+        <w:t xml:space="preserve"> </w:t>
+      </w:r>
+      <w:r>
+        <w:t xml:space="preserve">(28–29 minuter): det blir ingen tid över. Där kör V-turen som i dag.</w:t>
+      </w:r>
+    </w:p>
+    <w:p>
+      <w:pPr>
+        <w:pStyle w:val="FirstParagraph"/>
+      </w:pPr>
+      <w:r>
+        <w:t xml:space="preserve">Omloppen har byggts om tur för tur med dessa regler. Resultatet:</w:t>
+      </w:r>
+    </w:p>
+    <w:p>
+      <w:pPr>
+        <w:pStyle w:val="Compact"/>
+        <w:numPr>
+          <w:ilvl w:val="0"/>
+          <w:numId w:val="1011"/>
+        </w:numPr>
+      </w:pPr>
+      <w:r>
+        <w:rPr>
+          <w:b/>
+          <w:bCs/>
+        </w:rPr>
+        <w:t xml:space="preserve">Turer:</w:t>
+      </w:r>
+      <w:r>
+        <w:t xml:space="preserve"> </w:t>
+      </w:r>
+      <w:r>
+        <w:t xml:space="preserve">17 av 20 V-turer kan trafikera Möckelö Strand ny med fem bussar. 07:50, 08:20 och 14:40 kör som i</w:t>
+      </w:r>
+      <w:r>
+        <w:t xml:space="preserve"> </w:t>
+      </w:r>
+      <w:r>
+        <w:t xml:space="preserve">dag.</w:t>
+      </w:r>
+    </w:p>
+    <w:p>
+      <w:pPr>
+        <w:pStyle w:val="Compact"/>
+        <w:numPr>
+          <w:ilvl w:val="0"/>
+          <w:numId w:val="1011"/>
+        </w:numPr>
+      </w:pPr>
+      <w:r>
+        <w:rPr>
+          <w:b/>
+          <w:bCs/>
+        </w:rPr>
+        <w:t xml:space="preserve">Robusthet:</w:t>
+      </w:r>
+      <w:r>
+        <w:t xml:space="preserve"> </w:t>
+      </w:r>
+      <w:r>
+        <w:t xml:space="preserve">3 varv får mindre än 3 minuters reglering, mot 1 i dag. Med samma robusthet som i dag ryms</w:t>
+      </w:r>
+      <w:r>
+        <w:t xml:space="preserve"> </w:t>
+      </w:r>
+      <w:r>
+        <w:t xml:space="preserve">16 av 20.</w:t>
+      </w:r>
+    </w:p>
+    <w:p>
+      <w:pPr>
+        <w:pStyle w:val="Compact"/>
+        <w:numPr>
+          <w:ilvl w:val="0"/>
+          <w:numId w:val="1011"/>
+        </w:numPr>
+      </w:pPr>
+      <w:r>
+        <w:rPr>
+          <w:b/>
+          <w:bCs/>
+        </w:rPr>
+        <w:t xml:space="preserve">Ö:s avgångar:</w:t>
+      </w:r>
+      <w:r>
+        <w:t xml:space="preserve"> </w:t>
+      </w:r>
+      <w:r>
+        <w:t xml:space="preserve">14 av Ö:s 20 turer avgår 2 minuter senare än i dag.</w:t>
+      </w:r>
+    </w:p>
+    <w:p>
+      <w:pPr>
+        <w:pStyle w:val="Compact"/>
+        <w:numPr>
+          <w:ilvl w:val="0"/>
+          <w:numId w:val="1011"/>
+        </w:numPr>
+      </w:pPr>
+      <w:r>
+        <w:rPr>
+          <w:b/>
+          <w:bCs/>
+        </w:rPr>
+        <w:t xml:space="preserve">Kostnad:</w:t>
+      </w:r>
+      <w:r>
+        <w:t xml:space="preserve"> </w:t>
+      </w:r>
+      <w:r>
+        <w:t xml:space="preserve">omloppstiden ökar med cirka 7 minuter och körsträckan med 46 km per vardag.</w:t>
+      </w:r>
+    </w:p>
+    <w:p>
+      <w:pPr>
+        <w:pStyle w:val="FirstParagraph"/>
+      </w:pPr>
+      <w:r>
+        <w:rPr>
+          <w:b/>
+          <w:bCs/>
+        </w:rPr>
+        <w:t xml:space="preserve">Konsekvenser för resenärerna.</w:t>
+      </w:r>
+      <w:r>
+        <w:t xml:space="preserve"> </w:t>
+      </w:r>
+      <w:r>
+        <w:t xml:space="preserve">Den som byter till linje Ö i pulsen får 2 minuter längre väntan, och Ö kommer</w:t>
+      </w:r>
+      <w:r>
+        <w:t xml:space="preserve"> </w:t>
+      </w:r>
+      <w:r>
+        <w:t xml:space="preserve">tillbaka till centrum 2 minuter senare, men före nästa pulsavgång. Den som åker vidare från V till Ö kan sitta</w:t>
+      </w:r>
+      <w:r>
+        <w:t xml:space="preserve"> </w:t>
+      </w:r>
+      <w:r>
+        <w:t xml:space="preserve">kvar på bussen.</w:t>
+      </w:r>
+    </w:p>
+    <w:p>
+      <w:pPr>
+        <w:pStyle w:val="BodyText"/>
+      </w:pPr>
+      <w:r>
+        <w:rPr>
+          <w:b/>
+          <w:bCs/>
+        </w:rPr>
+        <w:t xml:space="preserve">Bedömning.</w:t>
+      </w:r>
+      <w:r>
+        <w:t xml:space="preserve"> </w:t>
+      </w:r>
+      <w:r>
+        <w:t xml:space="preserve">Ja – med V och Ö sammanslagna kan Möckelö Strand ny trafikeras redan med dagens vägar, på 17 av</w:t>
+      </w:r>
+      <w:r>
+        <w:t xml:space="preserve"> </w:t>
+      </w:r>
+      <w:r>
+        <w:t xml:space="preserve">20 turer och med dagens fem bussar. Förlängningen av Norrgårdsvägen (1b) ger ändå tre fördelar:</w:t>
+      </w:r>
+    </w:p>
+    <w:p>
+      <w:pPr>
+        <w:pStyle w:val="Compact"/>
+        <w:numPr>
+          <w:ilvl w:val="0"/>
+          <w:numId w:val="1012"/>
+        </w:numPr>
+      </w:pPr>
+      <w:r>
+        <w:t xml:space="preserve">en kortare omväg, 2,5 i stället för 4,5 minuter per tur;</w:t>
+      </w:r>
+    </w:p>
+    <w:p>
+      <w:pPr>
+        <w:pStyle w:val="Compact"/>
+        <w:numPr>
+          <w:ilvl w:val="0"/>
+          <w:numId w:val="1012"/>
+        </w:numPr>
+      </w:pPr>
+      <w:r>
+        <w:t xml:space="preserve">alla 20 turer i stället för 17;</w:t>
+      </w:r>
+    </w:p>
+    <w:p>
+      <w:pPr>
+        <w:pStyle w:val="Compact"/>
+        <w:numPr>
+          <w:ilvl w:val="0"/>
+          <w:numId w:val="1012"/>
+        </w:numPr>
+      </w:pPr>
+      <w:r>
+        <w:t xml:space="preserve">Ö kan behålla sina avgångar i pulsen.</w:t>
       </w:r>
     </w:p>
     <w:p>
@@ -1887,14 +2356,14 @@
       <w:r>
         <w:drawing>
           <wp:inline>
-            <wp:extent cx="5334000" cy="3824788"/>
+            <wp:extent cx="5334000" cy="2056591"/>
             <wp:effectExtent b="0" l="0" r="0" t="0"/>
-            <wp:docPr descr="Omloppsparet V och Ö" title="" id="26" name="Picture"/>
+            <wp:docPr descr="Sammanslagning V och Ö" title="" id="26" name="Picture"/>
             <a:graphic>
               <a:graphicData uri="http://schemas.openxmlformats.org/drawingml/2006/picture">
                 <pic:pic>
                   <pic:nvPicPr>
-                    <pic:cNvPr descr="../output/kartor/b4_9_linje_vo.png" id="27" name="Picture"/>
+                    <pic:cNvPr descr="../output/kartor/b4_9_sammanslagning_vo.png" id="27" name="Picture"/>
                     <pic:cNvPicPr>
                       <a:picLocks noChangeArrowheads="1" noChangeAspect="1"/>
                     </pic:cNvPicPr>
@@ -1908,7 +2377,7 @@
                   <pic:spPr bwMode="auto">
                     <a:xfrm>
                       <a:off x="0" y="0"/>
-                      <a:ext cx="5334000" cy="3824788"/>
+                      <a:ext cx="5334000" cy="2056591"/>
                     </a:xfrm>
                     <a:prstGeom prst="rect">
                       <a:avLst/>
@@ -1932,7 +2401,7 @@
         <w:pStyle w:val="ImageCaption"/>
       </w:pPr>
       <w:r>
-        <w:t xml:space="preserve">Omloppsparet V och Ö</w:t>
+        <w:t xml:space="preserve">Sammanslagning V och Ö</w:t>
       </w:r>
     </w:p>
     <w:p>
@@ -1944,7 +2413,7 @@
           <w:i/>
           <w:iCs/>
         </w:rPr>
-        <w:t xml:space="preserve">Figur 4. Omloppsparet V ↔ Ö med Möckelö Strand (1b) och N2 (2).</w:t>
+        <w:t xml:space="preserve">Figur 4. Sammanslagning av linje V och Ö: tidsbudget per varv och antal turer som ryms per alternativ.</w:t>
       </w:r>
     </w:p>
     <w:bookmarkEnd w:id="28"/>
@@ -1996,13 +2465,7 @@
         <w:t xml:space="preserve"> </w:t>
       </w:r>
       <w:r>
-        <w:t xml:space="preserve">Alla 20 turer ryms, och förslaget är lika robust som i dag (figur 6). Skolturen 08:20 kommer</w:t>
-      </w:r>
-      <w:r>
-        <w:t xml:space="preserve"> </w:t>
-      </w:r>
-      <w:r>
-        <w:t xml:space="preserve">tillbaka 08:49,5 och fortsätter som linje V 08:50 efter ett kort byte.</w:t>
+        <w:t xml:space="preserve">Alla 20 turer ryms, och förslaget är lika robust som i dag (figur 6).</w:t>
       </w:r>
     </w:p>
     <w:p>
@@ -2022,35 +2485,65 @@
         <w:pStyle w:val="Compact"/>
         <w:numPr>
           <w:ilvl w:val="0"/>
-          <w:numId w:val="1011"/>
-        </w:numPr>
-      </w:pPr>
-      <w:r>
-        <w:t xml:space="preserve">55 invånare får hållplats inom 400 m med 20 avgångar per vardag.</w:t>
-      </w:r>
-    </w:p>
-    <w:p>
-      <w:pPr>
-        <w:pStyle w:val="Compact"/>
-        <w:numPr>
-          <w:ilvl w:val="0"/>
-          <w:numId w:val="1011"/>
-        </w:numPr>
-      </w:pPr>
-      <w:r>
-        <w:t xml:space="preserve">Påstigandet uppskattas till 0,4–1,8 per vardag på sommarnivå.</w:t>
-      </w:r>
-    </w:p>
-    <w:p>
-      <w:pPr>
-        <w:pStyle w:val="Compact"/>
-        <w:numPr>
-          <w:ilvl w:val="0"/>
-          <w:numId w:val="1011"/>
-        </w:numPr>
-      </w:pPr>
-      <w:r>
-        <w:t xml:space="preserve">Förlusten för dem som redan sitter på bussen är försumbar.</w:t>
+          <w:numId w:val="1013"/>
+        </w:numPr>
+      </w:pPr>
+      <w:r>
+        <w:rPr>
+          <w:b/>
+          <w:bCs/>
+        </w:rPr>
+        <w:t xml:space="preserve">Täckning:</w:t>
+      </w:r>
+      <w:r>
+        <w:t xml:space="preserve"> </w:t>
+      </w:r>
+      <w:r>
+        <w:t xml:space="preserve">55 invånare får en hållplats inom 400 m med 20 avgångar per vardag.</w:t>
+      </w:r>
+    </w:p>
+    <w:p>
+      <w:pPr>
+        <w:pStyle w:val="Compact"/>
+        <w:numPr>
+          <w:ilvl w:val="0"/>
+          <w:numId w:val="1013"/>
+        </w:numPr>
+      </w:pPr>
+      <w:r>
+        <w:rPr>
+          <w:b/>
+          <w:bCs/>
+        </w:rPr>
+        <w:t xml:space="preserve">Påstigande:</w:t>
+      </w:r>
+      <w:r>
+        <w:t xml:space="preserve"> </w:t>
+      </w:r>
+      <w:r>
+        <w:t xml:space="preserve">uppskattas till 0,4–1,9 per vardag på sommarnivå.</w:t>
+      </w:r>
+    </w:p>
+    <w:p>
+      <w:pPr>
+        <w:pStyle w:val="Compact"/>
+        <w:numPr>
+          <w:ilvl w:val="0"/>
+          <w:numId w:val="1013"/>
+        </w:numPr>
+      </w:pPr>
+      <w:r>
+        <w:rPr>
+          <w:b/>
+          <w:bCs/>
+        </w:rPr>
+        <w:t xml:space="preserve">Ombordvarande:</w:t>
+      </w:r>
+      <w:r>
+        <w:t xml:space="preserve"> </w:t>
+      </w:r>
+      <w:r>
+        <w:t xml:space="preserve">förlusten för dem som redan sitter på bussen är försumbar.</w:t>
       </w:r>
     </w:p>
     <w:p>
@@ -2244,7 +2737,7 @@
         <w:pStyle w:val="Compact"/>
         <w:numPr>
           <w:ilvl w:val="0"/>
-          <w:numId w:val="1012"/>
+          <w:numId w:val="1014"/>
         </w:numPr>
       </w:pPr>
       <w:r>
@@ -2256,17 +2749,17 @@
         <w:pStyle w:val="Compact"/>
         <w:numPr>
           <w:ilvl w:val="0"/>
-          <w:numId w:val="1012"/>
-        </w:numPr>
-      </w:pPr>
-      <w:r>
-        <w:t xml:space="preserve">Bo-Bil blir ett verkligt uppehåll, +0,5 minut. Vid Vikingagränd stannar bussen sällan i dag, med cirka</w:t>
-      </w:r>
-      <w:r>
-        <w:t xml:space="preserve"> </w:t>
-      </w:r>
-      <w:r>
-        <w:t xml:space="preserve">0,05 påstigande per vardag.</w:t>
+          <w:numId w:val="1014"/>
+        </w:numPr>
+      </w:pPr>
+      <w:r>
+        <w:t xml:space="preserve">Bo-Bil blir ett verkligt uppehåll, +0,5 minut. Vid Vikingagränd stannar bussen sällan i dag (cirka 0,05</w:t>
+      </w:r>
+      <w:r>
+        <w:t xml:space="preserve"> </w:t>
+      </w:r>
+      <w:r>
+        <w:t xml:space="preserve">påstigande per vardag).</w:t>
       </w:r>
     </w:p>
     <w:p>
@@ -2274,13 +2767,13 @@
         <w:pStyle w:val="FirstParagraph"/>
       </w:pPr>
       <w:r>
-        <w:t xml:space="preserve">Den minskade väntan vid Nya Godbyvägen ingår inte, eftersom den inte kan beräknas utan realtidsdata. Den</w:t>
-      </w:r>
-      <w:r>
-        <w:t xml:space="preserve"> </w:t>
-      </w:r>
-      <w:r>
-        <w:t xml:space="preserve">talar för en kortare och framför allt jämnare körtid.</w:t>
+        <w:t xml:space="preserve">Den minskade väntan vid Nya Godbyvägen ingår inte, eftersom den inte kan beräknas utan realtidsdata. Den talar</w:t>
+      </w:r>
+      <w:r>
+        <w:t xml:space="preserve"> </w:t>
+      </w:r>
+      <w:r>
+        <w:t xml:space="preserve">för en kortare och framför allt jämnare körtid.</w:t>
       </w:r>
     </w:p>
     <w:p>
@@ -2298,7 +2791,7 @@
         <w:t xml:space="preserve"> </w:t>
       </w:r>
       <w:r>
-        <w:t xml:space="preserve">Förslaget ryms med alla 22 turer. Bytet N → S blir 3,9 minuter i stället för 4.</w:t>
+        <w:t xml:space="preserve">Förslaget ryms med alla 22 turer.</w:t>
       </w:r>
     </w:p>
     <w:p>
@@ -2318,41 +2811,71 @@
         <w:pStyle w:val="Compact"/>
         <w:numPr>
           <w:ilvl w:val="0"/>
-          <w:numId w:val="1013"/>
-        </w:numPr>
-      </w:pPr>
-      <w:r>
-        <w:t xml:space="preserve">Bo-Bil får linje N:s 22 avgångar utöver landsbygdslinjernas. 44 invånare får därmed minst 30 avgångar per</w:t>
-      </w:r>
-      <w:r>
-        <w:t xml:space="preserve"> </w:t>
-      </w:r>
-      <w:r>
-        <w:t xml:space="preserve">vardag.</w:t>
-      </w:r>
-    </w:p>
-    <w:p>
-      <w:pPr>
-        <w:pStyle w:val="Compact"/>
-        <w:numPr>
-          <w:ilvl w:val="0"/>
-          <w:numId w:val="1013"/>
-        </w:numPr>
-      </w:pPr>
-      <w:r>
-        <w:t xml:space="preserve">23 invånare vid Vikingagränd förlorar hållplats inom 400 m.</w:t>
-      </w:r>
-    </w:p>
-    <w:p>
-      <w:pPr>
-        <w:pStyle w:val="Compact"/>
-        <w:numPr>
-          <w:ilvl w:val="0"/>
-          <w:numId w:val="1013"/>
-        </w:numPr>
-      </w:pPr>
-      <w:r>
-        <w:t xml:space="preserve">Fordonskilometrarna minskar med cirka 9 km per vardag.</w:t>
+          <w:numId w:val="1015"/>
+        </w:numPr>
+      </w:pPr>
+      <w:r>
+        <w:rPr>
+          <w:b/>
+          <w:bCs/>
+        </w:rPr>
+        <w:t xml:space="preserve">Bo-Bil:</w:t>
+      </w:r>
+      <w:r>
+        <w:t xml:space="preserve"> </w:t>
+      </w:r>
+      <w:r>
+        <w:t xml:space="preserve">hållplatsen får linje N:s 22 avgångar utöver landsbygdslinjernas, och 44 invånare får minst 30</w:t>
+      </w:r>
+      <w:r>
+        <w:t xml:space="preserve"> </w:t>
+      </w:r>
+      <w:r>
+        <w:t xml:space="preserve">avgångar per vardag.</w:t>
+      </w:r>
+    </w:p>
+    <w:p>
+      <w:pPr>
+        <w:pStyle w:val="Compact"/>
+        <w:numPr>
+          <w:ilvl w:val="0"/>
+          <w:numId w:val="1015"/>
+        </w:numPr>
+      </w:pPr>
+      <w:r>
+        <w:rPr>
+          <w:b/>
+          <w:bCs/>
+        </w:rPr>
+        <w:t xml:space="preserve">Vikingagränd:</w:t>
+      </w:r>
+      <w:r>
+        <w:t xml:space="preserve"> </w:t>
+      </w:r>
+      <w:r>
+        <w:t xml:space="preserve">23 invånare förlorar hållplats inom 400 m.</w:t>
+      </w:r>
+    </w:p>
+    <w:p>
+      <w:pPr>
+        <w:pStyle w:val="Compact"/>
+        <w:numPr>
+          <w:ilvl w:val="0"/>
+          <w:numId w:val="1015"/>
+        </w:numPr>
+      </w:pPr>
+      <w:r>
+        <w:rPr>
+          <w:b/>
+          <w:bCs/>
+        </w:rPr>
+        <w:t xml:space="preserve">Fordonskilometer:</w:t>
+      </w:r>
+      <w:r>
+        <w:t xml:space="preserve"> </w:t>
+      </w:r>
+      <w:r>
+        <w:t xml:space="preserve">minskar med cirka 9 km per vardag.</w:t>
       </w:r>
     </w:p>
     <w:p>
@@ -2423,14 +2946,13 @@
       </w:r>
     </w:p>
     <w:bookmarkEnd w:id="39"/>
-    <w:bookmarkEnd w:id="40"/>
-    <w:bookmarkStart w:id="50" w:name="systemeffekter"/>
-    <w:p>
-      <w:pPr>
-        <w:pStyle w:val="Heading2"/>
-      </w:pPr>
-      <w:r>
-        <w:t xml:space="preserve">4 Systemeffekter</w:t>
+    <w:bookmarkStart w:id="49" w:name="förslag-4-linje-v-till-flygplatsen"/>
+    <w:p>
+      <w:pPr>
+        <w:pStyle w:val="Heading3"/>
+      </w:pPr>
+      <w:r>
+        <w:t xml:space="preserve">3.5 Förslag 4 – linje V till flygplatsen</w:t>
       </w:r>
     </w:p>
     <w:p>
@@ -2438,97 +2960,2317 @@
         <w:pStyle w:val="FirstParagraph"/>
       </w:pPr>
       <w:r>
-        <w:t xml:space="preserve">Förslagen har sammanställts i tre paket som verifierats mot omloppen tillsammans (figur 8):</w:t>
-      </w:r>
-    </w:p>
-    <w:p>
-      <w:pPr>
-        <w:pStyle w:val="Compact"/>
-        <w:numPr>
-          <w:ilvl w:val="0"/>
-          <w:numId w:val="1014"/>
-        </w:numPr>
-      </w:pPr>
-      <w:r>
-        <w:rPr>
-          <w:b/>
-          <w:bCs/>
-        </w:rPr>
-        <w:t xml:space="preserve">Paket A:</w:t>
-      </w:r>
-      <w:r>
-        <w:t xml:space="preserve"> </w:t>
-      </w:r>
-      <w:r>
-        <w:t xml:space="preserve">1b, 2 och 3 med alla turer. Paketet ryms med fem bussar, och omloppstiden ökar med 3 minuter</w:t>
-      </w:r>
-      <w:r>
-        <w:t xml:space="preserve"> </w:t>
-      </w:r>
-      <w:r>
-        <w:t xml:space="preserve">per vardag. Kring Ö:s skolturer blir regleringen kort (8 varv med mindre än 3 minuter, mot 1 i dag).</w:t>
-      </w:r>
-    </w:p>
-    <w:p>
-      <w:pPr>
-        <w:pStyle w:val="Compact"/>
-        <w:numPr>
-          <w:ilvl w:val="0"/>
-          <w:numId w:val="1014"/>
-        </w:numPr>
-      </w:pPr>
-      <w:r>
-        <w:rPr>
-          <w:b/>
-          <w:bCs/>
-        </w:rPr>
-        <w:t xml:space="preserve">Paket A robust:</w:t>
-      </w:r>
-      <w:r>
-        <w:t xml:space="preserve"> </w:t>
-      </w:r>
-      <w:r>
-        <w:t xml:space="preserve">som paket A, men Möckelö Strand trafikeras av 15 av 20 V-turer. Paketet ryms med fem</w:t>
-      </w:r>
-      <w:r>
-        <w:t xml:space="preserve"> </w:t>
-      </w:r>
-      <w:r>
-        <w:t xml:space="preserve">bussar och är lika robust som i dag.</w:t>
-      </w:r>
-    </w:p>
-    <w:p>
-      <w:pPr>
-        <w:pStyle w:val="Compact"/>
-        <w:numPr>
-          <w:ilvl w:val="0"/>
-          <w:numId w:val="1014"/>
-        </w:numPr>
-      </w:pPr>
-      <w:r>
-        <w:rPr>
-          <w:b/>
-          <w:bCs/>
-        </w:rPr>
-        <w:t xml:space="preserve">Paket B:</w:t>
-      </w:r>
-      <w:r>
-        <w:t xml:space="preserve"> </w:t>
-      </w:r>
-      <w:r>
-        <w:t xml:space="preserve">1a med alla turer, 2 och 3. Paketet kräver sex bussar och 11,6 fler fordonstimmar per vardag.</w:t>
+        <w:rPr>
+          <w:b/>
+          <w:bCs/>
+        </w:rPr>
+        <w:t xml:space="preserve">Utformning.</w:t>
+      </w:r>
+      <w:r>
+        <w:t xml:space="preserve"> </w:t>
+      </w:r>
+      <w:r>
+        <w:t xml:space="preserve">Linje V passerar i dag Posten på Flygfältsvägen. I förslaget kör bussen från Posten upp till</w:t>
+      </w:r>
+      <w:r>
+        <w:t xml:space="preserve"> </w:t>
+      </w:r>
+      <w:r>
+        <w:t xml:space="preserve">flygterminalen, runt terminalen och tillbaka till Norra Svibyvägen, och därefter vidare mot Källarvägen som i</w:t>
+      </w:r>
+      <w:r>
+        <w:t xml:space="preserve"> </w:t>
+      </w:r>
+      <w:r>
+        <w:t xml:space="preserve">dag (figur 8).</w:t>
+      </w:r>
+    </w:p>
+    <w:p>
+      <w:pPr>
+        <w:pStyle w:val="Compact"/>
+        <w:numPr>
+          <w:ilvl w:val="0"/>
+          <w:numId w:val="1016"/>
+        </w:numPr>
+      </w:pPr>
+      <w:r>
+        <w:rPr>
+          <w:b/>
+          <w:bCs/>
+        </w:rPr>
+        <w:t xml:space="preserve">Körväg:</w:t>
+      </w:r>
+      <w:r>
+        <w:t xml:space="preserve"> </w:t>
+      </w:r>
+      <w:r>
+        <w:t xml:space="preserve">digitaliserad ur beställarens skiss.</w:t>
+      </w:r>
+    </w:p>
+    <w:p>
+      <w:pPr>
+        <w:pStyle w:val="Compact"/>
+        <w:numPr>
+          <w:ilvl w:val="0"/>
+          <w:numId w:val="1016"/>
+        </w:numPr>
+      </w:pPr>
+      <w:r>
+        <w:rPr>
+          <w:b/>
+          <w:bCs/>
+        </w:rPr>
+        <w:t xml:space="preserve">Omväg:</w:t>
+      </w:r>
+      <w:r>
+        <w:t xml:space="preserve"> </w:t>
+      </w:r>
+      <w:r>
+        <w:t xml:space="preserve">cirka 1,4 km per tur. Med 25 km/h och 0,5 minuts uppehåll blir tillägget cirka</w:t>
+      </w:r>
+      <w:r>
+        <w:t xml:space="preserve"> </w:t>
+      </w:r>
+      <w:r>
+        <w:rPr>
+          <w:b/>
+          <w:bCs/>
+        </w:rPr>
+        <w:t xml:space="preserve">4 minuter per</w:t>
+      </w:r>
+      <w:r>
+        <w:rPr>
+          <w:b/>
+          <w:bCs/>
+        </w:rPr>
+        <w:t xml:space="preserve"> </w:t>
+      </w:r>
+      <w:r>
+        <w:rPr>
+          <w:b/>
+          <w:bCs/>
+        </w:rPr>
+        <w:t xml:space="preserve">tur</w:t>
+      </w:r>
+      <w:r>
+        <w:t xml:space="preserve"> </w:t>
+      </w:r>
+      <w:r>
+        <w:t xml:space="preserve">(känslighet 3–5 minuter).</w:t>
+      </w:r>
+    </w:p>
+    <w:p>
+      <w:pPr>
+        <w:pStyle w:val="Compact"/>
+        <w:numPr>
+          <w:ilvl w:val="0"/>
+          <w:numId w:val="1016"/>
+        </w:numPr>
+      </w:pPr>
+      <w:r>
+        <w:rPr>
+          <w:b/>
+          <w:bCs/>
+        </w:rPr>
+        <w:t xml:space="preserve">Vid flygplatsen:</w:t>
+      </w:r>
+      <w:r>
+        <w:t xml:space="preserve"> </w:t>
+      </w:r>
+      <w:r>
+        <w:t xml:space="preserve">bussen är där cirka 16 minuter efter avgången från centrum.</w:t>
       </w:r>
     </w:p>
     <w:p>
       <w:pPr>
         <w:pStyle w:val="FirstParagraph"/>
+      </w:pPr>
+      <w:r>
+        <w:rPr>
+          <w:b/>
+          <w:bCs/>
+        </w:rPr>
+        <w:t xml:space="preserve">Flygen och Y-versionen.</w:t>
+      </w:r>
+      <w:r>
+        <w:t xml:space="preserve"> </w:t>
+      </w:r>
+      <w:r>
+        <w:t xml:space="preserve">Enligt Finavia avgår flyg 07:15 (Arlanda), 11:00 (Åbo) och 17:10 (Arlanda).</w:t>
+      </w:r>
+      <w:r>
+        <w:t xml:space="preserve"> </w:t>
+      </w:r>
+      <w:r>
+        <w:t xml:space="preserve">Ankomsttiderna fanns inte i underlaget. Det har antagits att samma flygplan landar 35 minuter före</w:t>
+      </w:r>
+      <w:r>
+        <w:t xml:space="preserve"> </w:t>
+      </w:r>
+      <w:r>
+        <w:t xml:space="preserve">avgångarna 11:00 och 17:10. Y-versionen kör till flygplatsen bara på de V-turer som behövs för flygen:</w:t>
+      </w:r>
+    </w:p>
+    <w:p>
+      <w:pPr>
+        <w:pStyle w:val="Compact"/>
+        <w:numPr>
+          <w:ilvl w:val="0"/>
+          <w:numId w:val="1017"/>
+        </w:numPr>
+      </w:pPr>
+      <w:r>
+        <w:rPr>
+          <w:b/>
+          <w:bCs/>
+        </w:rPr>
+        <w:t xml:space="preserve">till flyget</w:t>
+      </w:r>
+      <w:r>
+        <w:t xml:space="preserve">, vid flygplatsen 2 timmar till 30 minuter före avgång: 08:50, 09:20, 09:50, 15:10, 15:40</w:t>
+      </w:r>
+      <w:r>
+        <w:t xml:space="preserve"> </w:t>
+      </w:r>
+      <w:r>
+        <w:t xml:space="preserve">och 16:10;</w:t>
+      </w:r>
+    </w:p>
+    <w:p>
+      <w:pPr>
+        <w:pStyle w:val="Compact"/>
+        <w:numPr>
+          <w:ilvl w:val="0"/>
+          <w:numId w:val="1017"/>
+        </w:numPr>
+      </w:pPr>
+      <w:r>
+        <w:rPr>
+          <w:b/>
+          <w:bCs/>
+        </w:rPr>
+        <w:t xml:space="preserve">från flyget:</w:t>
+      </w:r>
+      <w:r>
+        <w:t xml:space="preserve"> </w:t>
+      </w:r>
+      <w:r>
+        <w:t xml:space="preserve">10:20 och 16:40, vid flygplatsen 10:36 och 16:56;</w:t>
+      </w:r>
+    </w:p>
+    <w:p>
+      <w:pPr>
+        <w:pStyle w:val="Compact"/>
+        <w:numPr>
+          <w:ilvl w:val="0"/>
+          <w:numId w:val="1017"/>
+        </w:numPr>
+      </w:pPr>
+      <w:r>
+        <w:rPr>
+          <w:b/>
+          <w:bCs/>
+        </w:rPr>
+        <w:t xml:space="preserve">07:15-flyget</w:t>
+      </w:r>
+      <w:r>
+        <w:t xml:space="preserve"> </w:t>
+      </w:r>
+      <w:r>
+        <w:t xml:space="preserve">kan inte nås med dagens första V-tur (vid flygplatsen 07:36).</w:t>
+      </w:r>
+    </w:p>
+    <w:p>
+      <w:pPr>
+        <w:pStyle w:val="FirstParagraph"/>
+      </w:pPr>
+      <w:r>
+        <w:rPr>
+          <w:b/>
+          <w:bCs/>
+        </w:rPr>
+        <w:t xml:space="preserve">Solberget.</w:t>
+      </w:r>
+      <w:r>
+        <w:t xml:space="preserve"> </w:t>
+      </w:r>
+      <w:r>
+        <w:t xml:space="preserve">Hållplatsen Solberget på linje Ö ligger på en omväg. Dras den in sparas 1,6–2,5 minuter per</w:t>
+      </w:r>
+      <w:r>
+        <w:t xml:space="preserve"> </w:t>
+      </w:r>
+      <w:r>
+        <w:t xml:space="preserve">Ö-tur, vilket ger mer tid i varven med Ö:s skolturer.</w:t>
+      </w:r>
+    </w:p>
+    <w:p>
+      <w:pPr>
+        <w:pStyle w:val="BodyText"/>
       </w:pPr>
       <w:r>
         <w:rPr>
           <w:i/>
           <w:iCs/>
         </w:rPr>
-        <w:t xml:space="preserve">Tabell 2. Systemeffekter i Mariehamn (14 821 invånare).</w:t>
+        <w:t xml:space="preserve">Tabell 2. Förslag 4 – varianter (fem bussar om inget annat anges).</w:t>
+      </w:r>
+    </w:p>
+    <w:tbl>
+      <w:tblPr>
+        <w:tblStyle w:val="Table"/>
+        <w:tblW w:type="pct" w:w="5000"/>
+        <w:tblLayout w:type="fixed"/>
+        <w:tblLook w:firstRow="1" w:lastRow="0" w:firstColumn="0" w:lastColumn="0" w:noHBand="0" w:noVBand="0" w:val="0020"/>
+      </w:tblPr>
+      <w:tblGrid>
+        <w:gridCol w:w="1980"/>
+        <w:gridCol w:w="1980"/>
+        <w:gridCol w:w="1980"/>
+        <w:gridCol w:w="1980"/>
+      </w:tblGrid>
+      <w:tr>
+        <w:trPr>
+          <w:tblHeader w:val="on"/>
+        </w:trPr>
+        <w:tc>
+          <w:tcPr/>
+          <w:p>
+            <w:pPr>
+              <w:pStyle w:val="Compact"/>
+            </w:pPr>
+            <w:r>
+              <w:t xml:space="preserve">Variant</w:t>
+            </w:r>
+          </w:p>
+        </w:tc>
+        <w:tc>
+          <w:tcPr/>
+          <w:p>
+            <w:pPr>
+              <w:pStyle w:val="Compact"/>
+            </w:pPr>
+            <w:r>
+              <w:t xml:space="preserve">Turer via flygplatsen</w:t>
+            </w:r>
+          </w:p>
+        </w:tc>
+        <w:tc>
+          <w:tcPr/>
+          <w:p>
+            <w:pPr>
+              <w:pStyle w:val="Compact"/>
+            </w:pPr>
+            <w:r>
+              <w:t xml:space="preserve">Varv &lt; 3 min reglering (i dag 1)</w:t>
+            </w:r>
+          </w:p>
+        </w:tc>
+        <w:tc>
+          <w:tcPr/>
+          <w:p>
+            <w:pPr>
+              <w:pStyle w:val="Compact"/>
+            </w:pPr>
+            <w:r>
+              <w:t xml:space="preserve">Driftkostnad per år</w:t>
+            </w:r>
+          </w:p>
+        </w:tc>
+      </w:tr>
+      <w:tr>
+        <w:tc>
+          <w:tcPr/>
+          <w:p>
+            <w:pPr>
+              <w:pStyle w:val="Compact"/>
+            </w:pPr>
+            <w:r>
+              <w:t xml:space="preserve">Alla turer, dagens tidtabell</w:t>
+            </w:r>
+          </w:p>
+        </w:tc>
+        <w:tc>
+          <w:tcPr/>
+          <w:p>
+            <w:pPr>
+              <w:pStyle w:val="Compact"/>
+            </w:pPr>
+            <w:r>
+              <w:t xml:space="preserve">20 av 20 –</w:t>
+            </w:r>
+            <w:r>
+              <w:t xml:space="preserve"> </w:t>
+            </w:r>
+            <w:r>
+              <w:rPr>
+                <w:b/>
+                <w:bCs/>
+              </w:rPr>
+              <w:t xml:space="preserve">6 bussar</w:t>
+            </w:r>
+          </w:p>
+        </w:tc>
+        <w:tc>
+          <w:tcPr/>
+          <w:p>
+            <w:pPr>
+              <w:pStyle w:val="Compact"/>
+            </w:pPr>
+            <w:r>
+              <w:t xml:space="preserve">1</w:t>
+            </w:r>
+          </w:p>
+        </w:tc>
+        <w:tc>
+          <w:tcPr/>
+          <w:p>
+            <w:pPr>
+              <w:pStyle w:val="Compact"/>
+            </w:pPr>
+            <w:r>
+              <w:t xml:space="preserve">+209 000 €</w:t>
+            </w:r>
+          </w:p>
+        </w:tc>
+      </w:tr>
+      <w:tr>
+        <w:tc>
+          <w:tcPr/>
+          <w:p>
+            <w:pPr>
+              <w:pStyle w:val="Compact"/>
+            </w:pPr>
+            <w:r>
+              <w:t xml:space="preserve">Dagens tidtabell utan extra buss</w:t>
+            </w:r>
+          </w:p>
+        </w:tc>
+        <w:tc>
+          <w:tcPr/>
+          <w:p>
+            <w:pPr>
+              <w:pStyle w:val="Compact"/>
+            </w:pPr>
+            <w:r>
+              <w:t xml:space="preserve">10 av 20</w:t>
+            </w:r>
+          </w:p>
+        </w:tc>
+        <w:tc>
+          <w:tcPr/>
+          <w:p>
+            <w:pPr>
+              <w:pStyle w:val="Compact"/>
+            </w:pPr>
+            <w:r>
+              <w:t xml:space="preserve">1</w:t>
+            </w:r>
+          </w:p>
+        </w:tc>
+        <w:tc>
+          <w:tcPr/>
+          <w:p>
+            <w:pPr>
+              <w:pStyle w:val="Compact"/>
+            </w:pPr>
+            <w:r>
+              <w:t xml:space="preserve">–</w:t>
+            </w:r>
+          </w:p>
+        </w:tc>
+      </w:tr>
+      <w:tr>
+        <w:tc>
+          <w:tcPr/>
+          <w:p>
+            <w:pPr>
+              <w:pStyle w:val="Compact"/>
+            </w:pPr>
+            <w:r>
+              <w:t xml:space="preserve">V och Ö sammanslagna (Ö ≤ 2 min efter pulsen)</w:t>
+            </w:r>
+          </w:p>
+        </w:tc>
+        <w:tc>
+          <w:tcPr/>
+          <w:p>
+            <w:pPr>
+              <w:pStyle w:val="Compact"/>
+            </w:pPr>
+            <w:r>
+              <w:t xml:space="preserve">19 av 20 (robust 17)</w:t>
+            </w:r>
+          </w:p>
+        </w:tc>
+        <w:tc>
+          <w:tcPr/>
+          <w:p>
+            <w:pPr>
+              <w:pStyle w:val="Compact"/>
+            </w:pPr>
+            <w:r>
+              <w:t xml:space="preserve">7</w:t>
+            </w:r>
+          </w:p>
+        </w:tc>
+        <w:tc>
+          <w:tcPr/>
+          <w:p>
+            <w:pPr>
+              <w:pStyle w:val="Compact"/>
+            </w:pPr>
+            <w:r>
+              <w:t xml:space="preserve">+7 300 €</w:t>
+            </w:r>
+          </w:p>
+        </w:tc>
+      </w:tr>
+      <w:tr>
+        <w:tc>
+          <w:tcPr/>
+          <w:p>
+            <w:pPr>
+              <w:pStyle w:val="Compact"/>
+            </w:pPr>
+            <w:r>
+              <w:t xml:space="preserve">V och Ö sammanslagna + Solberget indragen</w:t>
+            </w:r>
+          </w:p>
+        </w:tc>
+        <w:tc>
+          <w:tcPr/>
+          <w:p>
+            <w:pPr>
+              <w:pStyle w:val="Compact"/>
+            </w:pPr>
+            <w:r>
+              <w:t xml:space="preserve">20 av 20 (robust 18)</w:t>
+            </w:r>
+          </w:p>
+        </w:tc>
+        <w:tc>
+          <w:tcPr/>
+          <w:p>
+            <w:pPr>
+              <w:pStyle w:val="Compact"/>
+            </w:pPr>
+            <w:r>
+              <w:t xml:space="preserve">7</w:t>
+            </w:r>
+          </w:p>
+        </w:tc>
+        <w:tc>
+          <w:tcPr/>
+          <w:p>
+            <w:pPr>
+              <w:pStyle w:val="Compact"/>
+            </w:pPr>
+            <w:r>
+              <w:t xml:space="preserve">+7 200 €</w:t>
+            </w:r>
+          </w:p>
+        </w:tc>
+      </w:tr>
+      <w:tr>
+        <w:tc>
+          <w:tcPr/>
+          <w:p>
+            <w:pPr>
+              <w:pStyle w:val="Compact"/>
+            </w:pPr>
+            <w:r>
+              <w:t xml:space="preserve">Y: de 8 flygturerna, V och Ö sammanslagna</w:t>
+            </w:r>
+          </w:p>
+        </w:tc>
+        <w:tc>
+          <w:tcPr/>
+          <w:p>
+            <w:pPr>
+              <w:pStyle w:val="Compact"/>
+            </w:pPr>
+            <w:r>
+              <w:t xml:space="preserve">8 av 8</w:t>
+            </w:r>
+          </w:p>
+        </w:tc>
+        <w:tc>
+          <w:tcPr/>
+          <w:p>
+            <w:pPr>
+              <w:pStyle w:val="Compact"/>
+            </w:pPr>
+            <w:r>
+              <w:t xml:space="preserve">3</w:t>
+            </w:r>
+          </w:p>
+        </w:tc>
+        <w:tc>
+          <w:tcPr/>
+          <w:p>
+            <w:pPr>
+              <w:pStyle w:val="Compact"/>
+            </w:pPr>
+            <w:r>
+              <w:t xml:space="preserve">–</w:t>
+            </w:r>
+          </w:p>
+        </w:tc>
+      </w:tr>
+      <w:tr>
+        <w:tc>
+          <w:tcPr/>
+          <w:p>
+            <w:pPr>
+              <w:pStyle w:val="Compact"/>
+            </w:pPr>
+            <w:r>
+              <w:rPr>
+                <w:b/>
+                <w:bCs/>
+              </w:rPr>
+              <w:t xml:space="preserve">Y: de 8 flygturerna, sammanslagna + Solberget indragen</w:t>
+            </w:r>
+          </w:p>
+        </w:tc>
+        <w:tc>
+          <w:tcPr/>
+          <w:p>
+            <w:pPr>
+              <w:pStyle w:val="Compact"/>
+            </w:pPr>
+            <w:r>
+              <w:rPr>
+                <w:b/>
+                <w:bCs/>
+              </w:rPr>
+              <w:t xml:space="preserve">8 av 8</w:t>
+            </w:r>
+          </w:p>
+        </w:tc>
+        <w:tc>
+          <w:tcPr/>
+          <w:p>
+            <w:pPr>
+              <w:pStyle w:val="Compact"/>
+            </w:pPr>
+            <w:r>
+              <w:rPr>
+                <w:b/>
+                <w:bCs/>
+              </w:rPr>
+              <w:t xml:space="preserve">1</w:t>
+            </w:r>
+          </w:p>
+        </w:tc>
+        <w:tc>
+          <w:tcPr/>
+          <w:p>
+            <w:pPr>
+              <w:pStyle w:val="Compact"/>
+            </w:pPr>
+            <w:r>
+              <w:rPr>
+                <w:b/>
+                <w:bCs/>
+              </w:rPr>
+              <w:t xml:space="preserve">+2 300 €</w:t>
+            </w:r>
+          </w:p>
+        </w:tc>
+      </w:tr>
+      <w:tr>
+        <w:tc>
+          <w:tcPr/>
+          <w:p>
+            <w:pPr>
+              <w:pStyle w:val="Compact"/>
+            </w:pPr>
+            <w:r>
+              <w:t xml:space="preserve">Känslighet: omvägen 5 min, sammanslagna</w:t>
+            </w:r>
+          </w:p>
+        </w:tc>
+        <w:tc>
+          <w:tcPr/>
+          <w:p>
+            <w:pPr>
+              <w:pStyle w:val="Compact"/>
+            </w:pPr>
+            <w:r>
+              <w:t xml:space="preserve">8 av 20</w:t>
+            </w:r>
+          </w:p>
+        </w:tc>
+        <w:tc>
+          <w:tcPr/>
+          <w:p>
+            <w:pPr>
+              <w:pStyle w:val="Compact"/>
+            </w:pPr>
+            <w:r>
+              <w:t xml:space="preserve">1</w:t>
+            </w:r>
+          </w:p>
+        </w:tc>
+        <w:tc>
+          <w:tcPr/>
+          <w:p>
+            <w:pPr>
+              <w:pStyle w:val="Compact"/>
+            </w:pPr>
+            <w:r>
+              <w:t xml:space="preserve">–</w:t>
+            </w:r>
+          </w:p>
+        </w:tc>
+      </w:tr>
+    </w:tbl>
+    <w:p>
+      <w:pPr>
+        <w:pStyle w:val="BodyText"/>
+      </w:pPr>
+      <w:r>
+        <w:rPr>
+          <w:b/>
+          <w:bCs/>
+        </w:rPr>
+        <w:t xml:space="preserve">Effekter.</w:t>
+      </w:r>
+    </w:p>
+    <w:p>
+      <w:pPr>
+        <w:pStyle w:val="Compact"/>
+        <w:numPr>
+          <w:ilvl w:val="0"/>
+          <w:numId w:val="1018"/>
+        </w:numPr>
+      </w:pPr>
+      <w:r>
+        <w:rPr>
+          <w:b/>
+          <w:bCs/>
+        </w:rPr>
+        <w:t xml:space="preserve">Täckning:</w:t>
+      </w:r>
+      <w:r>
+        <w:t xml:space="preserve"> </w:t>
+      </w:r>
+      <w:r>
+        <w:t xml:space="preserve">20 invånare nära terminalen får en hållplats inom 400 m.</w:t>
+      </w:r>
+    </w:p>
+    <w:p>
+      <w:pPr>
+        <w:pStyle w:val="Compact"/>
+        <w:numPr>
+          <w:ilvl w:val="0"/>
+          <w:numId w:val="1018"/>
+        </w:numPr>
+      </w:pPr>
+      <w:r>
+        <w:rPr>
+          <w:b/>
+          <w:bCs/>
+        </w:rPr>
+        <w:t xml:space="preserve">Flygresenärerna:</w:t>
+      </w:r>
+      <w:r>
+        <w:t xml:space="preserve"> </w:t>
+      </w:r>
+      <w:r>
+        <w:t xml:space="preserve">nyttan för dem ingår inte i beräkningen, eftersom OD-matrisen saknar flygplatsen som</w:t>
+      </w:r>
+      <w:r>
+        <w:t xml:space="preserve"> </w:t>
+      </w:r>
+      <w:r>
+        <w:t xml:space="preserve">målpunkt.</w:t>
+      </w:r>
+    </w:p>
+    <w:p>
+      <w:pPr>
+        <w:pStyle w:val="Compact"/>
+        <w:numPr>
+          <w:ilvl w:val="0"/>
+          <w:numId w:val="1018"/>
+        </w:numPr>
+      </w:pPr>
+      <w:r>
+        <w:rPr>
+          <w:b/>
+          <w:bCs/>
+        </w:rPr>
+        <w:t xml:space="preserve">Solberget:</w:t>
+      </w:r>
+      <w:r>
+        <w:t xml:space="preserve"> </w:t>
+      </w:r>
+      <w:r>
+        <w:t xml:space="preserve">med Solberget indragen förlorar 42 invånare sin hållplats inom 400 m. Hållplatsen har cirka</w:t>
+      </w:r>
+      <w:r>
+        <w:t xml:space="preserve"> </w:t>
+      </w:r>
+      <w:r>
+        <w:t xml:space="preserve">2 påstigande per vardag på sommarnivå.</w:t>
+      </w:r>
+    </w:p>
+    <w:p>
+      <w:pPr>
+        <w:pStyle w:val="FirstParagraph"/>
+      </w:pPr>
+      <w:r>
+        <w:rPr>
+          <w:b/>
+          <w:bCs/>
+        </w:rPr>
+        <w:t xml:space="preserve">Bedömning.</w:t>
+      </w:r>
+      <w:r>
+        <w:t xml:space="preserve"> </w:t>
+      </w:r>
+      <w:r>
+        <w:t xml:space="preserve">Linje V till flygplatsen kan inte köras med dagens tidtabell utan en sjätte buss, vilket</w:t>
+      </w:r>
+      <w:r>
+        <w:t xml:space="preserve"> </w:t>
+      </w:r>
+      <w:r>
+        <w:t xml:space="preserve">bekräftar att omloppen annars spricker. Med V och Ö sammanslagna ryms nästan alla turer. Y-versionen med de</w:t>
+      </w:r>
+      <w:r>
+        <w:t xml:space="preserve"> </w:t>
+      </w:r>
+      <w:r>
+        <w:t xml:space="preserve">8 flygturerna ryms helt och är lika robust som i dag, om Solberget samtidigt dras in. Resultatet är känsligt</w:t>
+      </w:r>
+      <w:r>
+        <w:t xml:space="preserve"> </w:t>
+      </w:r>
+      <w:r>
+        <w:t xml:space="preserve">för omvägens körtid: med 5 minuter i stället för 4 ryms bara 8 turer. Körtiden och flygens ankomsttider bör</w:t>
+      </w:r>
+      <w:r>
+        <w:t xml:space="preserve"> </w:t>
+      </w:r>
+      <w:r>
+        <w:t xml:space="preserve">därför kontrolleras.</w:t>
+      </w:r>
+    </w:p>
+    <w:p>
+      <w:pPr>
+        <w:pStyle w:val="CaptionedFigure"/>
+      </w:pPr>
+      <w:r>
+        <w:drawing>
+          <wp:inline>
+            <wp:extent cx="5334000" cy="3866871"/>
+            <wp:effectExtent b="0" l="0" r="0" t="0"/>
+            <wp:docPr descr="Förslag 4, flygplatsen" title="" id="41" name="Picture"/>
+            <a:graphic>
+              <a:graphicData uri="http://schemas.openxmlformats.org/drawingml/2006/picture">
+                <pic:pic>
+                  <pic:nvPicPr>
+                    <pic:cNvPr descr="../output/kartor/b4_10_flygplatsen_karta.png" id="42" name="Picture"/>
+                    <pic:cNvPicPr>
+                      <a:picLocks noChangeArrowheads="1" noChangeAspect="1"/>
+                    </pic:cNvPicPr>
+                  </pic:nvPicPr>
+                  <pic:blipFill>
+                    <a:blip r:embed="rId40"/>
+                    <a:stretch>
+                      <a:fillRect/>
+                    </a:stretch>
+                  </pic:blipFill>
+                  <pic:spPr bwMode="auto">
+                    <a:xfrm>
+                      <a:off x="0" y="0"/>
+                      <a:ext cx="5334000" cy="3866871"/>
+                    </a:xfrm>
+                    <a:prstGeom prst="rect">
+                      <a:avLst/>
+                    </a:prstGeom>
+                    <a:noFill/>
+                    <a:ln w="9525">
+                      <a:noFill/>
+                      <a:headEnd/>
+                      <a:tailEnd/>
+                    </a:ln>
+                  </pic:spPr>
+                </pic:pic>
+              </a:graphicData>
+            </a:graphic>
+          </wp:inline>
+        </w:drawing>
+      </w:r>
+    </w:p>
+    <w:p>
+      <w:pPr>
+        <w:pStyle w:val="ImageCaption"/>
+      </w:pPr>
+      <w:r>
+        <w:t xml:space="preserve">Förslag 4, flygplatsen</w:t>
+      </w:r>
+    </w:p>
+    <w:p>
+      <w:pPr>
+        <w:pStyle w:val="BodyText"/>
+      </w:pPr>
+      <w:r>
+        <w:rPr>
+          <w:i/>
+          <w:iCs/>
+        </w:rPr>
+        <w:t xml:space="preserve">Figur 8. Förslag 4, linje V till flygplatsen.</w:t>
+      </w:r>
+    </w:p>
+    <w:p>
+      <w:pPr>
+        <w:pStyle w:val="CaptionedFigure"/>
+      </w:pPr>
+      <w:r>
+        <w:drawing>
+          <wp:inline>
+            <wp:extent cx="5334000" cy="2166495"/>
+            <wp:effectExtent b="0" l="0" r="0" t="0"/>
+            <wp:docPr descr="Förslag 4, tidsbudget" title="" id="44" name="Picture"/>
+            <a:graphic>
+              <a:graphicData uri="http://schemas.openxmlformats.org/drawingml/2006/picture">
+                <pic:pic>
+                  <pic:nvPicPr>
+                    <pic:cNvPr descr="../output/kartor/b4_11_flygplatsen_vo.png" id="45" name="Picture"/>
+                    <pic:cNvPicPr>
+                      <a:picLocks noChangeArrowheads="1" noChangeAspect="1"/>
+                    </pic:cNvPicPr>
+                  </pic:nvPicPr>
+                  <pic:blipFill>
+                    <a:blip r:embed="rId43"/>
+                    <a:stretch>
+                      <a:fillRect/>
+                    </a:stretch>
+                  </pic:blipFill>
+                  <pic:spPr bwMode="auto">
+                    <a:xfrm>
+                      <a:off x="0" y="0"/>
+                      <a:ext cx="5334000" cy="2166495"/>
+                    </a:xfrm>
+                    <a:prstGeom prst="rect">
+                      <a:avLst/>
+                    </a:prstGeom>
+                    <a:noFill/>
+                    <a:ln w="9525">
+                      <a:noFill/>
+                      <a:headEnd/>
+                      <a:tailEnd/>
+                    </a:ln>
+                  </pic:spPr>
+                </pic:pic>
+              </a:graphicData>
+            </a:graphic>
+          </wp:inline>
+        </w:drawing>
+      </w:r>
+    </w:p>
+    <w:p>
+      <w:pPr>
+        <w:pStyle w:val="ImageCaption"/>
+      </w:pPr>
+      <w:r>
+        <w:t xml:space="preserve">Förslag 4, tidsbudget</w:t>
+      </w:r>
+    </w:p>
+    <w:p>
+      <w:pPr>
+        <w:pStyle w:val="BodyText"/>
+      </w:pPr>
+      <w:r>
+        <w:rPr>
+          <w:i/>
+          <w:iCs/>
+        </w:rPr>
+        <w:t xml:space="preserve">Figur 9. Förslag 4: tidsbudget per varv V → Ö → V och antal turer som ryms per variant.</w:t>
+      </w:r>
+    </w:p>
+    <w:p>
+      <w:pPr>
+        <w:pStyle w:val="CaptionedFigure"/>
+      </w:pPr>
+      <w:r>
+        <w:drawing>
+          <wp:inline>
+            <wp:extent cx="5334000" cy="4146618"/>
+            <wp:effectExtent b="0" l="0" r="0" t="0"/>
+            <wp:docPr descr="Förslag 4, omlopp" title="" id="47" name="Picture"/>
+            <a:graphic>
+              <a:graphicData uri="http://schemas.openxmlformats.org/drawingml/2006/picture">
+                <pic:pic>
+                  <pic:nvPicPr>
+                    <pic:cNvPr descr="../output/kartor/b4_12_flygplatsen_omlopp.png" id="48" name="Picture"/>
+                    <pic:cNvPicPr>
+                      <a:picLocks noChangeArrowheads="1" noChangeAspect="1"/>
+                    </pic:cNvPicPr>
+                  </pic:nvPicPr>
+                  <pic:blipFill>
+                    <a:blip r:embed="rId46"/>
+                    <a:stretch>
+                      <a:fillRect/>
+                    </a:stretch>
+                  </pic:blipFill>
+                  <pic:spPr bwMode="auto">
+                    <a:xfrm>
+                      <a:off x="0" y="0"/>
+                      <a:ext cx="5334000" cy="4146618"/>
+                    </a:xfrm>
+                    <a:prstGeom prst="rect">
+                      <a:avLst/>
+                    </a:prstGeom>
+                    <a:noFill/>
+                    <a:ln w="9525">
+                      <a:noFill/>
+                      <a:headEnd/>
+                      <a:tailEnd/>
+                    </a:ln>
+                  </pic:spPr>
+                </pic:pic>
+              </a:graphicData>
+            </a:graphic>
+          </wp:inline>
+        </w:drawing>
+      </w:r>
+    </w:p>
+    <w:p>
+      <w:pPr>
+        <w:pStyle w:val="ImageCaption"/>
+      </w:pPr>
+      <w:r>
+        <w:t xml:space="preserve">Förslag 4, omlopp</w:t>
+      </w:r>
+    </w:p>
+    <w:p>
+      <w:pPr>
+        <w:pStyle w:val="BodyText"/>
+      </w:pPr>
+      <w:r>
+        <w:rPr>
+          <w:i/>
+          <w:iCs/>
+        </w:rPr>
+        <w:t xml:space="preserve">Figur 10. Omlopp före och efter för förslag 4.</w:t>
+      </w:r>
+    </w:p>
+    <w:bookmarkEnd w:id="49"/>
+    <w:bookmarkEnd w:id="50"/>
+    <w:bookmarkStart w:id="57" w:name="systemeffekter"/>
+    <w:p>
+      <w:pPr>
+        <w:pStyle w:val="Heading2"/>
+      </w:pPr>
+      <w:r>
+        <w:t xml:space="preserve">4 Systemeffekter</w:t>
+      </w:r>
+    </w:p>
+    <w:p>
+      <w:pPr>
+        <w:pStyle w:val="FirstParagraph"/>
+      </w:pPr>
+      <w:r>
+        <w:t xml:space="preserve">Systemeffekterna redovisas för varje förslag för sig (figur 11 och 12). Täckningen gäller invånarna i</w:t>
+      </w:r>
+      <w:r>
+        <w:t xml:space="preserve"> </w:t>
+      </w:r>
+      <w:r>
+        <w:t xml:space="preserve">Mariehamn (14 821).</w:t>
+      </w:r>
+    </w:p>
+    <w:p>
+      <w:pPr>
+        <w:pStyle w:val="BodyText"/>
+      </w:pPr>
+      <w:r>
+        <w:rPr>
+          <w:i/>
+          <w:iCs/>
+        </w:rPr>
+        <w:t xml:space="preserve">Tabell 3. Systemeffekter i Mariehamn, i dag och med varje förslag för sig.</w:t>
+      </w:r>
+    </w:p>
+    <w:tbl>
+      <w:tblPr>
+        <w:tblStyle w:val="Table"/>
+        <w:tblW w:type="pct" w:w="5000"/>
+        <w:tblLayout w:type="fixed"/>
+        <w:tblLook w:firstRow="1" w:lastRow="0" w:firstColumn="0" w:lastColumn="0" w:noHBand="0" w:noVBand="0" w:val="0020"/>
+      </w:tblPr>
+      <w:tblGrid>
+        <w:gridCol w:w="990"/>
+        <w:gridCol w:w="990"/>
+        <w:gridCol w:w="990"/>
+        <w:gridCol w:w="990"/>
+        <w:gridCol w:w="990"/>
+        <w:gridCol w:w="990"/>
+        <w:gridCol w:w="990"/>
+        <w:gridCol w:w="990"/>
+      </w:tblGrid>
+      <w:tr>
+        <w:trPr>
+          <w:tblHeader w:val="on"/>
+        </w:trPr>
+        <w:tc>
+          <w:tcPr/>
+          <w:p>
+            <w:pPr>
+              <w:pStyle w:val="Compact"/>
+            </w:pPr>
+          </w:p>
+        </w:tc>
+        <w:tc>
+          <w:tcPr/>
+          <w:p>
+            <w:pPr>
+              <w:pStyle w:val="Compact"/>
+            </w:pPr>
+            <w:r>
+              <w:t xml:space="preserve">I dag</w:t>
+            </w:r>
+          </w:p>
+        </w:tc>
+        <w:tc>
+          <w:tcPr/>
+          <w:p>
+            <w:pPr>
+              <w:pStyle w:val="Compact"/>
+            </w:pPr>
+            <w:r>
+              <w:t xml:space="preserve">1a V och Ö sammanslagna</w:t>
+            </w:r>
+          </w:p>
+        </w:tc>
+        <w:tc>
+          <w:tcPr/>
+          <w:p>
+            <w:pPr>
+              <w:pStyle w:val="Compact"/>
+            </w:pPr>
+            <w:r>
+              <w:t xml:space="preserve">1b</w:t>
+            </w:r>
+          </w:p>
+        </w:tc>
+        <w:tc>
+          <w:tcPr/>
+          <w:p>
+            <w:pPr>
+              <w:pStyle w:val="Compact"/>
+            </w:pPr>
+            <w:r>
+              <w:t xml:space="preserve">2 N2</w:t>
+            </w:r>
+          </w:p>
+        </w:tc>
+        <w:tc>
+          <w:tcPr/>
+          <w:p>
+            <w:pPr>
+              <w:pStyle w:val="Compact"/>
+            </w:pPr>
+            <w:r>
+              <w:t xml:space="preserve">3 Bo-Bil</w:t>
+            </w:r>
+          </w:p>
+        </w:tc>
+        <w:tc>
+          <w:tcPr/>
+          <w:p>
+            <w:pPr>
+              <w:pStyle w:val="Compact"/>
+            </w:pPr>
+            <w:r>
+              <w:t xml:space="preserve">4 V och Ö sammanslagna</w:t>
+            </w:r>
+          </w:p>
+        </w:tc>
+        <w:tc>
+          <w:tcPr/>
+          <w:p>
+            <w:pPr>
+              <w:pStyle w:val="Compact"/>
+            </w:pPr>
+            <w:r>
+              <w:t xml:space="preserve">4Y flygturerna, Solberget indragen</w:t>
+            </w:r>
+          </w:p>
+        </w:tc>
+      </w:tr>
+      <w:tr>
+        <w:tc>
+          <w:tcPr/>
+          <w:p>
+            <w:pPr>
+              <w:pStyle w:val="Compact"/>
+            </w:pPr>
+            <w:r>
+              <w:t xml:space="preserve">Hållplats inom 400 m</w:t>
+            </w:r>
+          </w:p>
+        </w:tc>
+        <w:tc>
+          <w:tcPr/>
+          <w:p>
+            <w:pPr>
+              <w:pStyle w:val="Compact"/>
+            </w:pPr>
+            <w:r>
+              <w:t xml:space="preserve">83,6 %</w:t>
+            </w:r>
+          </w:p>
+        </w:tc>
+        <w:tc>
+          <w:tcPr/>
+          <w:p>
+            <w:pPr>
+              <w:pStyle w:val="Compact"/>
+            </w:pPr>
+            <w:r>
+              <w:t xml:space="preserve">84,8 %</w:t>
+            </w:r>
+          </w:p>
+        </w:tc>
+        <w:tc>
+          <w:tcPr/>
+          <w:p>
+            <w:pPr>
+              <w:pStyle w:val="Compact"/>
+            </w:pPr>
+            <w:r>
+              <w:t xml:space="preserve">84,8 %</w:t>
+            </w:r>
+          </w:p>
+        </w:tc>
+        <w:tc>
+          <w:tcPr/>
+          <w:p>
+            <w:pPr>
+              <w:pStyle w:val="Compact"/>
+            </w:pPr>
+            <w:r>
+              <w:t xml:space="preserve">84,0 %</w:t>
+            </w:r>
+          </w:p>
+        </w:tc>
+        <w:tc>
+          <w:tcPr/>
+          <w:p>
+            <w:pPr>
+              <w:pStyle w:val="Compact"/>
+            </w:pPr>
+            <w:r>
+              <w:t xml:space="preserve">83,4 %</w:t>
+            </w:r>
+          </w:p>
+        </w:tc>
+        <w:tc>
+          <w:tcPr/>
+          <w:p>
+            <w:pPr>
+              <w:pStyle w:val="Compact"/>
+            </w:pPr>
+            <w:r>
+              <w:t xml:space="preserve">83,7 %</w:t>
+            </w:r>
+          </w:p>
+        </w:tc>
+        <w:tc>
+          <w:tcPr/>
+          <w:p>
+            <w:pPr>
+              <w:pStyle w:val="Compact"/>
+            </w:pPr>
+            <w:r>
+              <w:t xml:space="preserve">83,5 %</w:t>
+            </w:r>
+          </w:p>
+        </w:tc>
+      </w:tr>
+      <w:tr>
+        <w:tc>
+          <w:tcPr/>
+          <w:p>
+            <w:pPr>
+              <w:pStyle w:val="Compact"/>
+            </w:pPr>
+            <w:r>
+              <w:t xml:space="preserve">Minst 15 avgångar per vardag</w:t>
+            </w:r>
+          </w:p>
+        </w:tc>
+        <w:tc>
+          <w:tcPr/>
+          <w:p>
+            <w:pPr>
+              <w:pStyle w:val="Compact"/>
+            </w:pPr>
+            <w:r>
+              <w:t xml:space="preserve">81,0 %</w:t>
+            </w:r>
+          </w:p>
+        </w:tc>
+        <w:tc>
+          <w:tcPr/>
+          <w:p>
+            <w:pPr>
+              <w:pStyle w:val="Compact"/>
+            </w:pPr>
+            <w:r>
+              <w:t xml:space="preserve">82,2 %</w:t>
+            </w:r>
+          </w:p>
+        </w:tc>
+        <w:tc>
+          <w:tcPr/>
+          <w:p>
+            <w:pPr>
+              <w:pStyle w:val="Compact"/>
+            </w:pPr>
+            <w:r>
+              <w:t xml:space="preserve">82,2 %</w:t>
+            </w:r>
+          </w:p>
+        </w:tc>
+        <w:tc>
+          <w:tcPr/>
+          <w:p>
+            <w:pPr>
+              <w:pStyle w:val="Compact"/>
+            </w:pPr>
+            <w:r>
+              <w:t xml:space="preserve">81,4 %</w:t>
+            </w:r>
+          </w:p>
+        </w:tc>
+        <w:tc>
+          <w:tcPr/>
+          <w:p>
+            <w:pPr>
+              <w:pStyle w:val="Compact"/>
+            </w:pPr>
+            <w:r>
+              <w:t xml:space="preserve">80,8 %</w:t>
+            </w:r>
+          </w:p>
+        </w:tc>
+        <w:tc>
+          <w:tcPr/>
+          <w:p>
+            <w:pPr>
+              <w:pStyle w:val="Compact"/>
+            </w:pPr>
+            <w:r>
+              <w:t xml:space="preserve">81,1 %</w:t>
+            </w:r>
+          </w:p>
+        </w:tc>
+        <w:tc>
+          <w:tcPr/>
+          <w:p>
+            <w:pPr>
+              <w:pStyle w:val="Compact"/>
+            </w:pPr>
+            <w:r>
+              <w:t xml:space="preserve">80,7 %</w:t>
+            </w:r>
+          </w:p>
+        </w:tc>
+      </w:tr>
+      <w:tr>
+        <w:tc>
+          <w:tcPr/>
+          <w:p>
+            <w:pPr>
+              <w:pStyle w:val="Compact"/>
+            </w:pPr>
+            <w:r>
+              <w:t xml:space="preserve">Minst 30 avgångar per vardag</w:t>
+            </w:r>
+          </w:p>
+        </w:tc>
+        <w:tc>
+          <w:tcPr/>
+          <w:p>
+            <w:pPr>
+              <w:pStyle w:val="Compact"/>
+            </w:pPr>
+            <w:r>
+              <w:t xml:space="preserve">55,6 %</w:t>
+            </w:r>
+          </w:p>
+        </w:tc>
+        <w:tc>
+          <w:tcPr/>
+          <w:p>
+            <w:pPr>
+              <w:pStyle w:val="Compact"/>
+            </w:pPr>
+            <w:r>
+              <w:t xml:space="preserve">55,6 %</w:t>
+            </w:r>
+          </w:p>
+        </w:tc>
+        <w:tc>
+          <w:tcPr/>
+          <w:p>
+            <w:pPr>
+              <w:pStyle w:val="Compact"/>
+            </w:pPr>
+            <w:r>
+              <w:t xml:space="preserve">55,6 %</w:t>
+            </w:r>
+          </w:p>
+        </w:tc>
+        <w:tc>
+          <w:tcPr/>
+          <w:p>
+            <w:pPr>
+              <w:pStyle w:val="Compact"/>
+            </w:pPr>
+            <w:r>
+              <w:t xml:space="preserve">55,6 %</w:t>
+            </w:r>
+          </w:p>
+        </w:tc>
+        <w:tc>
+          <w:tcPr/>
+          <w:p>
+            <w:pPr>
+              <w:pStyle w:val="Compact"/>
+            </w:pPr>
+            <w:r>
+              <w:t xml:space="preserve">55,9 %</w:t>
+            </w:r>
+          </w:p>
+        </w:tc>
+        <w:tc>
+          <w:tcPr/>
+          <w:p>
+            <w:pPr>
+              <w:pStyle w:val="Compact"/>
+            </w:pPr>
+            <w:r>
+              <w:t xml:space="preserve">55,6 %</w:t>
+            </w:r>
+          </w:p>
+        </w:tc>
+        <w:tc>
+          <w:tcPr/>
+          <w:p>
+            <w:pPr>
+              <w:pStyle w:val="Compact"/>
+            </w:pPr>
+            <w:r>
+              <w:t xml:space="preserve">55,5 %</w:t>
+            </w:r>
+          </w:p>
+        </w:tc>
+      </w:tr>
+      <w:tr>
+        <w:tc>
+          <w:tcPr/>
+          <w:p>
+            <w:pPr>
+              <w:pStyle w:val="Compact"/>
+            </w:pPr>
+            <w:r>
+              <w:t xml:space="preserve">Svag tillgänglighet (1–29 avgångar)</w:t>
+            </w:r>
+          </w:p>
+        </w:tc>
+        <w:tc>
+          <w:tcPr/>
+          <w:p>
+            <w:pPr>
+              <w:pStyle w:val="Compact"/>
+            </w:pPr>
+            <w:r>
+              <w:t xml:space="preserve">28,0 %</w:t>
+            </w:r>
+          </w:p>
+        </w:tc>
+        <w:tc>
+          <w:tcPr/>
+          <w:p>
+            <w:pPr>
+              <w:pStyle w:val="Compact"/>
+            </w:pPr>
+            <w:r>
+              <w:t xml:space="preserve">29,2 %</w:t>
+            </w:r>
+          </w:p>
+        </w:tc>
+        <w:tc>
+          <w:tcPr/>
+          <w:p>
+            <w:pPr>
+              <w:pStyle w:val="Compact"/>
+            </w:pPr>
+            <w:r>
+              <w:t xml:space="preserve">29,2 %</w:t>
+            </w:r>
+          </w:p>
+        </w:tc>
+        <w:tc>
+          <w:tcPr/>
+          <w:p>
+            <w:pPr>
+              <w:pStyle w:val="Compact"/>
+            </w:pPr>
+            <w:r>
+              <w:t xml:space="preserve">28,4 %</w:t>
+            </w:r>
+          </w:p>
+        </w:tc>
+        <w:tc>
+          <w:tcPr/>
+          <w:p>
+            <w:pPr>
+              <w:pStyle w:val="Compact"/>
+            </w:pPr>
+            <w:r>
+              <w:t xml:space="preserve">27,6 %</w:t>
+            </w:r>
+          </w:p>
+        </w:tc>
+        <w:tc>
+          <w:tcPr/>
+          <w:p>
+            <w:pPr>
+              <w:pStyle w:val="Compact"/>
+            </w:pPr>
+            <w:r>
+              <w:t xml:space="preserve">28,1 %</w:t>
+            </w:r>
+          </w:p>
+        </w:tc>
+        <w:tc>
+          <w:tcPr/>
+          <w:p>
+            <w:pPr>
+              <w:pStyle w:val="Compact"/>
+            </w:pPr>
+            <w:r>
+              <w:t xml:space="preserve">27,9 %</w:t>
+            </w:r>
+          </w:p>
+        </w:tc>
+      </w:tr>
+      <w:tr>
+        <w:tc>
+          <w:tcPr/>
+          <w:p>
+            <w:pPr>
+              <w:pStyle w:val="Compact"/>
+            </w:pPr>
+            <w:r>
+              <w:t xml:space="preserve">Invånare med bättre / sämre</w:t>
+            </w:r>
+          </w:p>
+        </w:tc>
+        <w:tc>
+          <w:tcPr/>
+          <w:p>
+            <w:pPr>
+              <w:pStyle w:val="Compact"/>
+            </w:pPr>
+            <w:r>
+              <w:t xml:space="preserve">–</w:t>
+            </w:r>
+          </w:p>
+        </w:tc>
+        <w:tc>
+          <w:tcPr/>
+          <w:p>
+            <w:pPr>
+              <w:pStyle w:val="Compact"/>
+            </w:pPr>
+            <w:r>
+              <w:t xml:space="preserve">179 / 0</w:t>
+            </w:r>
+          </w:p>
+        </w:tc>
+        <w:tc>
+          <w:tcPr/>
+          <w:p>
+            <w:pPr>
+              <w:pStyle w:val="Compact"/>
+            </w:pPr>
+            <w:r>
+              <w:t xml:space="preserve">179 / 0</w:t>
+            </w:r>
+          </w:p>
+        </w:tc>
+        <w:tc>
+          <w:tcPr/>
+          <w:p>
+            <w:pPr>
+              <w:pStyle w:val="Compact"/>
+            </w:pPr>
+            <w:r>
+              <w:t xml:space="preserve">55 / 0</w:t>
+            </w:r>
+          </w:p>
+        </w:tc>
+        <w:tc>
+          <w:tcPr/>
+          <w:p>
+            <w:pPr>
+              <w:pStyle w:val="Compact"/>
+            </w:pPr>
+            <w:r>
+              <w:t xml:space="preserve">44 / 24</w:t>
+            </w:r>
+          </w:p>
+        </w:tc>
+        <w:tc>
+          <w:tcPr/>
+          <w:p>
+            <w:pPr>
+              <w:pStyle w:val="Compact"/>
+            </w:pPr>
+            <w:r>
+              <w:t xml:space="preserve">20 / 0</w:t>
+            </w:r>
+          </w:p>
+        </w:tc>
+        <w:tc>
+          <w:tcPr/>
+          <w:p>
+            <w:pPr>
+              <w:pStyle w:val="Compact"/>
+            </w:pPr>
+            <w:r>
+              <w:t xml:space="preserve">20 / 49</w:t>
+            </w:r>
+          </w:p>
+        </w:tc>
+      </w:tr>
+      <w:tr>
+        <w:tc>
+          <w:tcPr/>
+          <w:p>
+            <w:pPr>
+              <w:pStyle w:val="Compact"/>
+            </w:pPr>
+            <w:r>
+              <w:t xml:space="preserve">Bussar</w:t>
+            </w:r>
+          </w:p>
+        </w:tc>
+        <w:tc>
+          <w:tcPr/>
+          <w:p>
+            <w:pPr>
+              <w:pStyle w:val="Compact"/>
+            </w:pPr>
+            <w:r>
+              <w:t xml:space="preserve">5</w:t>
+            </w:r>
+          </w:p>
+        </w:tc>
+        <w:tc>
+          <w:tcPr/>
+          <w:p>
+            <w:pPr>
+              <w:pStyle w:val="Compact"/>
+            </w:pPr>
+            <w:r>
+              <w:t xml:space="preserve">5</w:t>
+            </w:r>
+          </w:p>
+        </w:tc>
+        <w:tc>
+          <w:tcPr/>
+          <w:p>
+            <w:pPr>
+              <w:pStyle w:val="Compact"/>
+            </w:pPr>
+            <w:r>
+              <w:t xml:space="preserve">5</w:t>
+            </w:r>
+          </w:p>
+        </w:tc>
+        <w:tc>
+          <w:tcPr/>
+          <w:p>
+            <w:pPr>
+              <w:pStyle w:val="Compact"/>
+            </w:pPr>
+            <w:r>
+              <w:t xml:space="preserve">5</w:t>
+            </w:r>
+          </w:p>
+        </w:tc>
+        <w:tc>
+          <w:tcPr/>
+          <w:p>
+            <w:pPr>
+              <w:pStyle w:val="Compact"/>
+            </w:pPr>
+            <w:r>
+              <w:t xml:space="preserve">5</w:t>
+            </w:r>
+          </w:p>
+        </w:tc>
+        <w:tc>
+          <w:tcPr/>
+          <w:p>
+            <w:pPr>
+              <w:pStyle w:val="Compact"/>
+            </w:pPr>
+            <w:r>
+              <w:t xml:space="preserve">5</w:t>
+            </w:r>
+          </w:p>
+        </w:tc>
+        <w:tc>
+          <w:tcPr/>
+          <w:p>
+            <w:pPr>
+              <w:pStyle w:val="Compact"/>
+            </w:pPr>
+            <w:r>
+              <w:t xml:space="preserve">5</w:t>
+            </w:r>
+          </w:p>
+        </w:tc>
+      </w:tr>
+      <w:tr>
+        <w:tc>
+          <w:tcPr/>
+          <w:p>
+            <w:pPr>
+              <w:pStyle w:val="Compact"/>
+            </w:pPr>
+            <w:r>
+              <w:t xml:space="preserve">Omloppstid (h per vardag)</w:t>
+            </w:r>
+          </w:p>
+        </w:tc>
+        <w:tc>
+          <w:tcPr/>
+          <w:p>
+            <w:pPr>
+              <w:pStyle w:val="Compact"/>
+            </w:pPr>
+            <w:r>
+              <w:t xml:space="preserve">61,4</w:t>
+            </w:r>
+          </w:p>
+        </w:tc>
+        <w:tc>
+          <w:tcPr/>
+          <w:p>
+            <w:pPr>
+              <w:pStyle w:val="Compact"/>
+            </w:pPr>
+            <w:r>
+              <w:t xml:space="preserve">61,5</w:t>
+            </w:r>
+          </w:p>
+        </w:tc>
+        <w:tc>
+          <w:tcPr/>
+          <w:p>
+            <w:pPr>
+              <w:pStyle w:val="Compact"/>
+            </w:pPr>
+            <w:r>
+              <w:t xml:space="preserve">61,5</w:t>
+            </w:r>
+          </w:p>
+        </w:tc>
+        <w:tc>
+          <w:tcPr/>
+          <w:p>
+            <w:pPr>
+              <w:pStyle w:val="Compact"/>
+            </w:pPr>
+            <w:r>
+              <w:t xml:space="preserve">61,4</w:t>
+            </w:r>
+          </w:p>
+        </w:tc>
+        <w:tc>
+          <w:tcPr/>
+          <w:p>
+            <w:pPr>
+              <w:pStyle w:val="Compact"/>
+            </w:pPr>
+            <w:r>
+              <w:t xml:space="preserve">61,4</w:t>
+            </w:r>
+          </w:p>
+        </w:tc>
+        <w:tc>
+          <w:tcPr/>
+          <w:p>
+            <w:pPr>
+              <w:pStyle w:val="Compact"/>
+            </w:pPr>
+            <w:r>
+              <w:t xml:space="preserve">61,5</w:t>
+            </w:r>
+          </w:p>
+        </w:tc>
+        <w:tc>
+          <w:tcPr/>
+          <w:p>
+            <w:pPr>
+              <w:pStyle w:val="Compact"/>
+            </w:pPr>
+            <w:r>
+              <w:t xml:space="preserve">61,4</w:t>
+            </w:r>
+          </w:p>
+        </w:tc>
+      </w:tr>
+      <w:tr>
+        <w:tc>
+          <w:tcPr/>
+          <w:p>
+            <w:pPr>
+              <w:pStyle w:val="Compact"/>
+            </w:pPr>
+            <w:r>
+              <w:t xml:space="preserve">Fordonskilometer per vardag</w:t>
+            </w:r>
+          </w:p>
+        </w:tc>
+        <w:tc>
+          <w:tcPr/>
+          <w:p>
+            <w:pPr>
+              <w:pStyle w:val="Compact"/>
+            </w:pPr>
+            <w:r>
+              <w:t xml:space="preserve">1 136</w:t>
+            </w:r>
+          </w:p>
+        </w:tc>
+        <w:tc>
+          <w:tcPr/>
+          <w:p>
+            <w:pPr>
+              <w:pStyle w:val="Compact"/>
+            </w:pPr>
+            <w:r>
+              <w:t xml:space="preserve">1 183</w:t>
+            </w:r>
+          </w:p>
+        </w:tc>
+        <w:tc>
+          <w:tcPr/>
+          <w:p>
+            <w:pPr>
+              <w:pStyle w:val="Compact"/>
+            </w:pPr>
+            <w:r>
+              <w:t xml:space="preserve">1 168</w:t>
+            </w:r>
+          </w:p>
+        </w:tc>
+        <w:tc>
+          <w:tcPr/>
+          <w:p>
+            <w:pPr>
+              <w:pStyle w:val="Compact"/>
+            </w:pPr>
+            <w:r>
+              <w:t xml:space="preserve">1 136</w:t>
+            </w:r>
+          </w:p>
+        </w:tc>
+        <w:tc>
+          <w:tcPr/>
+          <w:p>
+            <w:pPr>
+              <w:pStyle w:val="Compact"/>
+            </w:pPr>
+            <w:r>
+              <w:t xml:space="preserve">1 127</w:t>
+            </w:r>
+          </w:p>
+        </w:tc>
+        <w:tc>
+          <w:tcPr/>
+          <w:p>
+            <w:pPr>
+              <w:pStyle w:val="Compact"/>
+            </w:pPr>
+            <w:r>
+              <w:t xml:space="preserve">1 163</w:t>
+            </w:r>
+          </w:p>
+        </w:tc>
+        <w:tc>
+          <w:tcPr/>
+          <w:p>
+            <w:pPr>
+              <w:pStyle w:val="Compact"/>
+            </w:pPr>
+            <w:r>
+              <w:t xml:space="preserve">1 148</w:t>
+            </w:r>
+          </w:p>
+        </w:tc>
+      </w:tr>
+      <w:tr>
+        <w:tc>
+          <w:tcPr/>
+          <w:p>
+            <w:pPr>
+              <w:pStyle w:val="Compact"/>
+            </w:pPr>
+            <w:r>
+              <w:t xml:space="preserve">Varv med &lt; 3 min reglering</w:t>
+            </w:r>
+          </w:p>
+        </w:tc>
+        <w:tc>
+          <w:tcPr/>
+          <w:p>
+            <w:pPr>
+              <w:pStyle w:val="Compact"/>
+            </w:pPr>
+            <w:r>
+              <w:t xml:space="preserve">1</w:t>
+            </w:r>
+          </w:p>
+        </w:tc>
+        <w:tc>
+          <w:tcPr/>
+          <w:p>
+            <w:pPr>
+              <w:pStyle w:val="Compact"/>
+            </w:pPr>
+            <w:r>
+              <w:t xml:space="preserve">3</w:t>
+            </w:r>
+          </w:p>
+        </w:tc>
+        <w:tc>
+          <w:tcPr/>
+          <w:p>
+            <w:pPr>
+              <w:pStyle w:val="Compact"/>
+            </w:pPr>
+            <w:r>
+              <w:t xml:space="preserve">8</w:t>
+            </w:r>
+          </w:p>
+        </w:tc>
+        <w:tc>
+          <w:tcPr/>
+          <w:p>
+            <w:pPr>
+              <w:pStyle w:val="Compact"/>
+            </w:pPr>
+            <w:r>
+              <w:t xml:space="preserve">1</w:t>
+            </w:r>
+          </w:p>
+        </w:tc>
+        <w:tc>
+          <w:tcPr/>
+          <w:p>
+            <w:pPr>
+              <w:pStyle w:val="Compact"/>
+            </w:pPr>
+            <w:r>
+              <w:t xml:space="preserve">1</w:t>
+            </w:r>
+          </w:p>
+        </w:tc>
+        <w:tc>
+          <w:tcPr/>
+          <w:p>
+            <w:pPr>
+              <w:pStyle w:val="Compact"/>
+            </w:pPr>
+            <w:r>
+              <w:t xml:space="preserve">7</w:t>
+            </w:r>
+          </w:p>
+        </w:tc>
+        <w:tc>
+          <w:tcPr/>
+          <w:p>
+            <w:pPr>
+              <w:pStyle w:val="Compact"/>
+            </w:pPr>
+            <w:r>
+              <w:t xml:space="preserve">1</w:t>
+            </w:r>
+          </w:p>
+        </w:tc>
+      </w:tr>
+    </w:tbl>
+    <w:p>
+      <w:pPr>
+        <w:pStyle w:val="BodyText"/>
+      </w:pPr>
+      <w:r>
+        <w:t xml:space="preserve">Andelen med svag tillgänglighet ökar med Möckelö Strand ny. Det beror på att invånare som i dag saknar</w:t>
+      </w:r>
+      <w:r>
+        <w:t xml:space="preserve"> </w:t>
+      </w:r>
+      <w:r>
+        <w:t xml:space="preserve">hållplats får en med 17–20 avgångar per vardag: de flyttar från gruppen</w:t>
+      </w:r>
+      <w:r>
+        <w:t xml:space="preserve"> </w:t>
+      </w:r>
+      <w:r>
+        <w:rPr>
+          <w:i/>
+          <w:iCs/>
+        </w:rPr>
+        <w:t xml:space="preserve">ingen hållplats</w:t>
+      </w:r>
+      <w:r>
+        <w:t xml:space="preserve"> </w:t>
+      </w:r>
+      <w:r>
+        <w:t xml:space="preserve">till</w:t>
+      </w:r>
+      <w:r>
+        <w:t xml:space="preserve"> </w:t>
+      </w:r>
+      <w:r>
+        <w:rPr>
+          <w:i/>
+          <w:iCs/>
+        </w:rPr>
+        <w:t xml:space="preserve">svag</w:t>
+      </w:r>
+      <w:r>
+        <w:rPr>
+          <w:i/>
+          <w:iCs/>
+        </w:rPr>
+        <w:t xml:space="preserve"> </w:t>
+      </w:r>
+      <w:r>
+        <w:rPr>
+          <w:i/>
+          <w:iCs/>
+        </w:rPr>
+        <w:t xml:space="preserve">tillgänglighet</w:t>
+      </w:r>
+      <w:r>
+        <w:t xml:space="preserve">, vilket är en förbättring. Förändringarna är lokala och syns i figur 12. Alla driftformer för</w:t>
+      </w:r>
+      <w:r>
+        <w:t xml:space="preserve"> </w:t>
+      </w:r>
+      <w:r>
+        <w:t xml:space="preserve">1a och 4 redovisas i figur 11.</w:t>
+      </w:r>
+    </w:p>
+    <w:p>
+      <w:pPr>
+        <w:pStyle w:val="CaptionedFigure"/>
+      </w:pPr>
+      <w:r>
+        <w:drawing>
+          <wp:inline>
+            <wp:extent cx="5334000" cy="4158280"/>
+            <wp:effectExtent b="0" l="0" r="0" t="0"/>
+            <wp:docPr descr="Systemeffekter" title="" id="52" name="Picture"/>
+            <a:graphic>
+              <a:graphicData uri="http://schemas.openxmlformats.org/drawingml/2006/picture">
+                <pic:pic>
+                  <pic:nvPicPr>
+                    <pic:cNvPr descr="../output/kartor/b4_13_systemeffekter.png" id="53" name="Picture"/>
+                    <pic:cNvPicPr>
+                      <a:picLocks noChangeArrowheads="1" noChangeAspect="1"/>
+                    </pic:cNvPicPr>
+                  </pic:nvPicPr>
+                  <pic:blipFill>
+                    <a:blip r:embed="rId51"/>
+                    <a:stretch>
+                      <a:fillRect/>
+                    </a:stretch>
+                  </pic:blipFill>
+                  <pic:spPr bwMode="auto">
+                    <a:xfrm>
+                      <a:off x="0" y="0"/>
+                      <a:ext cx="5334000" cy="4158280"/>
+                    </a:xfrm>
+                    <a:prstGeom prst="rect">
+                      <a:avLst/>
+                    </a:prstGeom>
+                    <a:noFill/>
+                    <a:ln w="9525">
+                      <a:noFill/>
+                      <a:headEnd/>
+                      <a:tailEnd/>
+                    </a:ln>
+                  </pic:spPr>
+                </pic:pic>
+              </a:graphicData>
+            </a:graphic>
+          </wp:inline>
+        </w:drawing>
+      </w:r>
+    </w:p>
+    <w:p>
+      <w:pPr>
+        <w:pStyle w:val="ImageCaption"/>
+      </w:pPr>
+      <w:r>
+        <w:t xml:space="preserve">Systemeffekter</w:t>
+      </w:r>
+    </w:p>
+    <w:p>
+      <w:pPr>
+        <w:pStyle w:val="BodyText"/>
+      </w:pPr>
+      <w:r>
+        <w:rPr>
+          <w:i/>
+          <w:iCs/>
+        </w:rPr>
+        <w:t xml:space="preserve">Figur 11. Invånare med bättre respektive sämre tillgänglighet och nyckeltal för varje förslag för sig.</w:t>
+      </w:r>
+    </w:p>
+    <w:p>
+      <w:pPr>
+        <w:pStyle w:val="CaptionedFigure"/>
+      </w:pPr>
+      <w:r>
+        <w:drawing>
+          <wp:inline>
+            <wp:extent cx="5334000" cy="13033281"/>
+            <wp:effectExtent b="0" l="0" r="0" t="0"/>
+            <wp:docPr descr="Täckning före och efter" title="" id="55" name="Picture"/>
+            <a:graphic>
+              <a:graphicData uri="http://schemas.openxmlformats.org/drawingml/2006/picture">
+                <pic:pic>
+                  <pic:nvPicPr>
+                    <pic:cNvPr descr="../output/kartor/b4_14_tackning_fore_efter.png" id="56" name="Picture"/>
+                    <pic:cNvPicPr>
+                      <a:picLocks noChangeArrowheads="1" noChangeAspect="1"/>
+                    </pic:cNvPicPr>
+                  </pic:nvPicPr>
+                  <pic:blipFill>
+                    <a:blip r:embed="rId54"/>
+                    <a:stretch>
+                      <a:fillRect/>
+                    </a:stretch>
+                  </pic:blipFill>
+                  <pic:spPr bwMode="auto">
+                    <a:xfrm>
+                      <a:off x="0" y="0"/>
+                      <a:ext cx="5334000" cy="13033281"/>
+                    </a:xfrm>
+                    <a:prstGeom prst="rect">
+                      <a:avLst/>
+                    </a:prstGeom>
+                    <a:noFill/>
+                    <a:ln w="9525">
+                      <a:noFill/>
+                      <a:headEnd/>
+                      <a:tailEnd/>
+                    </a:ln>
+                  </pic:spPr>
+                </pic:pic>
+              </a:graphicData>
+            </a:graphic>
+          </wp:inline>
+        </w:drawing>
+      </w:r>
+    </w:p>
+    <w:p>
+      <w:pPr>
+        <w:pStyle w:val="ImageCaption"/>
+      </w:pPr>
+      <w:r>
+        <w:t xml:space="preserve">Täckning före och efter</w:t>
+      </w:r>
+    </w:p>
+    <w:p>
+      <w:pPr>
+        <w:pStyle w:val="BodyText"/>
+      </w:pPr>
+      <w:r>
+        <w:rPr>
+          <w:i/>
+          <w:iCs/>
+        </w:rPr>
+        <w:t xml:space="preserve">Figur 12. Turtäthet inom 400 m i dag och med förslaget, inzoomat per förslag. Grön ram anger bättre och röd</w:t>
+      </w:r>
+      <w:r>
+        <w:rPr>
+          <w:i/>
+          <w:iCs/>
+        </w:rPr>
+        <w:t xml:space="preserve"> </w:t>
+      </w:r>
+      <w:r>
+        <w:rPr>
+          <w:i/>
+          <w:iCs/>
+        </w:rPr>
+        <w:t xml:space="preserve">ram sämre klass än i dag.</w:t>
+      </w:r>
+    </w:p>
+    <w:bookmarkEnd w:id="57"/>
+    <w:bookmarkStart w:id="61" w:name="överslagskalkyl"/>
+    <w:p>
+      <w:pPr>
+        <w:pStyle w:val="Heading2"/>
+      </w:pPr>
+      <w:r>
+        <w:t xml:space="preserve">5 Överslagskalkyl</w:t>
+      </w:r>
+    </w:p>
+    <w:p>
+      <w:pPr>
+        <w:pStyle w:val="FirstParagraph"/>
+      </w:pPr>
+      <w:r>
+        <w:rPr>
+          <w:b/>
+          <w:bCs/>
+        </w:rPr>
+        <w:t xml:space="preserve">Kostnadsmodell.</w:t>
+      </w:r>
+      <w:r>
+        <w:t xml:space="preserve"> </w:t>
+      </w:r>
+      <w:r>
+        <w:t xml:space="preserve">Kalkylen omfattar förändrad driftkostnad per år (figur 13) och består av tre delar:</w:t>
+      </w:r>
+    </w:p>
+    <w:p>
+      <w:pPr>
+        <w:pStyle w:val="Compact"/>
+        <w:numPr>
+          <w:ilvl w:val="0"/>
+          <w:numId w:val="1019"/>
+        </w:numPr>
+      </w:pPr>
+      <w:r>
+        <w:rPr>
+          <w:b/>
+          <w:bCs/>
+        </w:rPr>
+        <w:t xml:space="preserve">Fordon:</w:t>
+      </w:r>
+      <w:r>
+        <w:t xml:space="preserve"> </w:t>
+      </w:r>
+      <w:r>
+        <w:t xml:space="preserve">antal fordon × fordonskostnad (kapital, försäkring, uppställning), 45 000–75 000 euro per år;</w:t>
+      </w:r>
+    </w:p>
+    <w:p>
+      <w:pPr>
+        <w:pStyle w:val="Compact"/>
+        <w:numPr>
+          <w:ilvl w:val="0"/>
+          <w:numId w:val="1019"/>
+        </w:numPr>
+      </w:pPr>
+      <w:r>
+        <w:rPr>
+          <w:b/>
+          <w:bCs/>
+        </w:rPr>
+        <w:t xml:space="preserve">Fordonstimmar:</w:t>
+      </w:r>
+      <w:r>
+        <w:t xml:space="preserve"> </w:t>
+      </w:r>
+      <w:r>
+        <w:t xml:space="preserve">förare inklusive sociala avgifter, 42–58 euro per timme;</w:t>
+      </w:r>
+    </w:p>
+    <w:p>
+      <w:pPr>
+        <w:pStyle w:val="Compact"/>
+        <w:numPr>
+          <w:ilvl w:val="0"/>
+          <w:numId w:val="1019"/>
+        </w:numPr>
+      </w:pPr>
+      <w:r>
+        <w:rPr>
+          <w:b/>
+          <w:bCs/>
+        </w:rPr>
+        <w:t xml:space="preserve">Fordonskilometer:</w:t>
+      </w:r>
+      <w:r>
+        <w:t xml:space="preserve"> </w:t>
+      </w:r>
+      <w:r>
+        <w:t xml:space="preserve">energi och underhåll, 0,7–1,2 euro per km.</w:t>
+      </w:r>
+    </w:p>
+    <w:p>
+      <w:pPr>
+        <w:pStyle w:val="FirstParagraph"/>
+      </w:pPr>
+      <w:r>
+        <w:t xml:space="preserve">Enhetskostnaderna är orienterande värden för tätortstrafik från Trivector (2023),</w:t>
+      </w:r>
+      <w:r>
+        <w:t xml:space="preserve"> </w:t>
+      </w:r>
+      <w:r>
+        <w:rPr>
+          <w:i/>
+          <w:iCs/>
+        </w:rPr>
+        <w:t xml:space="preserve">Trafikeringskostnader</w:t>
+      </w:r>
+      <w:r>
+        <w:rPr>
+          <w:i/>
+          <w:iCs/>
+        </w:rPr>
+        <w:t xml:space="preserve"> </w:t>
+      </w:r>
+      <w:r>
+        <w:rPr>
+          <w:i/>
+          <w:iCs/>
+        </w:rPr>
+        <w:t xml:space="preserve">för buss 2019 och 2045</w:t>
+      </w:r>
+      <w:r>
+        <w:t xml:space="preserve">, för Trafikverket. De är omräknade till euro och uppräknade till 2026 och ska ersättas</w:t>
+      </w:r>
+      <w:r>
+        <w:t xml:space="preserve"> </w:t>
+      </w:r>
+      <w:r>
+        <w:t xml:space="preserve">med avtalspriserna i landskapsregeringens trafikavtal. Beräkningen bygger på 250 vardagar per år.</w:t>
+      </w:r>
+    </w:p>
+    <w:p>
+      <w:pPr>
+        <w:pStyle w:val="BodyText"/>
+      </w:pPr>
+      <w:r>
+        <w:rPr>
+          <w:i/>
+          <w:iCs/>
+        </w:rPr>
+        <w:t xml:space="preserve">Tabell 4. Förändrad driftkostnad per år jämfört med i dag (euro, prisnivå 2026).</w:t>
       </w:r>
     </w:p>
     <w:tbl>
@@ -2555,49 +5297,52 @@
             <w:pPr>
               <w:pStyle w:val="Compact"/>
             </w:pPr>
-          </w:p>
-        </w:tc>
-        <w:tc>
-          <w:tcPr/>
-          <w:p>
-            <w:pPr>
-              <w:pStyle w:val="Compact"/>
-            </w:pPr>
-            <w:r>
-              <w:t xml:space="preserve">I dag</w:t>
-            </w:r>
-          </w:p>
-        </w:tc>
-        <w:tc>
-          <w:tcPr/>
-          <w:p>
-            <w:pPr>
-              <w:pStyle w:val="Compact"/>
-            </w:pPr>
-            <w:r>
-              <w:t xml:space="preserve">Paket A</w:t>
-            </w:r>
-          </w:p>
-        </w:tc>
-        <w:tc>
-          <w:tcPr/>
-          <w:p>
-            <w:pPr>
-              <w:pStyle w:val="Compact"/>
-            </w:pPr>
-            <w:r>
-              <w:t xml:space="preserve">Paket A robust</w:t>
-            </w:r>
-          </w:p>
-        </w:tc>
-        <w:tc>
-          <w:tcPr/>
-          <w:p>
-            <w:pPr>
-              <w:pStyle w:val="Compact"/>
-            </w:pPr>
-            <w:r>
-              <w:t xml:space="preserve">Paket B</w:t>
+            <w:r>
+              <w:t xml:space="preserve">Förslag</w:t>
+            </w:r>
+          </w:p>
+        </w:tc>
+        <w:tc>
+          <w:tcPr/>
+          <w:p>
+            <w:pPr>
+              <w:pStyle w:val="Compact"/>
+            </w:pPr>
+            <w:r>
+              <w:t xml:space="preserve">Bussar</w:t>
+            </w:r>
+          </w:p>
+        </w:tc>
+        <w:tc>
+          <w:tcPr/>
+          <w:p>
+            <w:pPr>
+              <w:pStyle w:val="Compact"/>
+            </w:pPr>
+            <w:r>
+              <w:t xml:space="preserve">Fordonstimmar per år</w:t>
+            </w:r>
+          </w:p>
+        </w:tc>
+        <w:tc>
+          <w:tcPr/>
+          <w:p>
+            <w:pPr>
+              <w:pStyle w:val="Compact"/>
+            </w:pPr>
+            <w:r>
+              <w:t xml:space="preserve">Fordonskm per år</w:t>
+            </w:r>
+          </w:p>
+        </w:tc>
+        <w:tc>
+          <w:tcPr/>
+          <w:p>
+            <w:pPr>
+              <w:pStyle w:val="Compact"/>
+            </w:pPr>
+            <w:r>
+              <w:t xml:space="preserve">Driftkostnad per år, bas (låg–hög)</w:t>
             </w:r>
           </w:p>
         </w:tc>
@@ -2610,51 +5355,61 @@
               <w:pStyle w:val="Compact"/>
             </w:pPr>
             <w:r>
-              <w:t xml:space="preserve">Hållplats inom 400 m</w:t>
-            </w:r>
-          </w:p>
-        </w:tc>
-        <w:tc>
-          <w:tcPr/>
-          <w:p>
-            <w:pPr>
-              <w:pStyle w:val="Compact"/>
-            </w:pPr>
-            <w:r>
-              <w:t xml:space="preserve">83,6 %</w:t>
-            </w:r>
-          </w:p>
-        </w:tc>
-        <w:tc>
-          <w:tcPr/>
-          <w:p>
-            <w:pPr>
-              <w:pStyle w:val="Compact"/>
-            </w:pPr>
-            <w:r>
-              <w:t xml:space="preserve">85,0 % (+211 inv.)</w:t>
-            </w:r>
-          </w:p>
-        </w:tc>
-        <w:tc>
-          <w:tcPr/>
-          <w:p>
-            <w:pPr>
-              <w:pStyle w:val="Compact"/>
-            </w:pPr>
-            <w:r>
-              <w:t xml:space="preserve">85,0 %</w:t>
-            </w:r>
-          </w:p>
-        </w:tc>
-        <w:tc>
-          <w:tcPr/>
-          <w:p>
-            <w:pPr>
-              <w:pStyle w:val="Compact"/>
-            </w:pPr>
-            <w:r>
-              <w:t xml:space="preserve">85,0 %</w:t>
+              <w:t xml:space="preserve">1a alla turer</w:t>
+            </w:r>
+          </w:p>
+        </w:tc>
+        <w:tc>
+          <w:tcPr/>
+          <w:p>
+            <w:pPr>
+              <w:pStyle w:val="Compact"/>
+            </w:pPr>
+            <w:r>
+              <w:t xml:space="preserve">+1</w:t>
+            </w:r>
+          </w:p>
+        </w:tc>
+        <w:tc>
+          <w:tcPr/>
+          <w:p>
+            <w:pPr>
+              <w:pStyle w:val="Compact"/>
+            </w:pPr>
+            <w:r>
+              <w:t xml:space="preserve">+2 860</w:t>
+            </w:r>
+          </w:p>
+        </w:tc>
+        <w:tc>
+          <w:tcPr/>
+          <w:p>
+            <w:pPr>
+              <w:pStyle w:val="Compact"/>
+            </w:pPr>
+            <w:r>
+              <w:t xml:space="preserve">+14 300</w:t>
+            </w:r>
+          </w:p>
+        </w:tc>
+        <w:tc>
+          <w:tcPr/>
+          <w:p>
+            <w:pPr>
+              <w:pStyle w:val="Compact"/>
+            </w:pPr>
+            <w:r>
+              <w:rPr>
+                <w:b/>
+                <w:bCs/>
+              </w:rPr>
+              <w:t xml:space="preserve">+216 000</w:t>
+            </w:r>
+            <w:r>
+              <w:t xml:space="preserve"> </w:t>
+            </w:r>
+            <w:r>
+              <w:t xml:space="preserve">(175 000–258 000)</w:t>
             </w:r>
           </w:p>
         </w:tc>
@@ -2667,51 +5422,51 @@
               <w:pStyle w:val="Compact"/>
             </w:pPr>
             <w:r>
-              <w:t xml:space="preserve">Minst 15 avgångar per vardag</w:t>
-            </w:r>
-          </w:p>
-        </w:tc>
-        <w:tc>
-          <w:tcPr/>
-          <w:p>
-            <w:pPr>
-              <w:pStyle w:val="Compact"/>
-            </w:pPr>
-            <w:r>
-              <w:t xml:space="preserve">81,0 %</w:t>
-            </w:r>
-          </w:p>
-        </w:tc>
-        <w:tc>
-          <w:tcPr/>
-          <w:p>
-            <w:pPr>
-              <w:pStyle w:val="Compact"/>
-            </w:pPr>
-            <w:r>
-              <w:t xml:space="preserve">82,4 %</w:t>
-            </w:r>
-          </w:p>
-        </w:tc>
-        <w:tc>
-          <w:tcPr/>
-          <w:p>
-            <w:pPr>
-              <w:pStyle w:val="Compact"/>
-            </w:pPr>
-            <w:r>
-              <w:t xml:space="preserve">82,4 %</w:t>
-            </w:r>
-          </w:p>
-        </w:tc>
-        <w:tc>
-          <w:tcPr/>
-          <w:p>
-            <w:pPr>
-              <w:pStyle w:val="Compact"/>
-            </w:pPr>
-            <w:r>
-              <w:t xml:space="preserve">82,4 %</w:t>
+              <w:t xml:space="preserve">1a dagens tidtabell (9 av 20 turer)</w:t>
+            </w:r>
+          </w:p>
+        </w:tc>
+        <w:tc>
+          <w:tcPr/>
+          <w:p>
+            <w:pPr>
+              <w:pStyle w:val="Compact"/>
+            </w:pPr>
+            <w:r>
+              <w:t xml:space="preserve">0</w:t>
+            </w:r>
+          </w:p>
+        </w:tc>
+        <w:tc>
+          <w:tcPr/>
+          <w:p>
+            <w:pPr>
+              <w:pStyle w:val="Compact"/>
+            </w:pPr>
+            <w:r>
+              <w:t xml:space="preserve">+38</w:t>
+            </w:r>
+          </w:p>
+        </w:tc>
+        <w:tc>
+          <w:tcPr/>
+          <w:p>
+            <w:pPr>
+              <w:pStyle w:val="Compact"/>
+            </w:pPr>
+            <w:r>
+              <w:t xml:space="preserve">+6 400</w:t>
+            </w:r>
+          </w:p>
+        </w:tc>
+        <w:tc>
+          <w:tcPr/>
+          <w:p>
+            <w:pPr>
+              <w:pStyle w:val="Compact"/>
+            </w:pPr>
+            <w:r>
+              <w:t xml:space="preserve">+7 700</w:t>
             </w:r>
           </w:p>
         </w:tc>
@@ -2724,51 +5479,51 @@
               <w:pStyle w:val="Compact"/>
             </w:pPr>
             <w:r>
-              <w:t xml:space="preserve">Minst 30 avgångar per vardag</w:t>
-            </w:r>
-          </w:p>
-        </w:tc>
-        <w:tc>
-          <w:tcPr/>
-          <w:p>
-            <w:pPr>
-              <w:pStyle w:val="Compact"/>
-            </w:pPr>
-            <w:r>
-              <w:t xml:space="preserve">55,6 %</w:t>
-            </w:r>
-          </w:p>
-        </w:tc>
-        <w:tc>
-          <w:tcPr/>
-          <w:p>
-            <w:pPr>
-              <w:pStyle w:val="Compact"/>
-            </w:pPr>
-            <w:r>
-              <w:t xml:space="preserve">55,9 % (+43 inv.)</w:t>
-            </w:r>
-          </w:p>
-        </w:tc>
-        <w:tc>
-          <w:tcPr/>
-          <w:p>
-            <w:pPr>
-              <w:pStyle w:val="Compact"/>
-            </w:pPr>
-            <w:r>
-              <w:t xml:space="preserve">55,9 %</w:t>
-            </w:r>
-          </w:p>
-        </w:tc>
-        <w:tc>
-          <w:tcPr/>
-          <w:p>
-            <w:pPr>
-              <w:pStyle w:val="Compact"/>
-            </w:pPr>
-            <w:r>
-              <w:t xml:space="preserve">55,9 %</w:t>
+              <w:t xml:space="preserve">1a V och Ö sammanslagna (17 av 20 turer)</w:t>
+            </w:r>
+          </w:p>
+        </w:tc>
+        <w:tc>
+          <w:tcPr/>
+          <w:p>
+            <w:pPr>
+              <w:pStyle w:val="Compact"/>
+            </w:pPr>
+            <w:r>
+              <w:t xml:space="preserve">0</w:t>
+            </w:r>
+          </w:p>
+        </w:tc>
+        <w:tc>
+          <w:tcPr/>
+          <w:p>
+            <w:pPr>
+              <w:pStyle w:val="Compact"/>
+            </w:pPr>
+            <w:r>
+              <w:t xml:space="preserve">+28</w:t>
+            </w:r>
+          </w:p>
+        </w:tc>
+        <w:tc>
+          <w:tcPr/>
+          <w:p>
+            <w:pPr>
+              <w:pStyle w:val="Compact"/>
+            </w:pPr>
+            <w:r>
+              <w:t xml:space="preserve">+12 100</w:t>
+            </w:r>
+          </w:p>
+        </w:tc>
+        <w:tc>
+          <w:tcPr/>
+          <w:p>
+            <w:pPr>
+              <w:pStyle w:val="Compact"/>
+            </w:pPr>
+            <w:r>
+              <w:t xml:space="preserve">+12 300 (9 600–16 100)</w:t>
             </w:r>
           </w:p>
         </w:tc>
@@ -2781,51 +5536,51 @@
               <w:pStyle w:val="Compact"/>
             </w:pPr>
             <w:r>
-              <w:t xml:space="preserve">Svag tillgänglighet (1–29 avgångar)</w:t>
-            </w:r>
-          </w:p>
-        </w:tc>
-        <w:tc>
-          <w:tcPr/>
-          <w:p>
-            <w:pPr>
-              <w:pStyle w:val="Compact"/>
-            </w:pPr>
-            <w:r>
-              <w:t xml:space="preserve">28,0 %</w:t>
-            </w:r>
-          </w:p>
-        </w:tc>
-        <w:tc>
-          <w:tcPr/>
-          <w:p>
-            <w:pPr>
-              <w:pStyle w:val="Compact"/>
-            </w:pPr>
-            <w:r>
-              <w:t xml:space="preserve">29,1 %</w:t>
-            </w:r>
-          </w:p>
-        </w:tc>
-        <w:tc>
-          <w:tcPr/>
-          <w:p>
-            <w:pPr>
-              <w:pStyle w:val="Compact"/>
-            </w:pPr>
-            <w:r>
-              <w:t xml:space="preserve">29,1 %</w:t>
-            </w:r>
-          </w:p>
-        </w:tc>
-        <w:tc>
-          <w:tcPr/>
-          <w:p>
-            <w:pPr>
-              <w:pStyle w:val="Compact"/>
-            </w:pPr>
-            <w:r>
-              <w:t xml:space="preserve">29,1 %</w:t>
+              <w:t xml:space="preserve">1b förlängd Norrgårdsvägen</w:t>
+            </w:r>
+          </w:p>
+        </w:tc>
+        <w:tc>
+          <w:tcPr/>
+          <w:p>
+            <w:pPr>
+              <w:pStyle w:val="Compact"/>
+            </w:pPr>
+            <w:r>
+              <w:t xml:space="preserve">0</w:t>
+            </w:r>
+          </w:p>
+        </w:tc>
+        <w:tc>
+          <w:tcPr/>
+          <w:p>
+            <w:pPr>
+              <w:pStyle w:val="Compact"/>
+            </w:pPr>
+            <w:r>
+              <w:t xml:space="preserve">+12</w:t>
+            </w:r>
+          </w:p>
+        </w:tc>
+        <w:tc>
+          <w:tcPr/>
+          <w:p>
+            <w:pPr>
+              <w:pStyle w:val="Compact"/>
+            </w:pPr>
+            <w:r>
+              <w:t xml:space="preserve">+8 400</w:t>
+            </w:r>
+          </w:p>
+        </w:tc>
+        <w:tc>
+          <w:tcPr/>
+          <w:p>
+            <w:pPr>
+              <w:pStyle w:val="Compact"/>
+            </w:pPr>
+            <w:r>
+              <w:t xml:space="preserve">+8 200 (6 400–10 800)</w:t>
             </w:r>
           </w:p>
         </w:tc>
@@ -2838,51 +5593,51 @@
               <w:pStyle w:val="Compact"/>
             </w:pPr>
             <w:r>
-              <w:t xml:space="preserve">Ingen hållplats inom 400 m</w:t>
-            </w:r>
-          </w:p>
-        </w:tc>
-        <w:tc>
-          <w:tcPr/>
-          <w:p>
-            <w:pPr>
-              <w:pStyle w:val="Compact"/>
-            </w:pPr>
-            <w:r>
-              <w:t xml:space="preserve">16,4 %</w:t>
-            </w:r>
-          </w:p>
-        </w:tc>
-        <w:tc>
-          <w:tcPr/>
-          <w:p>
-            <w:pPr>
-              <w:pStyle w:val="Compact"/>
-            </w:pPr>
-            <w:r>
-              <w:t xml:space="preserve">15,0 %</w:t>
-            </w:r>
-          </w:p>
-        </w:tc>
-        <w:tc>
-          <w:tcPr/>
-          <w:p>
-            <w:pPr>
-              <w:pStyle w:val="Compact"/>
-            </w:pPr>
-            <w:r>
-              <w:t xml:space="preserve">15,0 %</w:t>
-            </w:r>
-          </w:p>
-        </w:tc>
-        <w:tc>
-          <w:tcPr/>
-          <w:p>
-            <w:pPr>
-              <w:pStyle w:val="Compact"/>
-            </w:pPr>
-            <w:r>
-              <w:t xml:space="preserve">15,0 %</w:t>
+              <w:t xml:space="preserve">2 N2</w:t>
+            </w:r>
+          </w:p>
+        </w:tc>
+        <w:tc>
+          <w:tcPr/>
+          <w:p>
+            <w:pPr>
+              <w:pStyle w:val="Compact"/>
+            </w:pPr>
+            <w:r>
+              <w:t xml:space="preserve">0</w:t>
+            </w:r>
+          </w:p>
+        </w:tc>
+        <w:tc>
+          <w:tcPr/>
+          <w:p>
+            <w:pPr>
+              <w:pStyle w:val="Compact"/>
+            </w:pPr>
+            <w:r>
+              <w:t xml:space="preserve">+2</w:t>
+            </w:r>
+          </w:p>
+        </w:tc>
+        <w:tc>
+          <w:tcPr/>
+          <w:p>
+            <w:pPr>
+              <w:pStyle w:val="Compact"/>
+            </w:pPr>
+            <w:r>
+              <w:t xml:space="preserve">0</w:t>
+            </w:r>
+          </w:p>
+        </w:tc>
+        <w:tc>
+          <w:tcPr/>
+          <w:p>
+            <w:pPr>
+              <w:pStyle w:val="Compact"/>
+            </w:pPr>
+            <w:r>
+              <w:t xml:space="preserve">±0</w:t>
             </w:r>
           </w:p>
         </w:tc>
@@ -2895,51 +5650,51 @@
               <w:pStyle w:val="Compact"/>
             </w:pPr>
             <w:r>
-              <w:t xml:space="preserve">Invånare med bättre / sämre tillgänglighet</w:t>
-            </w:r>
-          </w:p>
-        </w:tc>
-        <w:tc>
-          <w:tcPr/>
-          <w:p>
-            <w:pPr>
-              <w:pStyle w:val="Compact"/>
-            </w:pPr>
-            <w:r>
-              <w:t xml:space="preserve">–</w:t>
-            </w:r>
-          </w:p>
-        </w:tc>
-        <w:tc>
-          <w:tcPr/>
-          <w:p>
-            <w:pPr>
-              <w:pStyle w:val="Compact"/>
-            </w:pPr>
-            <w:r>
-              <w:t xml:space="preserve">278 / 24</w:t>
-            </w:r>
-          </w:p>
-        </w:tc>
-        <w:tc>
-          <w:tcPr/>
-          <w:p>
-            <w:pPr>
-              <w:pStyle w:val="Compact"/>
-            </w:pPr>
-            <w:r>
-              <w:t xml:space="preserve">278 / 24</w:t>
-            </w:r>
-          </w:p>
-        </w:tc>
-        <w:tc>
-          <w:tcPr/>
-          <w:p>
-            <w:pPr>
-              <w:pStyle w:val="Compact"/>
-            </w:pPr>
-            <w:r>
-              <w:t xml:space="preserve">278 / 24</w:t>
+              <w:t xml:space="preserve">3 Bo-Bil</w:t>
+            </w:r>
+          </w:p>
+        </w:tc>
+        <w:tc>
+          <w:tcPr/>
+          <w:p>
+            <w:pPr>
+              <w:pStyle w:val="Compact"/>
+            </w:pPr>
+            <w:r>
+              <w:t xml:space="preserve">0</w:t>
+            </w:r>
+          </w:p>
+        </w:tc>
+        <w:tc>
+          <w:tcPr/>
+          <w:p>
+            <w:pPr>
+              <w:pStyle w:val="Compact"/>
+            </w:pPr>
+            <w:r>
+              <w:t xml:space="preserve">0</w:t>
+            </w:r>
+          </w:p>
+        </w:tc>
+        <w:tc>
+          <w:tcPr/>
+          <w:p>
+            <w:pPr>
+              <w:pStyle w:val="Compact"/>
+            </w:pPr>
+            <w:r>
+              <w:t xml:space="preserve">−2 500</w:t>
+            </w:r>
+          </w:p>
+        </w:tc>
+        <w:tc>
+          <w:tcPr/>
+          <w:p>
+            <w:pPr>
+              <w:pStyle w:val="Compact"/>
+            </w:pPr>
+            <w:r>
+              <w:t xml:space="preserve">−2 200</w:t>
             </w:r>
           </w:p>
         </w:tc>
@@ -2952,51 +5707,61 @@
               <w:pStyle w:val="Compact"/>
             </w:pPr>
             <w:r>
-              <w:t xml:space="preserve">Bussar</w:t>
-            </w:r>
-          </w:p>
-        </w:tc>
-        <w:tc>
-          <w:tcPr/>
-          <w:p>
-            <w:pPr>
-              <w:pStyle w:val="Compact"/>
-            </w:pPr>
-            <w:r>
-              <w:t xml:space="preserve">5</w:t>
-            </w:r>
-          </w:p>
-        </w:tc>
-        <w:tc>
-          <w:tcPr/>
-          <w:p>
-            <w:pPr>
-              <w:pStyle w:val="Compact"/>
-            </w:pPr>
-            <w:r>
-              <w:t xml:space="preserve">5</w:t>
-            </w:r>
-          </w:p>
-        </w:tc>
-        <w:tc>
-          <w:tcPr/>
-          <w:p>
-            <w:pPr>
-              <w:pStyle w:val="Compact"/>
-            </w:pPr>
-            <w:r>
-              <w:t xml:space="preserve">5</w:t>
-            </w:r>
-          </w:p>
-        </w:tc>
-        <w:tc>
-          <w:tcPr/>
-          <w:p>
-            <w:pPr>
-              <w:pStyle w:val="Compact"/>
-            </w:pPr>
-            <w:r>
-              <w:t xml:space="preserve">6</w:t>
+              <w:t xml:space="preserve">4 flygplatsen, alla turer</w:t>
+            </w:r>
+          </w:p>
+        </w:tc>
+        <w:tc>
+          <w:tcPr/>
+          <w:p>
+            <w:pPr>
+              <w:pStyle w:val="Compact"/>
+            </w:pPr>
+            <w:r>
+              <w:t xml:space="preserve">+1</w:t>
+            </w:r>
+          </w:p>
+        </w:tc>
+        <w:tc>
+          <w:tcPr/>
+          <w:p>
+            <w:pPr>
+              <w:pStyle w:val="Compact"/>
+            </w:pPr>
+            <w:r>
+              <w:t xml:space="preserve">+2 850</w:t>
+            </w:r>
+          </w:p>
+        </w:tc>
+        <w:tc>
+          <w:tcPr/>
+          <w:p>
+            <w:pPr>
+              <w:pStyle w:val="Compact"/>
+            </w:pPr>
+            <w:r>
+              <w:t xml:space="preserve">+7 300</w:t>
+            </w:r>
+          </w:p>
+        </w:tc>
+        <w:tc>
+          <w:tcPr/>
+          <w:p>
+            <w:pPr>
+              <w:pStyle w:val="Compact"/>
+            </w:pPr>
+            <w:r>
+              <w:rPr>
+                <w:b/>
+                <w:bCs/>
+              </w:rPr>
+              <w:t xml:space="preserve">+209 000</w:t>
+            </w:r>
+            <w:r>
+              <w:t xml:space="preserve"> </w:t>
+            </w:r>
+            <w:r>
+              <w:t xml:space="preserve">(170 000–249 000)</w:t>
             </w:r>
           </w:p>
         </w:tc>
@@ -3009,51 +5774,51 @@
               <w:pStyle w:val="Compact"/>
             </w:pPr>
             <w:r>
-              <w:t xml:space="preserve">Omloppstid (fordonstimmar per vardag)</w:t>
-            </w:r>
-          </w:p>
-        </w:tc>
-        <w:tc>
-          <w:tcPr/>
-          <w:p>
-            <w:pPr>
-              <w:pStyle w:val="Compact"/>
-            </w:pPr>
-            <w:r>
-              <w:t xml:space="preserve">61,4</w:t>
-            </w:r>
-          </w:p>
-        </w:tc>
-        <w:tc>
-          <w:tcPr/>
-          <w:p>
-            <w:pPr>
-              <w:pStyle w:val="Compact"/>
-            </w:pPr>
-            <w:r>
-              <w:t xml:space="preserve">61,5</w:t>
-            </w:r>
-          </w:p>
-        </w:tc>
-        <w:tc>
-          <w:tcPr/>
-          <w:p>
-            <w:pPr>
-              <w:pStyle w:val="Compact"/>
-            </w:pPr>
-            <w:r>
-              <w:t xml:space="preserve">61,5</w:t>
-            </w:r>
-          </w:p>
-        </w:tc>
-        <w:tc>
-          <w:tcPr/>
-          <w:p>
-            <w:pPr>
-              <w:pStyle w:val="Compact"/>
-            </w:pPr>
-            <w:r>
-              <w:t xml:space="preserve">73,0</w:t>
+              <w:t xml:space="preserve">4 V och Ö sammanslagna (19 av 20 turer)</w:t>
+            </w:r>
+          </w:p>
+        </w:tc>
+        <w:tc>
+          <w:tcPr/>
+          <w:p>
+            <w:pPr>
+              <w:pStyle w:val="Compact"/>
+            </w:pPr>
+            <w:r>
+              <w:t xml:space="preserve">0</w:t>
+            </w:r>
+          </w:p>
+        </w:tc>
+        <w:tc>
+          <w:tcPr/>
+          <w:p>
+            <w:pPr>
+              <w:pStyle w:val="Compact"/>
+            </w:pPr>
+            <w:r>
+              <w:t xml:space="preserve">+22</w:t>
+            </w:r>
+          </w:p>
+        </w:tc>
+        <w:tc>
+          <w:tcPr/>
+          <w:p>
+            <w:pPr>
+              <w:pStyle w:val="Compact"/>
+            </w:pPr>
+            <w:r>
+              <w:t xml:space="preserve">+6 900</w:t>
+            </w:r>
+          </w:p>
+        </w:tc>
+        <w:tc>
+          <w:tcPr/>
+          <w:p>
+            <w:pPr>
+              <w:pStyle w:val="Compact"/>
+            </w:pPr>
+            <w:r>
+              <w:t xml:space="preserve">+7 300 (5 800–9 600)</w:t>
             </w:r>
           </w:p>
         </w:tc>
@@ -3066,51 +5831,51 @@
               <w:pStyle w:val="Compact"/>
             </w:pPr>
             <w:r>
-              <w:t xml:space="preserve">Fordonskilometer per vardag</w:t>
-            </w:r>
-          </w:p>
-        </w:tc>
-        <w:tc>
-          <w:tcPr/>
-          <w:p>
-            <w:pPr>
-              <w:pStyle w:val="Compact"/>
-            </w:pPr>
-            <w:r>
-              <w:t xml:space="preserve">1 136</w:t>
-            </w:r>
-          </w:p>
-        </w:tc>
-        <w:tc>
-          <w:tcPr/>
-          <w:p>
-            <w:pPr>
-              <w:pStyle w:val="Compact"/>
-            </w:pPr>
-            <w:r>
-              <w:t xml:space="preserve">1 144</w:t>
-            </w:r>
-          </w:p>
-        </w:tc>
-        <w:tc>
-          <w:tcPr/>
-          <w:p>
-            <w:pPr>
-              <w:pStyle w:val="Compact"/>
-            </w:pPr>
-            <w:r>
-              <w:t xml:space="preserve">1 140</w:t>
-            </w:r>
-          </w:p>
-        </w:tc>
-        <w:tc>
-          <w:tcPr/>
-          <w:p>
-            <w:pPr>
-              <w:pStyle w:val="Compact"/>
-            </w:pPr>
-            <w:r>
-              <w:t xml:space="preserve">1 177</w:t>
+              <w:t xml:space="preserve">4 dito + Solberget indragen (20 av 20)</w:t>
+            </w:r>
+          </w:p>
+        </w:tc>
+        <w:tc>
+          <w:tcPr/>
+          <w:p>
+            <w:pPr>
+              <w:pStyle w:val="Compact"/>
+            </w:pPr>
+            <w:r>
+              <w:t xml:space="preserve">0</w:t>
+            </w:r>
+          </w:p>
+        </w:tc>
+        <w:tc>
+          <w:tcPr/>
+          <w:p>
+            <w:pPr>
+              <w:pStyle w:val="Compact"/>
+            </w:pPr>
+            <w:r>
+              <w:t xml:space="preserve">+12</w:t>
+            </w:r>
+          </w:p>
+        </w:tc>
+        <w:tc>
+          <w:tcPr/>
+          <w:p>
+            <w:pPr>
+              <w:pStyle w:val="Compact"/>
+            </w:pPr>
+            <w:r>
+              <w:t xml:space="preserve">+7 300</w:t>
+            </w:r>
+          </w:p>
+        </w:tc>
+        <w:tc>
+          <w:tcPr/>
+          <w:p>
+            <w:pPr>
+              <w:pStyle w:val="Compact"/>
+            </w:pPr>
+            <w:r>
+              <w:t xml:space="preserve">+7 200 (5 600–9 400)</w:t>
             </w:r>
           </w:p>
         </w:tc>
@@ -3123,108 +5888,51 @@
               <w:pStyle w:val="Compact"/>
             </w:pPr>
             <w:r>
-              <w:t xml:space="preserve">Varv med &lt; 3 min reglering</w:t>
-            </w:r>
-          </w:p>
-        </w:tc>
-        <w:tc>
-          <w:tcPr/>
-          <w:p>
-            <w:pPr>
-              <w:pStyle w:val="Compact"/>
-            </w:pPr>
-            <w:r>
-              <w:t xml:space="preserve">1</w:t>
-            </w:r>
-          </w:p>
-        </w:tc>
-        <w:tc>
-          <w:tcPr/>
-          <w:p>
-            <w:pPr>
-              <w:pStyle w:val="Compact"/>
-            </w:pPr>
-            <w:r>
-              <w:t xml:space="preserve">8</w:t>
-            </w:r>
-          </w:p>
-        </w:tc>
-        <w:tc>
-          <w:tcPr/>
-          <w:p>
-            <w:pPr>
-              <w:pStyle w:val="Compact"/>
-            </w:pPr>
-            <w:r>
-              <w:t xml:space="preserve">1</w:t>
-            </w:r>
-          </w:p>
-        </w:tc>
-        <w:tc>
-          <w:tcPr/>
-          <w:p>
-            <w:pPr>
-              <w:pStyle w:val="Compact"/>
-            </w:pPr>
-            <w:r>
-              <w:t xml:space="preserve">1</w:t>
-            </w:r>
-          </w:p>
-        </w:tc>
-      </w:tr>
-      <w:tr>
-        <w:tc>
-          <w:tcPr/>
-          <w:p>
-            <w:pPr>
-              <w:pStyle w:val="Compact"/>
-            </w:pPr>
-            <w:r>
-              <w:t xml:space="preserve">Längre restid för befintliga resenärer (resenärsminuter per vardag)</w:t>
-            </w:r>
-          </w:p>
-        </w:tc>
-        <w:tc>
-          <w:tcPr/>
-          <w:p>
-            <w:pPr>
-              <w:pStyle w:val="Compact"/>
-            </w:pPr>
-            <w:r>
-              <w:t xml:space="preserve">–</w:t>
-            </w:r>
-          </w:p>
-        </w:tc>
-        <w:tc>
-          <w:tcPr/>
-          <w:p>
-            <w:pPr>
-              <w:pStyle w:val="Compact"/>
-            </w:pPr>
-            <w:r>
-              <w:t xml:space="preserve">9</w:t>
-            </w:r>
-          </w:p>
-        </w:tc>
-        <w:tc>
-          <w:tcPr/>
-          <w:p>
-            <w:pPr>
-              <w:pStyle w:val="Compact"/>
-            </w:pPr>
-            <w:r>
-              <w:t xml:space="preserve">8</w:t>
-            </w:r>
-          </w:p>
-        </w:tc>
-        <w:tc>
-          <w:tcPr/>
-          <w:p>
-            <w:pPr>
-              <w:pStyle w:val="Compact"/>
-            </w:pPr>
-            <w:r>
-              <w:t xml:space="preserve">17</w:t>
+              <w:t xml:space="preserve">4Y flygturerna (8 av 8), dito</w:t>
+            </w:r>
+          </w:p>
+        </w:tc>
+        <w:tc>
+          <w:tcPr/>
+          <w:p>
+            <w:pPr>
+              <w:pStyle w:val="Compact"/>
+            </w:pPr>
+            <w:r>
+              <w:t xml:space="preserve">0</w:t>
+            </w:r>
+          </w:p>
+        </w:tc>
+        <w:tc>
+          <w:tcPr/>
+          <w:p>
+            <w:pPr>
+              <w:pStyle w:val="Compact"/>
+            </w:pPr>
+            <w:r>
+              <w:t xml:space="preserve">−10</w:t>
+            </w:r>
+          </w:p>
+        </w:tc>
+        <w:tc>
+          <w:tcPr/>
+          <w:p>
+            <w:pPr>
+              <w:pStyle w:val="Compact"/>
+            </w:pPr>
+            <w:r>
+              <w:t xml:space="preserve">+3 100</w:t>
+            </w:r>
+          </w:p>
+        </w:tc>
+        <w:tc>
+          <w:tcPr/>
+          <w:p>
+            <w:pPr>
+              <w:pStyle w:val="Compact"/>
+            </w:pPr>
+            <w:r>
+              <w:t xml:space="preserve">+2 300 (1 800–3 200)</w:t>
             </w:r>
           </w:p>
         </w:tc>
@@ -3235,48 +5943,29 @@
         <w:pStyle w:val="BodyText"/>
       </w:pPr>
       <w:r>
-        <w:t xml:space="preserve">Andelen med svag tillgänglighet ökar något. Det beror på att invånare som i dag saknar hållplats får en med</w:t>
-      </w:r>
-      <w:r>
-        <w:t xml:space="preserve"> </w:t>
-      </w:r>
-      <w:r>
-        <w:t xml:space="preserve">15–20 avgångar per vardag: de flyttar från gruppen</w:t>
-      </w:r>
-      <w:r>
-        <w:t xml:space="preserve"> </w:t>
-      </w:r>
-      <w:r>
-        <w:rPr>
-          <w:i/>
-          <w:iCs/>
-        </w:rPr>
-        <w:t xml:space="preserve">ingen hållplats</w:t>
-      </w:r>
-      <w:r>
-        <w:t xml:space="preserve"> </w:t>
-      </w:r>
-      <w:r>
-        <w:t xml:space="preserve">till</w:t>
-      </w:r>
-      <w:r>
-        <w:t xml:space="preserve"> </w:t>
-      </w:r>
-      <w:r>
-        <w:rPr>
-          <w:i/>
-          <w:iCs/>
-        </w:rPr>
-        <w:t xml:space="preserve">svag tillgänglighet</w:t>
-      </w:r>
-      <w:r>
-        <w:t xml:space="preserve">, vilket är en</w:t>
-      </w:r>
-      <w:r>
-        <w:t xml:space="preserve"> </w:t>
-      </w:r>
-      <w:r>
-        <w:t xml:space="preserve">förbättring (figur 9 och 10).</w:t>
+        <w:rPr>
+          <w:b/>
+          <w:bCs/>
+        </w:rPr>
+        <w:t xml:space="preserve">Investeringar.</w:t>
+      </w:r>
+      <w:r>
+        <w:t xml:space="preserve"> </w:t>
+      </w:r>
+      <w:r>
+        <w:t xml:space="preserve">Nya hållplatslägen kostar cirka 8 000–30 000 euro styck beroende på utrustning. Därtill</w:t>
+      </w:r>
+      <w:r>
+        <w:t xml:space="preserve"> </w:t>
+      </w:r>
+      <w:r>
+        <w:t xml:space="preserve">kommer för 1a en vändmöjlighet vid den nya hållplatsen, och för 1b förlängningen av Norrgårdsvägen. Ingen av</w:t>
+      </w:r>
+      <w:r>
+        <w:t xml:space="preserve"> </w:t>
+      </w:r>
+      <w:r>
+        <w:t xml:space="preserve">dem har kostnadsberäknats.</w:t>
       </w:r>
     </w:p>
     <w:p>
@@ -3284,13 +5973,119 @@
         <w:pStyle w:val="BodyText"/>
       </w:pPr>
       <w:r>
-        <w:t xml:space="preserve">Förlusten för befintliga resenärer är liten, under 10 resenärsminuter per vardag för paket A. Den ska vägas</w:t>
-      </w:r>
-      <w:r>
-        <w:t xml:space="preserve"> </w:t>
-      </w:r>
-      <w:r>
-        <w:t xml:space="preserve">mot att 234 invånare får hållplats inom 400 m.</w:t>
+        <w:rPr>
+          <w:b/>
+          <w:bCs/>
+        </w:rPr>
+        <w:t xml:space="preserve">Förlängningen av Norrgårdsvägen.</w:t>
+      </w:r>
+      <w:r>
+        <w:t xml:space="preserve"> </w:t>
+      </w:r>
+      <w:r>
+        <w:t xml:space="preserve">Jämförelsen beror på alternativet:</w:t>
+      </w:r>
+    </w:p>
+    <w:p>
+      <w:pPr>
+        <w:pStyle w:val="Compact"/>
+        <w:numPr>
+          <w:ilvl w:val="0"/>
+          <w:numId w:val="1020"/>
+        </w:numPr>
+      </w:pPr>
+      <w:r>
+        <w:rPr>
+          <w:b/>
+          <w:bCs/>
+        </w:rPr>
+        <w:t xml:space="preserve">Mot 1a med en extra buss:</w:t>
+      </w:r>
+      <w:r>
+        <w:t xml:space="preserve"> </w:t>
+      </w:r>
+      <w:r>
+        <w:t xml:space="preserve">merkostnaden är cirka 208 000 euro per år, ett nuvärde på 2,4–3,5 miljoner</w:t>
+      </w:r>
+      <w:r>
+        <w:t xml:space="preserve"> </w:t>
+      </w:r>
+      <w:r>
+        <w:t xml:space="preserve">euro över 20 år (3,5 % kalkylränta).</w:t>
+      </w:r>
+    </w:p>
+    <w:p>
+      <w:pPr>
+        <w:pStyle w:val="Compact"/>
+        <w:numPr>
+          <w:ilvl w:val="0"/>
+          <w:numId w:val="1020"/>
+        </w:numPr>
+      </w:pPr>
+      <w:r>
+        <w:rPr>
+          <w:b/>
+          <w:bCs/>
+        </w:rPr>
+        <w:t xml:space="preserve">Mot 1a med V och Ö sammanslagna:</w:t>
+      </w:r>
+      <w:r>
+        <w:t xml:space="preserve"> </w:t>
+      </w:r>
+      <w:r>
+        <w:t xml:space="preserve">skillnaden är bara cirka 4 000 euro per år.</w:t>
+      </w:r>
+    </w:p>
+    <w:p>
+      <w:pPr>
+        <w:pStyle w:val="FirstParagraph"/>
+      </w:pPr>
+      <w:r>
+        <w:t xml:space="preserve">Med sammanslagning motiveras vägen därför inte av busstrafikens driftkostnad, utan av:</w:t>
+      </w:r>
+    </w:p>
+    <w:p>
+      <w:pPr>
+        <w:pStyle w:val="Compact"/>
+        <w:numPr>
+          <w:ilvl w:val="0"/>
+          <w:numId w:val="1021"/>
+        </w:numPr>
+      </w:pPr>
+      <w:r>
+        <w:t xml:space="preserve">en kortare omväg;</w:t>
+      </w:r>
+    </w:p>
+    <w:p>
+      <w:pPr>
+        <w:pStyle w:val="Compact"/>
+        <w:numPr>
+          <w:ilvl w:val="0"/>
+          <w:numId w:val="1021"/>
+        </w:numPr>
+      </w:pPr>
+      <w:r>
+        <w:t xml:space="preserve">alla 20 turer i stället för 17;</w:t>
+      </w:r>
+    </w:p>
+    <w:p>
+      <w:pPr>
+        <w:pStyle w:val="Compact"/>
+        <w:numPr>
+          <w:ilvl w:val="0"/>
+          <w:numId w:val="1021"/>
+        </w:numPr>
+      </w:pPr>
+      <w:r>
+        <w:t xml:space="preserve">att Ö kan behålla sina avgångar i pulsen.</w:t>
+      </w:r>
+    </w:p>
+    <w:p>
+      <w:pPr>
+        <w:pStyle w:val="FirstParagraph"/>
+      </w:pPr>
+      <w:r>
+        <w:t xml:space="preserve">Vägen ger dessutom nytta för annan trafik.</w:t>
       </w:r>
     </w:p>
     <w:p>
@@ -3300,20 +6095,20 @@
       <w:r>
         <w:drawing>
           <wp:inline>
-            <wp:extent cx="5334000" cy="3536532"/>
+            <wp:extent cx="5334000" cy="2879517"/>
             <wp:effectExtent b="0" l="0" r="0" t="0"/>
-            <wp:docPr descr="Omlopp, förslagspaket" title="" id="42" name="Picture"/>
+            <wp:docPr descr="Överslagskalkyl" title="" id="59" name="Picture"/>
             <a:graphic>
               <a:graphicData uri="http://schemas.openxmlformats.org/drawingml/2006/picture">
                 <pic:pic>
                   <pic:nvPicPr>
-                    <pic:cNvPr descr="../output/kartor/b4_10_paket_omlopp.png" id="43" name="Picture"/>
+                    <pic:cNvPr descr="../output/kartor/b5_1_kalkyl.png" id="60" name="Picture"/>
                     <pic:cNvPicPr>
                       <a:picLocks noChangeArrowheads="1" noChangeAspect="1"/>
                     </pic:cNvPicPr>
                   </pic:nvPicPr>
                   <pic:blipFill>
-                    <a:blip r:embed="rId41"/>
+                    <a:blip r:embed="rId58"/>
                     <a:stretch>
                       <a:fillRect/>
                     </a:stretch>
@@ -3321,7 +6116,7 @@
                   <pic:spPr bwMode="auto">
                     <a:xfrm>
                       <a:off x="0" y="0"/>
-                      <a:ext cx="5334000" cy="3536532"/>
+                      <a:ext cx="5334000" cy="2879517"/>
                     </a:xfrm>
                     <a:prstGeom prst="rect">
                       <a:avLst/>
@@ -3345,7 +6140,7 @@
         <w:pStyle w:val="ImageCaption"/>
       </w:pPr>
       <w:r>
-        <w:t xml:space="preserve">Omlopp, förslagspaket</w:t>
+        <w:t xml:space="preserve">Överslagskalkyl</w:t>
       </w:r>
     </w:p>
     <w:p>
@@ -3357,1420 +6152,561 @@
           <w:i/>
           <w:iCs/>
         </w:rPr>
-        <w:t xml:space="preserve">Figur 8. Omlopp före och efter för paket A, paket A robust och paket B.</w:t>
-      </w:r>
-    </w:p>
-    <w:p>
-      <w:pPr>
-        <w:pStyle w:val="CaptionedFigure"/>
-      </w:pPr>
-      <w:r>
-        <w:drawing>
-          <wp:inline>
-            <wp:extent cx="5334000" cy="2683565"/>
-            <wp:effectExtent b="0" l="0" r="0" t="0"/>
-            <wp:docPr descr="Systemeffekter" title="" id="45" name="Picture"/>
-            <a:graphic>
-              <a:graphicData uri="http://schemas.openxmlformats.org/drawingml/2006/picture">
-                <pic:pic>
-                  <pic:nvPicPr>
-                    <pic:cNvPr descr="../output/kartor/b4_11_systemeffekter.png" id="46" name="Picture"/>
-                    <pic:cNvPicPr>
-                      <a:picLocks noChangeArrowheads="1" noChangeAspect="1"/>
-                    </pic:cNvPicPr>
-                  </pic:nvPicPr>
-                  <pic:blipFill>
-                    <a:blip r:embed="rId44"/>
-                    <a:stretch>
-                      <a:fillRect/>
-                    </a:stretch>
-                  </pic:blipFill>
-                  <pic:spPr bwMode="auto">
-                    <a:xfrm>
-                      <a:off x="0" y="0"/>
-                      <a:ext cx="5334000" cy="2683565"/>
-                    </a:xfrm>
-                    <a:prstGeom prst="rect">
-                      <a:avLst/>
-                    </a:prstGeom>
-                    <a:noFill/>
-                    <a:ln w="9525">
-                      <a:noFill/>
-                      <a:headEnd/>
-                      <a:tailEnd/>
-                    </a:ln>
-                  </pic:spPr>
-                </pic:pic>
-              </a:graphicData>
-            </a:graphic>
-          </wp:inline>
-        </w:drawing>
-      </w:r>
-    </w:p>
-    <w:p>
-      <w:pPr>
-        <w:pStyle w:val="ImageCaption"/>
-      </w:pPr>
-      <w:r>
-        <w:t xml:space="preserve">Systemeffekter</w:t>
-      </w:r>
-    </w:p>
-    <w:p>
-      <w:pPr>
-        <w:pStyle w:val="BodyText"/>
-      </w:pPr>
+        <w:t xml:space="preserve">Figur 13. Förändrad driftkostnad per år per förslag (bas; strecken anger låg–hög).</w:t>
+      </w:r>
+    </w:p>
+    <w:bookmarkEnd w:id="61"/>
+    <w:bookmarkStart w:id="62" w:name="slutsatser"/>
+    <w:p>
+      <w:pPr>
+        <w:pStyle w:val="Heading2"/>
+      </w:pPr>
+      <w:r>
+        <w:t xml:space="preserve">6 Slutsatser</w:t>
+      </w:r>
+    </w:p>
+    <w:p>
+      <w:pPr>
+        <w:pStyle w:val="Compact"/>
+        <w:numPr>
+          <w:ilvl w:val="0"/>
+          <w:numId w:val="1022"/>
+        </w:numPr>
+      </w:pPr>
+      <w:r>
+        <w:rPr>
+          <w:b/>
+          <w:bCs/>
+        </w:rPr>
+        <w:t xml:space="preserve">Ramen är snäv.</w:t>
+      </w:r>
+      <w:r>
+        <w:t xml:space="preserve"> </w:t>
+      </w:r>
+      <w:r>
+        <w:t xml:space="preserve">Ingen linje kan förlängas mer än någon minut om varje byte ska ha full reglering.</w:t>
+      </w:r>
+      <w:r>
+        <w:t xml:space="preserve"> </w:t>
+      </w:r>
+      <w:r>
+        <w:t xml:space="preserve">Eftersom bussarna redan växlar i paren S ↔ N och V ↔ Ö kan paren slås ihop till genomgående linjer. Då läggs</w:t>
+      </w:r>
+      <w:r>
+        <w:t xml:space="preserve"> </w:t>
+      </w:r>
+      <w:r>
+        <w:t xml:space="preserve">regleringen vid det ena bytet, och om partnerlinjen får avgå upp till 2 minuter efter pulsen frigörs upp</w:t>
+      </w:r>
+      <w:r>
+        <w:t xml:space="preserve"> </w:t>
+      </w:r>
+      <w:r>
+        <w:t xml:space="preserve">till 4,5 minuter per V-tur.</w:t>
+      </w:r>
+    </w:p>
+    <w:p>
+      <w:pPr>
+        <w:pStyle w:val="Compact"/>
+        <w:numPr>
+          <w:ilvl w:val="0"/>
+          <w:numId w:val="1022"/>
+        </w:numPr>
+      </w:pPr>
+      <w:r>
+        <w:rPr>
+          <w:b/>
+          <w:bCs/>
+        </w:rPr>
+        <w:t xml:space="preserve">Möckelö Strand ny</w:t>
+      </w:r>
+      <w:r>
+        <w:t xml:space="preserve"> </w:t>
+      </w:r>
+      <w:r>
+        <w:t xml:space="preserve">kan trafikeras redan med dagens vägar om V och Ö slås ihop: 17 av 20 turer, fem bussar,</w:t>
+      </w:r>
+      <w:r>
+        <w:t xml:space="preserve"> </w:t>
+      </w:r>
+      <w:r>
+        <w:t xml:space="preserve">cirka 12 000 euro per år. Med förlängd Norrgårdsvägen (1b) ryms alla 20 turer och Ö behåller pulsen. 1a</w:t>
+      </w:r>
+      <w:r>
+        <w:t xml:space="preserve"> </w:t>
+      </w:r>
+      <w:r>
+        <w:t xml:space="preserve">med alla turer och dagens tidtabell kräver en sjätte buss.</w:t>
+      </w:r>
+    </w:p>
+    <w:p>
+      <w:pPr>
+        <w:pStyle w:val="Compact"/>
+        <w:numPr>
+          <w:ilvl w:val="0"/>
+          <w:numId w:val="1022"/>
+        </w:numPr>
+      </w:pPr>
+      <w:r>
+        <w:rPr>
+          <w:b/>
+          <w:bCs/>
+        </w:rPr>
+        <w:t xml:space="preserve">N2 på linje Ö</w:t>
+      </w:r>
+      <w:r>
+        <w:t xml:space="preserve"> </w:t>
+      </w:r>
+      <w:r>
+        <w:t xml:space="preserve">ryms med alla turer och ger 55 invånare en hållplats.</w:t>
+      </w:r>
+    </w:p>
+    <w:p>
+      <w:pPr>
+        <w:pStyle w:val="Compact"/>
+        <w:numPr>
+          <w:ilvl w:val="0"/>
+          <w:numId w:val="1022"/>
+        </w:numPr>
+      </w:pPr>
+      <w:r>
+        <w:rPr>
+          <w:b/>
+          <w:bCs/>
+        </w:rPr>
+        <w:t xml:space="preserve">Linje N via Bo-Bil</w:t>
+      </w:r>
+      <w:r>
+        <w:t xml:space="preserve"> </w:t>
+      </w:r>
+      <w:r>
+        <w:t xml:space="preserve">ryms och är körtidsneutral. Förlusten vid Vikingagränd (23 invånare) bör vägas in, och</w:t>
+      </w:r>
+      <w:r>
+        <w:t xml:space="preserve"> </w:t>
+      </w:r>
+      <w:r>
+        <w:t xml:space="preserve">den kan mildras med hållplatsen N3 söder om Maxinge från kapitel 3.</w:t>
+      </w:r>
+    </w:p>
+    <w:p>
+      <w:pPr>
+        <w:pStyle w:val="Compact"/>
+        <w:numPr>
+          <w:ilvl w:val="0"/>
+          <w:numId w:val="1022"/>
+        </w:numPr>
+      </w:pPr>
+      <w:r>
+        <w:rPr>
+          <w:b/>
+          <w:bCs/>
+        </w:rPr>
+        <w:t xml:space="preserve">Linje V till flygplatsen</w:t>
+      </w:r>
+      <w:r>
+        <w:t xml:space="preserve"> </w:t>
+      </w:r>
+      <w:r>
+        <w:t xml:space="preserve">kräver en sjätte buss med dagens tidtabell. Med V och Ö sammanslagna ryms</w:t>
+      </w:r>
+      <w:r>
+        <w:t xml:space="preserve"> </w:t>
+      </w:r>
+      <w:r>
+        <w:t xml:space="preserve">19–20 av 20 turer. Y-versionen med de 8 flygturerna ryms helt och lika robust som i dag, om Solberget dras in.</w:t>
+      </w:r>
+    </w:p>
+    <w:p>
+      <w:pPr>
+        <w:pStyle w:val="Compact"/>
+        <w:numPr>
+          <w:ilvl w:val="0"/>
+          <w:numId w:val="1022"/>
+        </w:numPr>
+      </w:pPr>
+      <w:r>
+        <w:rPr>
+          <w:b/>
+          <w:bCs/>
+        </w:rPr>
+        <w:t xml:space="preserve">Förslag 1 och 4</w:t>
+      </w:r>
+      <w:r>
+        <w:t xml:space="preserve"> </w:t>
+      </w:r>
+      <w:r>
+        <w:t xml:space="preserve">förlänger båda linje V och kan inte båda rymmas i samma omlopp utan fler bussar, om</w:t>
+      </w:r>
+      <w:r>
+        <w:t xml:space="preserve"> </w:t>
+      </w:r>
+      <w:r>
+        <w:t xml:space="preserve">inte 1b med förlängd Norrgårdsvägen väljs. Valet mellan dem är beställarens.</w:t>
+      </w:r>
+    </w:p>
+    <w:bookmarkEnd w:id="62"/>
+    <w:bookmarkStart w:id="63" w:name="osäkerheter-och-fortsatt-arbete"/>
+    <w:p>
+      <w:pPr>
+        <w:pStyle w:val="Heading2"/>
+      </w:pPr>
+      <w:r>
+        <w:t xml:space="preserve">7 Osäkerheter och fortsatt arbete</w:t>
+      </w:r>
+    </w:p>
+    <w:p>
+      <w:pPr>
+        <w:pStyle w:val="Compact"/>
+        <w:numPr>
+          <w:ilvl w:val="0"/>
+          <w:numId w:val="1023"/>
+        </w:numPr>
+      </w:pPr>
+      <w:r>
+        <w:rPr>
+          <w:b/>
+          <w:bCs/>
+        </w:rPr>
+        <w:t xml:space="preserve">Omloppen</w:t>
+      </w:r>
+      <w:r>
+        <w:t xml:space="preserve"> </w:t>
+      </w:r>
+      <w:r>
+        <w:t xml:space="preserve">är härledda ur tidtabellen med beställarens norm för linjebyten (S ↔ N, Ö ↔ V). Förarnas raster</w:t>
+      </w:r>
+      <w:r>
+        <w:t xml:space="preserve"> </w:t>
+      </w:r>
+      <w:r>
+        <w:t xml:space="preserve">och operatörens faktiska omloppsplaner ingår inte och behöver stämmas av.</w:t>
+      </w:r>
+    </w:p>
+    <w:p>
+      <w:pPr>
+        <w:pStyle w:val="Compact"/>
+        <w:numPr>
+          <w:ilvl w:val="0"/>
+          <w:numId w:val="1023"/>
+        </w:numPr>
+      </w:pPr>
+      <w:r>
+        <w:rPr>
+          <w:b/>
+          <w:bCs/>
+        </w:rPr>
+        <w:t xml:space="preserve">Restiderna</w:t>
+      </w:r>
+      <w:r>
+        <w:t xml:space="preserve"> </w:t>
+      </w:r>
+      <w:r>
+        <w:t xml:space="preserve">för Möckelö Strand bygger på beställarens uppgifter. Körtiden till flygplatsen är beräknad ur</w:t>
+      </w:r>
+      <w:r>
+        <w:t xml:space="preserve"> </w:t>
+      </w:r>
+      <w:r>
+        <w:t xml:space="preserve">beställarens skiss med 25 km/h. Körtiderna vid Bo-Bil bygger på fågelvägsavstånd.</w:t>
+      </w:r>
+    </w:p>
+    <w:p>
+      <w:pPr>
+        <w:pStyle w:val="Compact"/>
+        <w:numPr>
+          <w:ilvl w:val="0"/>
+          <w:numId w:val="1023"/>
+        </w:numPr>
+      </w:pPr>
+      <w:r>
+        <w:rPr>
+          <w:b/>
+          <w:bCs/>
+        </w:rPr>
+        <w:t xml:space="preserve">Flygens ankomsttider</w:t>
+      </w:r>
+      <w:r>
+        <w:t xml:space="preserve"> </w:t>
+      </w:r>
+      <w:r>
+        <w:t xml:space="preserve">är antagna och ska ersättas med de verkliga tiderna. Y-versionens turer väljs då om</w:t>
+      </w:r>
+      <w:r>
+        <w:t xml:space="preserve"> </w:t>
+      </w:r>
+      <w:r>
+        <w:t xml:space="preserve">automatiskt (</w:t>
+      </w:r>
+      <w:r>
+        <w:rPr>
+          <w:rStyle w:val="VerbatimChar"/>
+        </w:rPr>
+        <w:t xml:space="preserve">FLYG_ANKOMSTER</w:t>
+      </w:r>
+      <w:r>
+        <w:t xml:space="preserve"> </w:t>
+      </w:r>
+      <w:r>
+        <w:t xml:space="preserve">i</w:t>
+      </w:r>
+      <w:r>
+        <w:t xml:space="preserve"> </w:t>
+      </w:r>
+      <w:r>
+        <w:rPr>
+          <w:rStyle w:val="VerbatimChar"/>
+        </w:rPr>
+        <w:t xml:space="preserve">src/b4_forslag.py</w:t>
+      </w:r>
+      <w:r>
+        <w:t xml:space="preserve">).</w:t>
+      </w:r>
+    </w:p>
+    <w:p>
+      <w:pPr>
+        <w:pStyle w:val="Compact"/>
+        <w:numPr>
+          <w:ilvl w:val="0"/>
+          <w:numId w:val="1023"/>
+        </w:numPr>
+      </w:pPr>
+      <w:r>
+        <w:rPr>
+          <w:b/>
+          <w:bCs/>
+        </w:rPr>
+        <w:t xml:space="preserve">Ö efter pulsen:</w:t>
+      </w:r>
+      <w:r>
+        <w:t xml:space="preserve"> </w:t>
+      </w:r>
+      <w:r>
+        <w:t xml:space="preserve">sammanslagning av V och Ö förutsätter att en upp till 2 minuter senare avgång för Ö godtas.</w:t>
+      </w:r>
+      <w:r>
+        <w:t xml:space="preserve"> </w:t>
+      </w:r>
+      <w:r>
+        <w:t xml:space="preserve">Effekten på bytesresor ingår inte i nätverksmodellen.</w:t>
+      </w:r>
+    </w:p>
+    <w:p>
+      <w:pPr>
+        <w:pStyle w:val="Compact"/>
+        <w:numPr>
+          <w:ilvl w:val="0"/>
+          <w:numId w:val="1023"/>
+        </w:numPr>
+      </w:pPr>
+      <w:r>
+        <w:rPr>
+          <w:b/>
+          <w:bCs/>
+        </w:rPr>
+        <w:t xml:space="preserve">Vägdragningen</w:t>
+      </w:r>
+      <w:r>
+        <w:t xml:space="preserve"> </w:t>
+      </w:r>
+      <w:r>
+        <w:t xml:space="preserve">längs gatunätet (OSRM) kunde inte hämtas i analysmiljön. Den hämtas i QGIS med</w:t>
+      </w:r>
+      <w:r>
+        <w:t xml:space="preserve"> </w:t>
+      </w:r>
+      <w:r>
+        <w:rPr>
+          <w:rStyle w:val="VerbatimChar"/>
+        </w:rPr>
+        <w:t xml:space="preserve">rutta_med_osrm.py</w:t>
+      </w:r>
+      <w:r>
+        <w:t xml:space="preserve">.</w:t>
+      </w:r>
+    </w:p>
+    <w:p>
+      <w:pPr>
+        <w:pStyle w:val="Compact"/>
+        <w:numPr>
+          <w:ilvl w:val="0"/>
+          <w:numId w:val="1023"/>
+        </w:numPr>
+      </w:pPr>
+      <w:r>
+        <w:rPr>
+          <w:b/>
+          <w:bCs/>
+        </w:rPr>
+        <w:t xml:space="preserve">Hållplatslägena</w:t>
+      </w:r>
+      <w:r>
+        <w:t xml:space="preserve"> </w:t>
+      </w:r>
+      <w:r>
+        <w:t xml:space="preserve">för Möckelö Strand ny, N2 och flygplatsen är indikativa.</w:t>
+      </w:r>
+    </w:p>
+    <w:p>
+      <w:pPr>
+        <w:pStyle w:val="Compact"/>
+        <w:numPr>
+          <w:ilvl w:val="0"/>
+          <w:numId w:val="1023"/>
+        </w:numPr>
+      </w:pPr>
+      <w:r>
+        <w:rPr>
+          <w:b/>
+          <w:bCs/>
+        </w:rPr>
+        <w:t xml:space="preserve">Påstigande och resenärseffekter</w:t>
+      </w:r>
+      <w:r>
+        <w:t xml:space="preserve"> </w:t>
+      </w:r>
+      <w:r>
+        <w:t xml:space="preserve">bygger på sommardata och bör räknas om med terminsdata.</w:t>
+      </w:r>
+    </w:p>
+    <w:p>
+      <w:pPr>
+        <w:pStyle w:val="Compact"/>
+        <w:numPr>
+          <w:ilvl w:val="0"/>
+          <w:numId w:val="1023"/>
+        </w:numPr>
+      </w:pPr>
+      <w:r>
+        <w:rPr>
+          <w:b/>
+          <w:bCs/>
+        </w:rPr>
+        <w:t xml:space="preserve">Enhetskostnaderna</w:t>
+      </w:r>
+      <w:r>
+        <w:t xml:space="preserve"> </w:t>
+      </w:r>
+      <w:r>
+        <w:t xml:space="preserve">är schablonvärden och bör ersättas med avtalspriser.</w:t>
+      </w:r>
+    </w:p>
+    <w:p>
+      <w:pPr>
+        <w:pStyle w:val="Compact"/>
+        <w:numPr>
+          <w:ilvl w:val="0"/>
+          <w:numId w:val="1023"/>
+        </w:numPr>
+      </w:pPr>
+      <w:r>
+        <w:rPr>
+          <w:b/>
+          <w:bCs/>
+        </w:rPr>
+        <w:t xml:space="preserve">Fortsatt arbete:</w:t>
+      </w:r>
+      <w:r>
+        <w:t xml:space="preserve"> </w:t>
+      </w:r>
+      <w:r>
+        <w:t xml:space="preserve">pröva sammanslagning av N och S för Örtvägen, en omläggning av linje N och Ö i nordost,</w:t>
+      </w:r>
+      <w:r>
+        <w:t xml:space="preserve"> </w:t>
+      </w:r>
+      <w:r>
+        <w:t xml:space="preserve">och en extra morgontur till 07:15-flyget.</w:t>
+      </w:r>
+    </w:p>
+    <w:bookmarkEnd w:id="63"/>
+    <w:bookmarkStart w:id="64" w:name="bilaga-kartor-i-qgis"/>
+    <w:p>
+      <w:pPr>
+        <w:pStyle w:val="Heading2"/>
+      </w:pPr>
+      <w:r>
+        <w:t xml:space="preserve">Bilaga – Kartor i QGIS</w:t>
+      </w:r>
+    </w:p>
+    <w:p>
+      <w:pPr>
+        <w:pStyle w:val="FirstParagraph"/>
+      </w:pPr>
+      <w:r>
+        <w:t xml:space="preserve">Alla kartor finns som lager i</w:t>
+      </w:r>
+      <w:r>
+        <w:t xml:space="preserve"> </w:t>
+      </w:r>
+      <w:r>
+        <w:rPr>
+          <w:rStyle w:val="VerbatimChar"/>
+        </w:rPr>
+        <w:t xml:space="preserve">output/gis/linjenatsutredning.gpkg</w:t>
+      </w:r>
+      <w:r>
+        <w:t xml:space="preserve"> </w:t>
+      </w:r>
+      <w:r>
+        <w:t xml:space="preserve">(EPSG:3067) med inbäddade stilar.</w:t>
+      </w:r>
+    </w:p>
+    <w:p>
+      <w:pPr>
+        <w:pStyle w:val="Compact"/>
+        <w:numPr>
+          <w:ilvl w:val="0"/>
+          <w:numId w:val="1024"/>
+        </w:numPr>
+      </w:pPr>
+      <w:r>
+        <w:t xml:space="preserve">Öppna</w:t>
+      </w:r>
+      <w:r>
+        <w:t xml:space="preserve"> </w:t>
+      </w:r>
+      <w:r>
+        <w:rPr>
+          <w:rStyle w:val="VerbatimChar"/>
+          <w:b/>
+          <w:bCs/>
+        </w:rPr>
+        <w:t xml:space="preserve">output/gis/linjenatsutredning.qgz</w:t>
+      </w:r>
+      <w:r>
+        <w:t xml:space="preserve"> </w:t>
+      </w:r>
+      <w:r>
+        <w:t xml:space="preserve">(</w:t>
+      </w:r>
       <w:r>
         <w:rPr>
           <w:i/>
           <w:iCs/>
         </w:rPr>
-        <w:t xml:space="preserve">Figur 9. Invånare med bättre respektive sämre tillgänglighet per förslag, och nyckeltal för paketen.</w:t>
-      </w:r>
-    </w:p>
-    <w:p>
-      <w:pPr>
-        <w:pStyle w:val="CaptionedFigure"/>
-      </w:pPr>
-      <w:r>
-        <w:drawing>
-          <wp:inline>
-            <wp:extent cx="5334000" cy="3676813"/>
-            <wp:effectExtent b="0" l="0" r="0" t="0"/>
-            <wp:docPr descr="Täckning före och efter" title="" id="48" name="Picture"/>
-            <a:graphic>
-              <a:graphicData uri="http://schemas.openxmlformats.org/drawingml/2006/picture">
-                <pic:pic>
-                  <pic:nvPicPr>
-                    <pic:cNvPr descr="../output/kartor/b4_12_tackning_fore_efter.png" id="49" name="Picture"/>
-                    <pic:cNvPicPr>
-                      <a:picLocks noChangeArrowheads="1" noChangeAspect="1"/>
-                    </pic:cNvPicPr>
-                  </pic:nvPicPr>
-                  <pic:blipFill>
-                    <a:blip r:embed="rId47"/>
-                    <a:stretch>
-                      <a:fillRect/>
-                    </a:stretch>
-                  </pic:blipFill>
-                  <pic:spPr bwMode="auto">
-                    <a:xfrm>
-                      <a:off x="0" y="0"/>
-                      <a:ext cx="5334000" cy="3676813"/>
-                    </a:xfrm>
-                    <a:prstGeom prst="rect">
-                      <a:avLst/>
-                    </a:prstGeom>
-                    <a:noFill/>
-                    <a:ln w="9525">
-                      <a:noFill/>
-                      <a:headEnd/>
-                      <a:tailEnd/>
-                    </a:ln>
-                  </pic:spPr>
-                </pic:pic>
-              </a:graphicData>
-            </a:graphic>
-          </wp:inline>
-        </w:drawing>
-      </w:r>
-    </w:p>
-    <w:p>
-      <w:pPr>
-        <w:pStyle w:val="ImageCaption"/>
-      </w:pPr>
-      <w:r>
-        <w:t xml:space="preserve">Täckning före och efter</w:t>
-      </w:r>
-    </w:p>
-    <w:p>
-      <w:pPr>
-        <w:pStyle w:val="BodyText"/>
-      </w:pPr>
-      <w:r>
-        <w:rPr>
-          <w:i/>
-          <w:iCs/>
-        </w:rPr>
-        <w:t xml:space="preserve">Figur 10. Turtäthet inom 400 m i dag och med paket A. Grönt anger förbättrad och rött försämrad klass.</w:t>
-      </w:r>
-    </w:p>
-    <w:bookmarkEnd w:id="50"/>
-    <w:bookmarkStart w:id="54" w:name="överslagskalkyl"/>
-    <w:p>
-      <w:pPr>
-        <w:pStyle w:val="Heading2"/>
-      </w:pPr>
-      <w:r>
-        <w:t xml:space="preserve">5 Överslagskalkyl</w:t>
-      </w:r>
-    </w:p>
-    <w:p>
-      <w:pPr>
-        <w:pStyle w:val="FirstParagraph"/>
-      </w:pPr>
-      <w:r>
-        <w:rPr>
-          <w:b/>
-          <w:bCs/>
-        </w:rPr>
-        <w:t xml:space="preserve">Kostnadsmodell.</w:t>
-      </w:r>
-      <w:r>
-        <w:t xml:space="preserve"> </w:t>
-      </w:r>
-      <w:r>
-        <w:t xml:space="preserve">Kalkylen omfattar förändrad driftkostnad per år (figur 11) och består av tre delar:</w:t>
-      </w:r>
-    </w:p>
-    <w:p>
-      <w:pPr>
-        <w:pStyle w:val="Compact"/>
-        <w:numPr>
-          <w:ilvl w:val="0"/>
-          <w:numId w:val="1015"/>
-        </w:numPr>
-      </w:pPr>
-      <w:r>
-        <w:rPr>
-          <w:b/>
-          <w:bCs/>
-        </w:rPr>
-        <w:t xml:space="preserve">Fordon:</w:t>
-      </w:r>
-      <w:r>
-        <w:t xml:space="preserve"> </w:t>
-      </w:r>
-      <w:r>
-        <w:t xml:space="preserve">antal fordon × fordonskostnad (kapital, försäkring, uppställning), 45 000–75 000 euro per år;</w:t>
-      </w:r>
-    </w:p>
-    <w:p>
-      <w:pPr>
-        <w:pStyle w:val="Compact"/>
-        <w:numPr>
-          <w:ilvl w:val="0"/>
-          <w:numId w:val="1015"/>
-        </w:numPr>
-      </w:pPr>
-      <w:r>
-        <w:rPr>
-          <w:b/>
-          <w:bCs/>
-        </w:rPr>
-        <w:t xml:space="preserve">Fordonstimmar:</w:t>
-      </w:r>
-      <w:r>
-        <w:t xml:space="preserve"> </w:t>
-      </w:r>
-      <w:r>
-        <w:t xml:space="preserve">förare inklusive sociala avgifter, 42–58 euro per timme;</w:t>
-      </w:r>
-    </w:p>
-    <w:p>
-      <w:pPr>
-        <w:pStyle w:val="Compact"/>
-        <w:numPr>
-          <w:ilvl w:val="0"/>
-          <w:numId w:val="1015"/>
-        </w:numPr>
-      </w:pPr>
-      <w:r>
-        <w:rPr>
-          <w:b/>
-          <w:bCs/>
-        </w:rPr>
-        <w:t xml:space="preserve">Fordonskilometer:</w:t>
-      </w:r>
-      <w:r>
-        <w:t xml:space="preserve"> </w:t>
-      </w:r>
-      <w:r>
-        <w:t xml:space="preserve">energi och underhåll, 0,7–1,2 euro per km.</w:t>
-      </w:r>
-    </w:p>
-    <w:p>
-      <w:pPr>
-        <w:pStyle w:val="FirstParagraph"/>
-      </w:pPr>
-      <w:r>
-        <w:t xml:space="preserve">Enhetskostnaderna är orienterande värden för tätortstrafik från Trivector (2023),</w:t>
-      </w:r>
-      <w:r>
-        <w:t xml:space="preserve"> </w:t>
-      </w:r>
-      <w:r>
-        <w:rPr>
-          <w:i/>
-          <w:iCs/>
-        </w:rPr>
-        <w:t xml:space="preserve">Trafikeringskostnader</w:t>
-      </w:r>
-      <w:r>
-        <w:rPr>
-          <w:i/>
-          <w:iCs/>
-        </w:rPr>
-        <w:t xml:space="preserve"> </w:t>
-      </w:r>
-      <w:r>
-        <w:rPr>
-          <w:i/>
-          <w:iCs/>
-        </w:rPr>
-        <w:t xml:space="preserve">för buss 2019 och 2045</w:t>
-      </w:r>
-      <w:r>
-        <w:t xml:space="preserve">, för Trafikverket. De är omräknade till euro och uppräknade till 2026 och ska ersättas</w:t>
-      </w:r>
-      <w:r>
-        <w:t xml:space="preserve"> </w:t>
-      </w:r>
-      <w:r>
-        <w:t xml:space="preserve">med avtalspriserna i landskapsregeringens trafikavtal.</w:t>
-      </w:r>
-    </w:p>
-    <w:p>
-      <w:pPr>
-        <w:pStyle w:val="BodyText"/>
-      </w:pPr>
-      <w:r>
-        <w:rPr>
-          <w:b/>
-          <w:bCs/>
-        </w:rPr>
-        <w:t xml:space="preserve">Årsvolym.</w:t>
-      </w:r>
-      <w:r>
-        <w:t xml:space="preserve"> </w:t>
-      </w:r>
-      <w:r>
-        <w:t xml:space="preserve">Beräkningen bygger på 250 vardagar per år. Lördagstrafiken påverkas bara genom körda</w:t>
-      </w:r>
-      <w:r>
-        <w:t xml:space="preserve"> </w:t>
-      </w:r>
-      <w:r>
-        <w:t xml:space="preserve">kilometer.</w:t>
-      </w:r>
-    </w:p>
-    <w:p>
-      <w:pPr>
-        <w:pStyle w:val="BodyText"/>
-      </w:pPr>
-      <w:r>
-        <w:rPr>
-          <w:i/>
-          <w:iCs/>
-        </w:rPr>
-        <w:t xml:space="preserve">Tabell 3. Förändrad driftkostnad per år jämfört med i dag (euro, prisnivå 2026).</w:t>
-      </w:r>
-    </w:p>
-    <w:tbl>
-      <w:tblPr>
-        <w:tblStyle w:val="Table"/>
-        <w:tblW w:type="pct" w:w="5000"/>
-        <w:tblLayout w:type="fixed"/>
-        <w:tblLook w:firstRow="1" w:lastRow="0" w:firstColumn="0" w:lastColumn="0" w:noHBand="0" w:noVBand="0" w:val="0020"/>
-      </w:tblPr>
-      <w:tblGrid>
-        <w:gridCol w:w="1320"/>
-        <w:gridCol w:w="1320"/>
-        <w:gridCol w:w="1320"/>
-        <w:gridCol w:w="1320"/>
-        <w:gridCol w:w="1320"/>
-        <w:gridCol w:w="1320"/>
-      </w:tblGrid>
-      <w:tr>
-        <w:trPr>
-          <w:tblHeader w:val="on"/>
-        </w:trPr>
-        <w:tc>
-          <w:tcPr/>
-          <w:p>
-            <w:pPr>
-              <w:pStyle w:val="Compact"/>
-            </w:pPr>
-            <w:r>
-              <w:t xml:space="preserve">Förslag</w:t>
-            </w:r>
-          </w:p>
-        </w:tc>
-        <w:tc>
-          <w:tcPr/>
-          <w:p>
-            <w:pPr>
-              <w:pStyle w:val="Compact"/>
-            </w:pPr>
-            <w:r>
-              <w:t xml:space="preserve">Bussar</w:t>
-            </w:r>
-          </w:p>
-        </w:tc>
-        <w:tc>
-          <w:tcPr/>
-          <w:p>
-            <w:pPr>
-              <w:pStyle w:val="Compact"/>
-            </w:pPr>
-            <w:r>
-              <w:t xml:space="preserve">Fordonstimmar per år</w:t>
-            </w:r>
-          </w:p>
-        </w:tc>
-        <w:tc>
-          <w:tcPr/>
-          <w:p>
-            <w:pPr>
-              <w:pStyle w:val="Compact"/>
-            </w:pPr>
-            <w:r>
-              <w:t xml:space="preserve">Fordonskm per år</w:t>
-            </w:r>
-          </w:p>
-        </w:tc>
-        <w:tc>
-          <w:tcPr/>
-          <w:p>
-            <w:pPr>
-              <w:pStyle w:val="Compact"/>
-            </w:pPr>
-            <w:r>
-              <w:t xml:space="preserve">Driftkostnad per år, bas (låg–hög)</w:t>
-            </w:r>
-          </w:p>
-        </w:tc>
-        <w:tc>
-          <w:tcPr/>
-          <w:p>
-            <w:pPr>
-              <w:pStyle w:val="Compact"/>
-            </w:pPr>
-            <w:r>
-              <w:t xml:space="preserve">Per invånare med bättre tillgänglighet</w:t>
-            </w:r>
-          </w:p>
-        </w:tc>
-      </w:tr>
-      <w:tr>
-        <w:tc>
-          <w:tcPr/>
-          <w:p>
-            <w:pPr>
-              <w:pStyle w:val="Compact"/>
-            </w:pPr>
-            <w:r>
-              <w:t xml:space="preserve">1a alla turer</w:t>
-            </w:r>
-          </w:p>
-        </w:tc>
-        <w:tc>
-          <w:tcPr/>
-          <w:p>
-            <w:pPr>
-              <w:pStyle w:val="Compact"/>
-            </w:pPr>
-            <w:r>
-              <w:t xml:space="preserve">+1</w:t>
-            </w:r>
-          </w:p>
-        </w:tc>
-        <w:tc>
-          <w:tcPr/>
-          <w:p>
-            <w:pPr>
-              <w:pStyle w:val="Compact"/>
-            </w:pPr>
-            <w:r>
-              <w:t xml:space="preserve">+2 900</w:t>
-            </w:r>
-          </w:p>
-        </w:tc>
-        <w:tc>
-          <w:tcPr/>
-          <w:p>
-            <w:pPr>
-              <w:pStyle w:val="Compact"/>
-            </w:pPr>
-            <w:r>
-              <w:t xml:space="preserve">+13 150</w:t>
-            </w:r>
-          </w:p>
-        </w:tc>
-        <w:tc>
-          <w:tcPr/>
-          <w:p>
-            <w:pPr>
-              <w:pStyle w:val="Compact"/>
-            </w:pPr>
-            <w:r>
-              <w:rPr>
-                <w:b/>
-                <w:bCs/>
-              </w:rPr>
-              <w:t xml:space="preserve">+216 000</w:t>
-            </w:r>
-            <w:r>
-              <w:t xml:space="preserve"> </w:t>
-            </w:r>
-            <w:r>
-              <w:t xml:space="preserve">(176 000–259 000)</w:t>
-            </w:r>
-          </w:p>
-        </w:tc>
-        <w:tc>
-          <w:tcPr/>
-          <w:p>
-            <w:pPr>
-              <w:pStyle w:val="Compact"/>
-            </w:pPr>
-            <w:r>
-              <w:t xml:space="preserve">1 209 €/år</w:t>
-            </w:r>
-          </w:p>
-        </w:tc>
-      </w:tr>
-      <w:tr>
-        <w:tc>
-          <w:tcPr/>
-          <w:p>
-            <w:pPr>
-              <w:pStyle w:val="Compact"/>
-            </w:pPr>
-            <w:r>
-              <w:t xml:space="preserve">1a bara 8 turer</w:t>
-            </w:r>
-          </w:p>
-        </w:tc>
-        <w:tc>
-          <w:tcPr/>
-          <w:p>
-            <w:pPr>
-              <w:pStyle w:val="Compact"/>
-            </w:pPr>
-            <w:r>
-              <w:t xml:space="preserve">0</w:t>
-            </w:r>
-          </w:p>
-        </w:tc>
-        <w:tc>
-          <w:tcPr/>
-          <w:p>
-            <w:pPr>
-              <w:pStyle w:val="Compact"/>
-            </w:pPr>
-            <w:r>
-              <w:t xml:space="preserve">+28</w:t>
-            </w:r>
-          </w:p>
-        </w:tc>
-        <w:tc>
-          <w:tcPr/>
-          <w:p>
-            <w:pPr>
-              <w:pStyle w:val="Compact"/>
-            </w:pPr>
-            <w:r>
-              <w:t xml:space="preserve">+5 650</w:t>
-            </w:r>
-          </w:p>
-        </w:tc>
-        <w:tc>
-          <w:tcPr/>
-          <w:p>
-            <w:pPr>
-              <w:pStyle w:val="Compact"/>
-            </w:pPr>
-            <w:r>
-              <w:t xml:space="preserve">+6 000</w:t>
-            </w:r>
-          </w:p>
-        </w:tc>
-        <w:tc>
-          <w:tcPr/>
-          <w:p>
-            <w:pPr>
-              <w:pStyle w:val="Compact"/>
-            </w:pPr>
-            <w:r>
-              <w:t xml:space="preserve">36 €/år</w:t>
-            </w:r>
-          </w:p>
-        </w:tc>
-      </w:tr>
-      <w:tr>
-        <w:tc>
-          <w:tcPr/>
-          <w:p>
-            <w:pPr>
-              <w:pStyle w:val="Compact"/>
-            </w:pPr>
-            <w:r>
-              <w:t xml:space="preserve">1b förlängd Norrgårdsvägen</w:t>
-            </w:r>
-          </w:p>
-        </w:tc>
-        <w:tc>
-          <w:tcPr/>
-          <w:p>
-            <w:pPr>
-              <w:pStyle w:val="Compact"/>
-            </w:pPr>
-            <w:r>
-              <w:t xml:space="preserve">0</w:t>
-            </w:r>
-          </w:p>
-        </w:tc>
-        <w:tc>
-          <w:tcPr/>
-          <w:p>
-            <w:pPr>
-              <w:pStyle w:val="Compact"/>
-            </w:pPr>
-            <w:r>
-              <w:t xml:space="preserve">+12</w:t>
-            </w:r>
-          </w:p>
-        </w:tc>
-        <w:tc>
-          <w:tcPr/>
-          <w:p>
-            <w:pPr>
-              <w:pStyle w:val="Compact"/>
-            </w:pPr>
-            <w:r>
-              <w:t xml:space="preserve">+4 400</w:t>
-            </w:r>
-          </w:p>
-        </w:tc>
-        <w:tc>
-          <w:tcPr/>
-          <w:p>
-            <w:pPr>
-              <w:pStyle w:val="Compact"/>
-            </w:pPr>
-            <w:r>
-              <w:t xml:space="preserve">+4 600 (3 600–6 000)</w:t>
-            </w:r>
-          </w:p>
-        </w:tc>
-        <w:tc>
-          <w:tcPr/>
-          <w:p>
-            <w:pPr>
-              <w:pStyle w:val="Compact"/>
-            </w:pPr>
-            <w:r>
-              <w:t xml:space="preserve">26 €/år</w:t>
-            </w:r>
-          </w:p>
-        </w:tc>
-      </w:tr>
-      <w:tr>
-        <w:tc>
-          <w:tcPr/>
-          <w:p>
-            <w:pPr>
-              <w:pStyle w:val="Compact"/>
-            </w:pPr>
-            <w:r>
-              <w:t xml:space="preserve">2 N2</w:t>
-            </w:r>
-          </w:p>
-        </w:tc>
-        <w:tc>
-          <w:tcPr/>
-          <w:p>
-            <w:pPr>
-              <w:pStyle w:val="Compact"/>
-            </w:pPr>
-            <w:r>
-              <w:t xml:space="preserve">0</w:t>
-            </w:r>
-          </w:p>
-        </w:tc>
-        <w:tc>
-          <w:tcPr/>
-          <w:p>
-            <w:pPr>
-              <w:pStyle w:val="Compact"/>
-            </w:pPr>
-            <w:r>
-              <w:t xml:space="preserve">+2</w:t>
-            </w:r>
-          </w:p>
-        </w:tc>
-        <w:tc>
-          <w:tcPr/>
-          <w:p>
-            <w:pPr>
-              <w:pStyle w:val="Compact"/>
-            </w:pPr>
-            <w:r>
-              <w:t xml:space="preserve">0</w:t>
-            </w:r>
-          </w:p>
-        </w:tc>
-        <w:tc>
-          <w:tcPr/>
-          <w:p>
-            <w:pPr>
-              <w:pStyle w:val="Compact"/>
-            </w:pPr>
-            <w:r>
-              <w:t xml:space="preserve">±0</w:t>
-            </w:r>
-          </w:p>
-        </w:tc>
-        <w:tc>
-          <w:tcPr/>
-          <w:p>
-            <w:pPr>
-              <w:pStyle w:val="Compact"/>
-            </w:pPr>
-            <w:r>
-              <w:t xml:space="preserve">–</w:t>
-            </w:r>
-          </w:p>
-        </w:tc>
-      </w:tr>
-      <w:tr>
-        <w:tc>
-          <w:tcPr/>
-          <w:p>
-            <w:pPr>
-              <w:pStyle w:val="Compact"/>
-            </w:pPr>
-            <w:r>
-              <w:t xml:space="preserve">3 Bo-Bil</w:t>
-            </w:r>
-          </w:p>
-        </w:tc>
-        <w:tc>
-          <w:tcPr/>
-          <w:p>
-            <w:pPr>
-              <w:pStyle w:val="Compact"/>
-            </w:pPr>
-            <w:r>
-              <w:t xml:space="preserve">0</w:t>
-            </w:r>
-          </w:p>
-        </w:tc>
-        <w:tc>
-          <w:tcPr/>
-          <w:p>
-            <w:pPr>
-              <w:pStyle w:val="Compact"/>
-            </w:pPr>
-            <w:r>
-              <w:t xml:space="preserve">0</w:t>
-            </w:r>
-          </w:p>
-        </w:tc>
-        <w:tc>
-          <w:tcPr/>
-          <w:p>
-            <w:pPr>
-              <w:pStyle w:val="Compact"/>
-            </w:pPr>
-            <w:r>
-              <w:t xml:space="preserve">−2 500</w:t>
-            </w:r>
-          </w:p>
-        </w:tc>
-        <w:tc>
-          <w:tcPr/>
-          <w:p>
-            <w:pPr>
-              <w:pStyle w:val="Compact"/>
-            </w:pPr>
-            <w:r>
-              <w:t xml:space="preserve">−2 000</w:t>
-            </w:r>
-          </w:p>
-        </w:tc>
-        <w:tc>
-          <w:tcPr/>
-          <w:p>
-            <w:pPr>
-              <w:pStyle w:val="Compact"/>
-            </w:pPr>
-            <w:r>
-              <w:t xml:space="preserve">–</w:t>
-            </w:r>
-          </w:p>
-        </w:tc>
-      </w:tr>
-      <w:tr>
-        <w:tc>
-          <w:tcPr/>
-          <w:p>
-            <w:pPr>
-              <w:pStyle w:val="Compact"/>
-            </w:pPr>
-            <w:r>
-              <w:t xml:space="preserve">Paket A</w:t>
-            </w:r>
-          </w:p>
-        </w:tc>
-        <w:tc>
-          <w:tcPr/>
-          <w:p>
-            <w:pPr>
-              <w:pStyle w:val="Compact"/>
-            </w:pPr>
-            <w:r>
-              <w:t xml:space="preserve">0</w:t>
-            </w:r>
-          </w:p>
-        </w:tc>
-        <w:tc>
-          <w:tcPr/>
-          <w:p>
-            <w:pPr>
-              <w:pStyle w:val="Compact"/>
-            </w:pPr>
-            <w:r>
-              <w:t xml:space="preserve">+12</w:t>
-            </w:r>
-          </w:p>
-        </w:tc>
-        <w:tc>
-          <w:tcPr/>
-          <w:p>
-            <w:pPr>
-              <w:pStyle w:val="Compact"/>
-            </w:pPr>
-            <w:r>
-              <w:t xml:space="preserve">+1 900</w:t>
-            </w:r>
-          </w:p>
-        </w:tc>
-        <w:tc>
-          <w:tcPr/>
-          <w:p>
-            <w:pPr>
-              <w:pStyle w:val="Compact"/>
-            </w:pPr>
-            <w:r>
-              <w:rPr>
-                <w:b/>
-                <w:bCs/>
-              </w:rPr>
-              <w:t xml:space="preserve">+2 300</w:t>
-            </w:r>
-            <w:r>
-              <w:t xml:space="preserve"> </w:t>
-            </w:r>
-            <w:r>
-              <w:t xml:space="preserve">(1 900–3 000)</w:t>
-            </w:r>
-          </w:p>
-        </w:tc>
-        <w:tc>
-          <w:tcPr/>
-          <w:p>
-            <w:pPr>
-              <w:pStyle w:val="Compact"/>
-            </w:pPr>
-            <w:r>
-              <w:t xml:space="preserve">8 €/år</w:t>
-            </w:r>
-          </w:p>
-        </w:tc>
-      </w:tr>
-      <w:tr>
-        <w:tc>
-          <w:tcPr/>
-          <w:p>
-            <w:pPr>
-              <w:pStyle w:val="Compact"/>
-            </w:pPr>
-            <w:r>
-              <w:t xml:space="preserve">Paket A robust</w:t>
-            </w:r>
-          </w:p>
-        </w:tc>
-        <w:tc>
-          <w:tcPr/>
-          <w:p>
-            <w:pPr>
-              <w:pStyle w:val="Compact"/>
-            </w:pPr>
-            <w:r>
-              <w:t xml:space="preserve">0</w:t>
-            </w:r>
-          </w:p>
-        </w:tc>
-        <w:tc>
-          <w:tcPr/>
-          <w:p>
-            <w:pPr>
-              <w:pStyle w:val="Compact"/>
-            </w:pPr>
-            <w:r>
-              <w:t xml:space="preserve">+12</w:t>
-            </w:r>
-          </w:p>
-        </w:tc>
-        <w:tc>
-          <w:tcPr/>
-          <w:p>
-            <w:pPr>
-              <w:pStyle w:val="Compact"/>
-            </w:pPr>
-            <w:r>
-              <w:t xml:space="preserve">+850</w:t>
-            </w:r>
-          </w:p>
-        </w:tc>
-        <w:tc>
-          <w:tcPr/>
-          <w:p>
-            <w:pPr>
-              <w:pStyle w:val="Compact"/>
-            </w:pPr>
-            <w:r>
-              <w:t xml:space="preserve">+1 400 (1 100–1 800)</w:t>
-            </w:r>
-          </w:p>
-        </w:tc>
-        <w:tc>
-          <w:tcPr/>
-          <w:p>
-            <w:pPr>
-              <w:pStyle w:val="Compact"/>
-            </w:pPr>
-            <w:r>
-              <w:t xml:space="preserve">5 €/år</w:t>
-            </w:r>
-          </w:p>
-        </w:tc>
-      </w:tr>
-      <w:tr>
-        <w:tc>
-          <w:tcPr/>
-          <w:p>
-            <w:pPr>
-              <w:pStyle w:val="Compact"/>
-            </w:pPr>
-            <w:r>
-              <w:t xml:space="preserve">Paket B</w:t>
-            </w:r>
-          </w:p>
-        </w:tc>
-        <w:tc>
-          <w:tcPr/>
-          <w:p>
-            <w:pPr>
-              <w:pStyle w:val="Compact"/>
-            </w:pPr>
-            <w:r>
-              <w:t xml:space="preserve">+1</w:t>
-            </w:r>
-          </w:p>
-        </w:tc>
-        <w:tc>
-          <w:tcPr/>
-          <w:p>
-            <w:pPr>
-              <w:pStyle w:val="Compact"/>
-            </w:pPr>
-            <w:r>
-              <w:t xml:space="preserve">+2 900</w:t>
-            </w:r>
-          </w:p>
-        </w:tc>
-        <w:tc>
-          <w:tcPr/>
-          <w:p>
-            <w:pPr>
-              <w:pStyle w:val="Compact"/>
-            </w:pPr>
-            <w:r>
-              <w:t xml:space="preserve">+10 700</w:t>
-            </w:r>
-          </w:p>
-        </w:tc>
-        <w:tc>
-          <w:tcPr/>
-          <w:p>
-            <w:pPr>
-              <w:pStyle w:val="Compact"/>
-            </w:pPr>
-            <w:r>
-              <w:rPr>
-                <w:b/>
-                <w:bCs/>
-              </w:rPr>
-              <w:t xml:space="preserve">+214 000</w:t>
-            </w:r>
-            <w:r>
-              <w:t xml:space="preserve"> </w:t>
-            </w:r>
-            <w:r>
-              <w:t xml:space="preserve">(174 000–256 000)</w:t>
-            </w:r>
-          </w:p>
-        </w:tc>
-        <w:tc>
-          <w:tcPr/>
-          <w:p>
-            <w:pPr>
-              <w:pStyle w:val="Compact"/>
-            </w:pPr>
-            <w:r>
-              <w:t xml:space="preserve">771 €/år</w:t>
-            </w:r>
-          </w:p>
-        </w:tc>
-      </w:tr>
-    </w:tbl>
-    <w:p>
-      <w:pPr>
-        <w:pStyle w:val="BodyText"/>
-      </w:pPr>
-      <w:r>
-        <w:rPr>
-          <w:b/>
-          <w:bCs/>
-        </w:rPr>
-        <w:t xml:space="preserve">Merkostnad för 1a.</w:t>
-      </w:r>
-      <w:r>
-        <w:t xml:space="preserve"> </w:t>
-      </w:r>
-      <w:r>
-        <w:t xml:space="preserve">Merkostnaden för 1a domineras av den sjätte bussen och dess förartimmar. Om</w:t>
-      </w:r>
-      <w:r>
-        <w:t xml:space="preserve"> </w:t>
-      </w:r>
-      <w:r>
-        <w:t xml:space="preserve">operatören kan använda en befintlig reservbuss faller fordonskostnaden på cirka 60 000 euro per år bort.</w:t>
-      </w:r>
-      <w:r>
-        <w:t xml:space="preserve"> </w:t>
-      </w:r>
-      <w:r>
-        <w:t xml:space="preserve">Driftkostnaden blir då cirka 156 000 euro per år, men reserven för fordonsbortfall minskar.</w:t>
-      </w:r>
-    </w:p>
-    <w:p>
-      <w:pPr>
-        <w:pStyle w:val="BodyText"/>
-      </w:pPr>
-      <w:r>
-        <w:rPr>
-          <w:b/>
-          <w:bCs/>
-        </w:rPr>
-        <w:t xml:space="preserve">Investeringar.</w:t>
-      </w:r>
-      <w:r>
-        <w:t xml:space="preserve"> </w:t>
-      </w:r>
-      <w:r>
-        <w:t xml:space="preserve">Nya hållplatslägen kostar cirka 8 000–30 000 euro styck beroende på utrustning. Paket</w:t>
-      </w:r>
-      <w:r>
-        <w:t xml:space="preserve"> </w:t>
-      </w:r>
-      <w:r>
-        <w:t xml:space="preserve">A innehåller två nya lägen. Hållplatsen Bo-Bil finns redan.</w:t>
-      </w:r>
-    </w:p>
-    <w:p>
-      <w:pPr>
-        <w:pStyle w:val="BodyText"/>
-      </w:pPr>
-      <w:r>
-        <w:rPr>
-          <w:b/>
-          <w:bCs/>
-        </w:rPr>
-        <w:t xml:space="preserve">Förlängningen av Norrgårdsvägen.</w:t>
-      </w:r>
-      <w:r>
-        <w:t xml:space="preserve"> </w:t>
-      </w:r>
-      <w:r>
-        <w:t xml:space="preserve">Vägen har inte kostnadsberäknats. Merkostnaden för 1a jämfört med 1b</w:t>
-      </w:r>
-      <w:r>
-        <w:t xml:space="preserve"> </w:t>
-      </w:r>
-      <w:r>
-        <w:t xml:space="preserve">är cirka 212 000 euro per år. Med 3,5 % kalkylränta och 20 års kalkyltid motsvarar det ett nuvärde på</w:t>
-      </w:r>
-      <w:r>
-        <w:t xml:space="preserve"> </w:t>
-      </w:r>
-      <w:r>
-        <w:t xml:space="preserve">2,4–3,6 miljoner euro. Kostar vägförlängningen mindre än så är den billigare för samhället än att köra 1a med</w:t>
-      </w:r>
-      <w:r>
-        <w:t xml:space="preserve"> </w:t>
-      </w:r>
-      <w:r>
-        <w:t xml:space="preserve">en extra buss. Vägen ger dessutom nytta för annan trafik.</w:t>
-      </w:r>
-    </w:p>
-    <w:p>
-      <w:pPr>
-        <w:pStyle w:val="CaptionedFigure"/>
-      </w:pPr>
-      <w:r>
-        <w:drawing>
-          <wp:inline>
-            <wp:extent cx="5334000" cy="2291659"/>
-            <wp:effectExtent b="0" l="0" r="0" t="0"/>
-            <wp:docPr descr="Överslagskalkyl" title="" id="52" name="Picture"/>
-            <a:graphic>
-              <a:graphicData uri="http://schemas.openxmlformats.org/drawingml/2006/picture">
-                <pic:pic>
-                  <pic:nvPicPr>
-                    <pic:cNvPr descr="../output/kartor/b5_1_kalkyl.png" id="53" name="Picture"/>
-                    <pic:cNvPicPr>
-                      <a:picLocks noChangeArrowheads="1" noChangeAspect="1"/>
-                    </pic:cNvPicPr>
-                  </pic:nvPicPr>
-                  <pic:blipFill>
-                    <a:blip r:embed="rId51"/>
-                    <a:stretch>
-                      <a:fillRect/>
-                    </a:stretch>
-                  </pic:blipFill>
-                  <pic:spPr bwMode="auto">
-                    <a:xfrm>
-                      <a:off x="0" y="0"/>
-                      <a:ext cx="5334000" cy="2291659"/>
-                    </a:xfrm>
-                    <a:prstGeom prst="rect">
-                      <a:avLst/>
-                    </a:prstGeom>
-                    <a:noFill/>
-                    <a:ln w="9525">
-                      <a:noFill/>
-                      <a:headEnd/>
-                      <a:tailEnd/>
-                    </a:ln>
-                  </pic:spPr>
-                </pic:pic>
-              </a:graphicData>
-            </a:graphic>
-          </wp:inline>
-        </w:drawing>
-      </w:r>
-    </w:p>
-    <w:p>
-      <w:pPr>
-        <w:pStyle w:val="ImageCaption"/>
-      </w:pPr>
-      <w:r>
-        <w:t xml:space="preserve">Överslagskalkyl</w:t>
-      </w:r>
-    </w:p>
-    <w:p>
-      <w:pPr>
-        <w:pStyle w:val="BodyText"/>
-      </w:pPr>
-      <w:r>
-        <w:rPr>
-          <w:i/>
-          <w:iCs/>
-        </w:rPr>
-        <w:t xml:space="preserve">Figur 11. Förändrad driftkostnad per år per förslag (bas; strecken anger låg–hög).</w:t>
-      </w:r>
-    </w:p>
-    <w:bookmarkEnd w:id="54"/>
-    <w:bookmarkStart w:id="55" w:name="slutsatser-och-rekommendation"/>
-    <w:p>
-      <w:pPr>
-        <w:pStyle w:val="Heading2"/>
-      </w:pPr>
-      <w:r>
-        <w:t xml:space="preserve">6 Slutsatser och rekommendation</w:t>
-      </w:r>
-    </w:p>
-    <w:p>
-      <w:pPr>
-        <w:pStyle w:val="Compact"/>
-        <w:numPr>
-          <w:ilvl w:val="0"/>
-          <w:numId w:val="1016"/>
-        </w:numPr>
-      </w:pPr>
-      <w:r>
-        <w:rPr>
-          <w:b/>
-          <w:bCs/>
-        </w:rPr>
-        <w:t xml:space="preserve">Ramen är snäv.</w:t>
-      </w:r>
-      <w:r>
-        <w:t xml:space="preserve"> </w:t>
-      </w:r>
-      <w:r>
-        <w:t xml:space="preserve">Ingen linje kan förlängas mer än någon minut om varje byte ska ha full reglering.</w:t>
-      </w:r>
-      <w:r>
-        <w:t xml:space="preserve"> </w:t>
-      </w:r>
-      <w:r>
-        <w:t xml:space="preserve">Eftersom bussarna redan växlar i paren S ↔ N och V ↔ Ö kan regleringen läggas vid det ena bytet i varvet.</w:t>
-      </w:r>
-      <w:r>
-        <w:t xml:space="preserve"> </w:t>
-      </w:r>
-      <w:r>
-        <w:t xml:space="preserve">Då frigörs upp till 2,5 minuter per tur för den andra linjen.</w:t>
-      </w:r>
-    </w:p>
-    <w:p>
-      <w:pPr>
-        <w:pStyle w:val="Compact"/>
-        <w:numPr>
-          <w:ilvl w:val="0"/>
-          <w:numId w:val="1016"/>
-        </w:numPr>
-      </w:pPr>
-      <w:r>
-        <w:rPr>
-          <w:b/>
-          <w:bCs/>
-        </w:rPr>
-        <w:t xml:space="preserve">Möckelö Strand</w:t>
-      </w:r>
-      <w:r>
-        <w:t xml:space="preserve"> </w:t>
-      </w:r>
-      <w:r>
-        <w:t xml:space="preserve">bör trafikeras enligt 1b. Det förutsätter att Norrgårdsvägen förlängs. Variant 1a</w:t>
-      </w:r>
-      <w:r>
-        <w:t xml:space="preserve"> </w:t>
-      </w:r>
-      <w:r>
-        <w:t xml:space="preserve">ryms inte och kostar cirka 216 000 euro per år. Ett utbud med bara 8 turer på oregelbundna tider</w:t>
-      </w:r>
-      <w:r>
-        <w:t xml:space="preserve"> </w:t>
-      </w:r>
-      <w:r>
-        <w:t xml:space="preserve">rekommenderas inte.</w:t>
-      </w:r>
-    </w:p>
-    <w:p>
-      <w:pPr>
-        <w:pStyle w:val="Compact"/>
-        <w:numPr>
-          <w:ilvl w:val="0"/>
-          <w:numId w:val="1016"/>
-        </w:numPr>
-      </w:pPr>
-      <w:r>
-        <w:rPr>
-          <w:b/>
-          <w:bCs/>
-        </w:rPr>
-        <w:t xml:space="preserve">Robusthet:</w:t>
-      </w:r>
-      <w:r>
-        <w:t xml:space="preserve"> </w:t>
-      </w:r>
-      <w:r>
-        <w:t xml:space="preserve">börja med den robusta varianten av 1b, 15 av 20 turer, tills körtiderna kring Ö:s</w:t>
-      </w:r>
-      <w:r>
-        <w:t xml:space="preserve"> </w:t>
-      </w:r>
-      <w:r>
-        <w:t xml:space="preserve">skolturer har stämts av mot verkliga körtider.</w:t>
-      </w:r>
-    </w:p>
-    <w:p>
-      <w:pPr>
-        <w:pStyle w:val="Compact"/>
-        <w:numPr>
-          <w:ilvl w:val="0"/>
-          <w:numId w:val="1016"/>
-        </w:numPr>
-      </w:pPr>
-      <w:r>
-        <w:rPr>
-          <w:b/>
-          <w:bCs/>
-        </w:rPr>
-        <w:t xml:space="preserve">N2 på linje Ö</w:t>
-      </w:r>
-      <w:r>
-        <w:t xml:space="preserve"> </w:t>
-      </w:r>
-      <w:r>
-        <w:t xml:space="preserve">rekommenderas och ryms med alla turer.</w:t>
-      </w:r>
-    </w:p>
-    <w:p>
-      <w:pPr>
-        <w:pStyle w:val="Compact"/>
-        <w:numPr>
-          <w:ilvl w:val="0"/>
-          <w:numId w:val="1016"/>
-        </w:numPr>
-      </w:pPr>
-      <w:r>
-        <w:rPr>
-          <w:b/>
-          <w:bCs/>
-        </w:rPr>
-        <w:t xml:space="preserve">Linje N via Bo-Bil</w:t>
-      </w:r>
-      <w:r>
-        <w:t xml:space="preserve"> </w:t>
-      </w:r>
-      <w:r>
-        <w:t xml:space="preserve">rekommenderas. Förslaget är körtidsneutralt men ger jämnare körtid och fler</w:t>
-      </w:r>
-      <w:r>
-        <w:t xml:space="preserve"> </w:t>
-      </w:r>
-      <w:r>
-        <w:t xml:space="preserve">avgångar vid Bo-Bil. Förlusten vid Vikingagränd (23 invånare) bör vägas in, och den kan mildras med</w:t>
-      </w:r>
-      <w:r>
-        <w:t xml:space="preserve"> </w:t>
-      </w:r>
-      <w:r>
-        <w:t xml:space="preserve">hållplatsen N3 söder om Maxinge från kapitel 3.</w:t>
-      </w:r>
-    </w:p>
-    <w:p>
-      <w:pPr>
-        <w:pStyle w:val="Compact"/>
-        <w:numPr>
-          <w:ilvl w:val="0"/>
-          <w:numId w:val="1016"/>
-        </w:numPr>
-      </w:pPr>
-      <w:r>
-        <w:rPr>
-          <w:b/>
-          <w:bCs/>
-        </w:rPr>
-        <w:t xml:space="preserve">Paket A</w:t>
-      </w:r>
-      <w:r>
-        <w:t xml:space="preserve"> </w:t>
-      </w:r>
-      <w:r>
-        <w:t xml:space="preserve">ger 278 invånare bättre tillgänglighet, med fem bussar och praktiskt taget oförändrad driftkostnad (cirka</w:t>
-      </w:r>
-      <w:r>
-        <w:t xml:space="preserve"> </w:t>
-      </w:r>
-      <w:r>
-        <w:t xml:space="preserve">+2 300 euro per år) utöver investeringar i två hållplatser och vägförlängningen.</w:t>
-      </w:r>
-    </w:p>
-    <w:bookmarkEnd w:id="55"/>
-    <w:bookmarkStart w:id="56" w:name="osäkerheter-och-fortsatt-arbete"/>
-    <w:p>
-      <w:pPr>
-        <w:pStyle w:val="Heading2"/>
-      </w:pPr>
-      <w:r>
-        <w:t xml:space="preserve">7 Osäkerheter och fortsatt arbete</w:t>
-      </w:r>
-    </w:p>
-    <w:p>
-      <w:pPr>
-        <w:pStyle w:val="Compact"/>
-        <w:numPr>
-          <w:ilvl w:val="0"/>
-          <w:numId w:val="1017"/>
-        </w:numPr>
-      </w:pPr>
-      <w:r>
-        <w:rPr>
-          <w:b/>
-          <w:bCs/>
-        </w:rPr>
-        <w:t xml:space="preserve">Omloppen</w:t>
-      </w:r>
-      <w:r>
-        <w:t xml:space="preserve"> </w:t>
-      </w:r>
-      <w:r>
-        <w:t xml:space="preserve">är härledda ur tidtabellen med beställarens norm för linjebyten (S ↔ N, Ö ↔ V). Förarnas raster</w:t>
-      </w:r>
-      <w:r>
-        <w:t xml:space="preserve"> </w:t>
-      </w:r>
-      <w:r>
-        <w:t xml:space="preserve">och operatörens faktiska omloppsplaner ingår inte och behöver stämmas av.</w:t>
-      </w:r>
-    </w:p>
-    <w:p>
-      <w:pPr>
-        <w:pStyle w:val="Compact"/>
-        <w:numPr>
-          <w:ilvl w:val="0"/>
-          <w:numId w:val="1017"/>
-        </w:numPr>
-      </w:pPr>
-      <w:r>
-        <w:rPr>
-          <w:b/>
-          <w:bCs/>
-        </w:rPr>
-        <w:t xml:space="preserve">Restiderna</w:t>
-      </w:r>
-      <w:r>
-        <w:t xml:space="preserve"> </w:t>
-      </w:r>
-      <w:r>
-        <w:t xml:space="preserve">för Möckelö Strand bygger på beställarens uppgifter. Det har antagits att bussen kör samma</w:t>
-      </w:r>
-      <w:r>
-        <w:t xml:space="preserve"> </w:t>
-      </w:r>
-      <w:r>
-        <w:t xml:space="preserve">väg tillbaka. Kan den fortsätta i en slinga blir tillägget ungefär hälften. Körtiderna vid Bo-Bil bygger på</w:t>
-      </w:r>
-      <w:r>
-        <w:t xml:space="preserve"> </w:t>
-      </w:r>
-      <w:r>
-        <w:t xml:space="preserve">fågelvägsavstånd.</w:t>
-      </w:r>
-    </w:p>
-    <w:p>
-      <w:pPr>
-        <w:pStyle w:val="Compact"/>
-        <w:numPr>
-          <w:ilvl w:val="0"/>
-          <w:numId w:val="1017"/>
-        </w:numPr>
-      </w:pPr>
-      <w:r>
-        <w:rPr>
-          <w:b/>
-          <w:bCs/>
-        </w:rPr>
-        <w:t xml:space="preserve">Vägdragningen</w:t>
-      </w:r>
-      <w:r>
-        <w:t xml:space="preserve"> </w:t>
-      </w:r>
-      <w:r>
-        <w:t xml:space="preserve">längs gatunätet (OSRM) kunde inte hämtas i analysmiljön, så linjerna är ritade som raka</w:t>
-      </w:r>
-      <w:r>
-        <w:t xml:space="preserve"> </w:t>
-      </w:r>
-      <w:r>
-        <w:t xml:space="preserve">streck. När</w:t>
+        <w:t xml:space="preserve">Projekt &gt; Öppna</w:t>
+      </w:r>
+      <w:r>
+        <w:t xml:space="preserve">). Projektet öppnas inzoomat på Mariehamn,</w:t>
+      </w:r>
+      <w:r>
+        <w:t xml:space="preserve"> </w:t>
+      </w:r>
+      <w:r>
+        <w:t xml:space="preserve">med en grupp per förslag. Använd inte en äldre sparad projektfil.</w:t>
+      </w:r>
+    </w:p>
+    <w:p>
+      <w:pPr>
+        <w:pStyle w:val="Compact"/>
+        <w:numPr>
+          <w:ilvl w:val="0"/>
+          <w:numId w:val="1024"/>
+        </w:numPr>
+      </w:pPr>
+      <w:r>
+        <w:t xml:space="preserve">Alternativt: kör</w:t>
       </w:r>
       <w:r>
         <w:t xml:space="preserve"> </w:t>
@@ -4779,212 +6715,13 @@
         <w:rPr>
           <w:rStyle w:val="VerbatimChar"/>
         </w:rPr>
-        <w:t xml:space="preserve">python src/kor_alla.py</w:t>
-      </w:r>
-      <w:r>
-        <w:t xml:space="preserve"> </w:t>
-      </w:r>
-      <w:r>
-        <w:t xml:space="preserve">körs med nätåtkomst ruttas både dagens linjer och förslagens nya</w:t>
-      </w:r>
-      <w:r>
-        <w:t xml:space="preserve"> </w:t>
-      </w:r>
-      <w:r>
-        <w:t xml:space="preserve">delsträckor. OSRM:s körtider för de nya delsträckorna redovisas då för kontroll.</w:t>
-      </w:r>
-    </w:p>
-    <w:p>
-      <w:pPr>
-        <w:pStyle w:val="Compact"/>
-        <w:numPr>
-          <w:ilvl w:val="0"/>
-          <w:numId w:val="1017"/>
-        </w:numPr>
-      </w:pPr>
-      <w:r>
-        <w:rPr>
-          <w:b/>
-          <w:bCs/>
-        </w:rPr>
-        <w:t xml:space="preserve">Hållplatslägena</w:t>
-      </w:r>
-      <w:r>
-        <w:t xml:space="preserve"> </w:t>
-      </w:r>
-      <w:r>
-        <w:t xml:space="preserve">för Möckelö Strand och N2 är indikativa. Befolkningen är jämnt fördelad inom varje</w:t>
-      </w:r>
-      <w:r>
-        <w:t xml:space="preserve"> </w:t>
-      </w:r>
-      <w:r>
-        <w:t xml:space="preserve">1 km-ruta, så antalet invånare som får täckning beror på det exakta läget.</w:t>
-      </w:r>
-    </w:p>
-    <w:p>
-      <w:pPr>
-        <w:pStyle w:val="Compact"/>
-        <w:numPr>
-          <w:ilvl w:val="0"/>
-          <w:numId w:val="1017"/>
-        </w:numPr>
-      </w:pPr>
-      <w:r>
-        <w:rPr>
-          <w:b/>
-          <w:bCs/>
-        </w:rPr>
-        <w:t xml:space="preserve">Påstigande och resenärseffekter</w:t>
-      </w:r>
-      <w:r>
-        <w:t xml:space="preserve"> </w:t>
-      </w:r>
-      <w:r>
-        <w:t xml:space="preserve">bygger på sommardata och bör räknas om med terminsdata.</w:t>
-      </w:r>
-    </w:p>
-    <w:p>
-      <w:pPr>
-        <w:pStyle w:val="Compact"/>
-        <w:numPr>
-          <w:ilvl w:val="0"/>
-          <w:numId w:val="1017"/>
-        </w:numPr>
-      </w:pPr>
-      <w:r>
-        <w:rPr>
-          <w:b/>
-          <w:bCs/>
-        </w:rPr>
-        <w:t xml:space="preserve">Enhetskostnaderna</w:t>
-      </w:r>
-      <w:r>
-        <w:t xml:space="preserve"> </w:t>
-      </w:r>
-      <w:r>
-        <w:t xml:space="preserve">är schablonvärden och bör ersättas med avtalspriser.</w:t>
-      </w:r>
-    </w:p>
-    <w:p>
-      <w:pPr>
-        <w:pStyle w:val="Compact"/>
-        <w:numPr>
-          <w:ilvl w:val="0"/>
-          <w:numId w:val="1017"/>
-        </w:numPr>
-      </w:pPr>
-      <w:r>
-        <w:rPr>
-          <w:b/>
-          <w:bCs/>
-        </w:rPr>
-        <w:t xml:space="preserve">Fortsatt arbete:</w:t>
-      </w:r>
-      <w:r>
-        <w:t xml:space="preserve"> </w:t>
-      </w:r>
-      <w:r>
-        <w:t xml:space="preserve">pröva reglering vid bytet N → S för områdena kring linje N (Lillåkersvägen och</w:t>
-      </w:r>
-      <w:r>
-        <w:t xml:space="preserve"> </w:t>
-      </w:r>
-      <w:r>
-        <w:t xml:space="preserve">Örtvägen) och en omläggning av linje N och Ö i nordost.</w:t>
-      </w:r>
-    </w:p>
-    <w:bookmarkEnd w:id="56"/>
-    <w:bookmarkStart w:id="57" w:name="bilaga-kartor-i-qgis"/>
-    <w:p>
-      <w:pPr>
-        <w:pStyle w:val="Heading2"/>
-      </w:pPr>
-      <w:r>
-        <w:t xml:space="preserve">Bilaga – Kartor i QGIS</w:t>
-      </w:r>
-    </w:p>
-    <w:p>
-      <w:pPr>
-        <w:pStyle w:val="FirstParagraph"/>
-      </w:pPr>
-      <w:r>
-        <w:t xml:space="preserve">Alla kartor finns som lager i</w:t>
-      </w:r>
-      <w:r>
-        <w:t xml:space="preserve"> </w:t>
-      </w:r>
-      <w:r>
-        <w:rPr>
-          <w:rStyle w:val="VerbatimChar"/>
-        </w:rPr>
-        <w:t xml:space="preserve">output/gis/linjenatsutredning.gpkg</w:t>
-      </w:r>
-      <w:r>
-        <w:t xml:space="preserve"> </w:t>
-      </w:r>
-      <w:r>
-        <w:t xml:space="preserve">(EPSG:3067) med inbäddade stilar.</w:t>
-      </w:r>
-    </w:p>
-    <w:p>
-      <w:pPr>
-        <w:pStyle w:val="Compact"/>
-        <w:numPr>
-          <w:ilvl w:val="0"/>
-          <w:numId w:val="1018"/>
-        </w:numPr>
-      </w:pPr>
-      <w:r>
-        <w:t xml:space="preserve">Kör</w:t>
-      </w:r>
-      <w:r>
-        <w:t xml:space="preserve"> </w:t>
-      </w:r>
-      <w:r>
-        <w:rPr>
-          <w:rStyle w:val="VerbatimChar"/>
-        </w:rPr>
         <w:t xml:space="preserve">output/gis/oppna_i_qgis.py</w:t>
       </w:r>
       <w:r>
         <w:t xml:space="preserve"> </w:t>
       </w:r>
       <w:r>
-        <w:t xml:space="preserve">i QGIS Python-konsol. Lagren läggs då in med en grupp per förslag och en</w:t>
-      </w:r>
-      <w:r>
-        <w:t xml:space="preserve"> </w:t>
-      </w:r>
-      <w:r>
-        <w:t xml:space="preserve">grupp för systemeffekterna, med filter för respektive förslag.</w:t>
-      </w:r>
-    </w:p>
-    <w:p>
-      <w:pPr>
-        <w:pStyle w:val="Compact"/>
-        <w:numPr>
-          <w:ilvl w:val="0"/>
-          <w:numId w:val="1018"/>
-        </w:numPr>
-      </w:pPr>
-      <w:r>
-        <w:t xml:space="preserve">Projektet sparas som</w:t>
-      </w:r>
-      <w:r>
-        <w:t xml:space="preserve"> </w:t>
-      </w:r>
-      <w:r>
-        <w:rPr>
-          <w:rStyle w:val="VerbatimChar"/>
-        </w:rPr>
-        <w:t xml:space="preserve">linjenatsutredning.qgz</w:t>
-      </w:r>
-      <w:r>
-        <w:t xml:space="preserve"> </w:t>
-      </w:r>
-      <w:r>
-        <w:t xml:space="preserve">och kan därefter öppnas direkt.</w:t>
+        <w:t xml:space="preserve">i QGIS Python-konsol i ett nytt, tomt projekt.</w:t>
       </w:r>
     </w:p>
     <w:tbl>
@@ -5033,18 +6770,18 @@
               <w:pStyle w:val="Compact"/>
             </w:pPr>
             <w:r>
-              <w:t xml:space="preserve">Paket A (rekommenderat)</w:t>
-            </w:r>
-          </w:p>
-        </w:tc>
-        <w:tc>
-          <w:tcPr/>
-          <w:p>
-            <w:pPr>
-              <w:pStyle w:val="Compact"/>
-            </w:pPr>
-            <w:r>
-              <w:t xml:space="preserve">Nya och ändrade hållplatser, linjer i paketet, förändrad tillgänglighet</w:t>
+              <w:t xml:space="preserve">Förslag 1a, 1b, 2, 3, 4</w:t>
+            </w:r>
+          </w:p>
+        </w:tc>
+        <w:tc>
+          <w:tcPr/>
+          <w:p>
+            <w:pPr>
+              <w:pStyle w:val="Compact"/>
+            </w:pPr>
+            <w:r>
+              <w:t xml:space="preserve">Ny hållplats, körväg, linjen efter förslaget och förändrad turtäthet (grönt bättre, rött sämre)</w:t>
             </w:r>
           </w:p>
         </w:tc>
@@ -5057,18 +6794,18 @@
               <w:pStyle w:val="Compact"/>
             </w:pPr>
             <w:r>
-              <w:t xml:space="preserve">Förslag 1a, 1b, 2, 3</w:t>
-            </w:r>
-          </w:p>
-        </w:tc>
-        <w:tc>
-          <w:tcPr/>
-          <w:p>
-            <w:pPr>
-              <w:pStyle w:val="Compact"/>
-            </w:pPr>
-            <w:r>
-              <w:t xml:space="preserve">Ny hållplats, körväg, linjen efter förslaget, förändrad tillgänglighet</w:t>
+              <w:t xml:space="preserve">Systemeffekter (välj ett scenario)</w:t>
+            </w:r>
+          </w:p>
+        </w:tc>
+        <w:tc>
+          <w:tcPr/>
+          <w:p>
+            <w:pPr>
+              <w:pStyle w:val="Compact"/>
+            </w:pPr>
+            <w:r>
+              <w:t xml:space="preserve">Turtäthet inom 400 m och förändring mot i dag för varje scenario: i dag, 1a (tre driftformer), 1b, 2, 3, 4 (fyra varianter). Gruppen är exklusiv: ett scenario i taget</w:t>
             </w:r>
           </w:p>
         </w:tc>
@@ -5081,18 +6818,18 @@
               <w:pStyle w:val="Compact"/>
             </w:pPr>
             <w:r>
-              <w:t xml:space="preserve">Systemeffekter</w:t>
-            </w:r>
-          </w:p>
-        </w:tc>
-        <w:tc>
-          <w:tcPr/>
-          <w:p>
-            <w:pPr>
-              <w:pStyle w:val="Compact"/>
-            </w:pPr>
-            <w:r>
-              <w:t xml:space="preserve">Turtäthet inom 400 m i dag och med paket A; tabell med nyckeltal per scenario</w:t>
+              <w:t xml:space="preserve">Sammanslagning av linjer</w:t>
+            </w:r>
+          </w:p>
+        </w:tc>
+        <w:tc>
+          <w:tcPr/>
+          <w:p>
+            <w:pPr>
+              <w:pStyle w:val="Compact"/>
+            </w:pPr>
+            <w:r>
+              <w:t xml:space="preserve">Områden utan hållplats och behövd tid per tur</w:t>
             </w:r>
           </w:p>
         </w:tc>
@@ -5105,18 +6842,18 @@
               <w:pStyle w:val="Compact"/>
             </w:pPr>
             <w:r>
-              <w:t xml:space="preserve">Sammanslagning av linjer</w:t>
-            </w:r>
-          </w:p>
-        </w:tc>
-        <w:tc>
-          <w:tcPr/>
-          <w:p>
-            <w:pPr>
-              <w:pStyle w:val="Compact"/>
-            </w:pPr>
-            <w:r>
-              <w:t xml:space="preserve">Områden utan hållplats och behövd tid per tur</w:t>
+              <w:t xml:space="preserve">Bakgrund</w:t>
+            </w:r>
+          </w:p>
+        </w:tc>
+        <w:tc>
+          <w:tcPr/>
+          <w:p>
+            <w:pPr>
+              <w:pStyle w:val="Compact"/>
+            </w:pPr>
+            <w:r>
+              <w:t xml:space="preserve">Stadslinjerna i dag (förskjutna där de delar gata), hållplatser, via-punkter för OSRM, befolkningsrutor, land</w:t>
             </w:r>
           </w:p>
         </w:tc>
@@ -5129,18 +6866,18 @@
               <w:pStyle w:val="Compact"/>
             </w:pPr>
             <w:r>
-              <w:t xml:space="preserve">Bakgrund</w:t>
-            </w:r>
-          </w:p>
-        </w:tc>
-        <w:tc>
-          <w:tcPr/>
-          <w:p>
-            <w:pPr>
-              <w:pStyle w:val="Compact"/>
-            </w:pPr>
-            <w:r>
-              <w:t xml:space="preserve">Stadslinjerna i dag med vägdragning (förskjutna där de delar gata), hållplatser, befolkningsrutor, land</w:t>
+              <w:t xml:space="preserve">Nyckeltal per scenario</w:t>
+            </w:r>
+          </w:p>
+        </w:tc>
+        <w:tc>
+          <w:tcPr/>
+          <w:p>
+            <w:pPr>
+              <w:pStyle w:val="Compact"/>
+            </w:pPr>
+            <w:r>
+              <w:t xml:space="preserve">Tabell med bussar, omloppstid, km, täckning och driftkostnad</w:t>
             </w:r>
           </w:p>
         </w:tc>
@@ -5151,7 +6888,37 @@
         <w:pStyle w:val="BodyText"/>
       </w:pPr>
       <w:r>
-        <w:t xml:space="preserve">Linjerna levereras som raka streck. Vägdragningen längs gatunätet hämtas genom att köra</w:t>
+        <w:t xml:space="preserve">Förändringarna är lokala. Zooma in vid Möckelö Strand, Kalmarnäs, Bo-Bil, flygplatsen eller Solberget för att</w:t>
+      </w:r>
+      <w:r>
+        <w:t xml:space="preserve"> </w:t>
+      </w:r>
+      <w:r>
+        <w:t xml:space="preserve">se dem.</w:t>
+      </w:r>
+    </w:p>
+    <w:p>
+      <w:pPr>
+        <w:pStyle w:val="BodyText"/>
+      </w:pPr>
+      <w:r>
+        <w:rPr>
+          <w:b/>
+          <w:bCs/>
+        </w:rPr>
+        <w:t xml:space="preserve">Vägdragning.</w:t>
+      </w:r>
+      <w:r>
+        <w:t xml:space="preserve"> </w:t>
+      </w:r>
+      <w:r>
+        <w:t xml:space="preserve">Linjerna levereras som raka streck mellan hållplatserna, utom de nya delsträckorna, som är</w:t>
+      </w:r>
+      <w:r>
+        <w:t xml:space="preserve"> </w:t>
+      </w:r>
+      <w:r>
+        <w:t xml:space="preserve">ritade efter beställarens skisser. Vägdragningen längs gatunätet hämtas genom att köra</w:t>
       </w:r>
       <w:r>
         <w:t xml:space="preserve"> </w:t>
@@ -5166,13 +6933,29 @@
         <w:t xml:space="preserve"> </w:t>
       </w:r>
       <w:r>
-        <w:t xml:space="preserve">i QGIS Python-konsol på en dator med internet. Skriptet ruttar varje</w:t>
-      </w:r>
-      <w:r>
-        <w:t xml:space="preserve"> </w:t>
-      </w:r>
-      <w:r>
-        <w:t xml:space="preserve">hållplatssegment med OSRM och uppdaterar linjerna i</w:t>
+        <w:t xml:space="preserve">i QGIS Python-konsol på en dator med internet.</w:t>
+      </w:r>
+    </w:p>
+    <w:p>
+      <w:pPr>
+        <w:pStyle w:val="Compact"/>
+        <w:numPr>
+          <w:ilvl w:val="0"/>
+          <w:numId w:val="1025"/>
+        </w:numPr>
+      </w:pPr>
+      <w:r>
+        <w:rPr>
+          <w:b/>
+          <w:bCs/>
+        </w:rPr>
+        <w:t xml:space="preserve">Via-punkter:</w:t>
+      </w:r>
+      <w:r>
+        <w:t xml:space="preserve"> </w:t>
+      </w:r>
+      <w:r>
+        <w:t xml:space="preserve">där OSRM väljer en annan väg än bussen läggs en</w:t>
       </w:r>
       <w:r>
         <w:t xml:space="preserve"> </w:t>
@@ -5182,19 +6965,19 @@
           <w:i/>
           <w:iCs/>
         </w:rPr>
-        <w:t xml:space="preserve">Bakgrund</w:t>
-      </w:r>
-      <w:r>
-        <w:t xml:space="preserve"> </w:t>
-      </w:r>
-      <w:r>
-        <w:t xml:space="preserve">och i förslagsgrupperna, inklusive</w:t>
-      </w:r>
-      <w:r>
-        <w:t xml:space="preserve"> </w:t>
-      </w:r>
-      <w:r>
-        <w:t xml:space="preserve">förskjutningen där linjer delar gata. Fältet</w:t>
+        <w:t xml:space="preserve">via-punkt</w:t>
+      </w:r>
+      <w:r>
+        <w:t xml:space="preserve"> </w:t>
+      </w:r>
+      <w:r>
+        <w:t xml:space="preserve">(</w:t>
+      </w:r>
+      <w:r>
+        <w:t xml:space="preserve">“gömt stopp”</w:t>
+      </w:r>
+      <w:r>
+        <w:t xml:space="preserve">) i lagret</w:t>
       </w:r>
       <w:r>
         <w:t xml:space="preserve"> </w:t>
@@ -5203,17 +6986,73 @@
         <w:rPr>
           <w:rStyle w:val="VerbatimChar"/>
         </w:rPr>
-        <w:t xml:space="preserve">vagdragning</w:t>
-      </w:r>
-      <w:r>
-        <w:t xml:space="preserve"> </w:t>
-      </w:r>
-      <w:r>
-        <w:t xml:space="preserve">anger om en linje är ruttad.</w:t>
-      </w:r>
-    </w:p>
-    <w:bookmarkEnd w:id="57"/>
-    <w:bookmarkEnd w:id="58"/>
+        <w:t xml:space="preserve">00_viapunkter</w:t>
+      </w:r>
+      <w:r>
+        <w:t xml:space="preserve">, och skriptet körs igen. Lagret innehåller redan en punkt: linje V mellan Lönnhagsvägen och</w:t>
+      </w:r>
+      <w:r>
+        <w:t xml:space="preserve"> </w:t>
+      </w:r>
+      <w:r>
+        <w:t xml:space="preserve">Norrgårdsvägen kör vägen söder om huvudvägen och vänder inte vid hållplatsen.</w:t>
+      </w:r>
+    </w:p>
+    <w:p>
+      <w:pPr>
+        <w:pStyle w:val="Compact"/>
+        <w:numPr>
+          <w:ilvl w:val="0"/>
+          <w:numId w:val="1025"/>
+        </w:numPr>
+      </w:pPr>
+      <w:r>
+        <w:rPr>
+          <w:b/>
+          <w:bCs/>
+        </w:rPr>
+        <w:t xml:space="preserve">Om lager saknas eller är tomma:</w:t>
+      </w:r>
+      <w:r>
+        <w:t xml:space="preserve"> </w:t>
+      </w:r>
+      <w:r>
+        <w:t xml:space="preserve">se</w:t>
+      </w:r>
+      <w:r>
+        <w:t xml:space="preserve"> </w:t>
+      </w:r>
+      <w:r>
+        <w:rPr>
+          <w:rStyle w:val="VerbatimChar"/>
+        </w:rPr>
+        <w:t xml:space="preserve">output/gis/LASMIG.md</w:t>
+      </w:r>
+      <w:r>
+        <w:t xml:space="preserve">. GeoPackage-filer i synkade mappar (OneDrive)</w:t>
+      </w:r>
+      <w:r>
+        <w:t xml:space="preserve"> </w:t>
+      </w:r>
+      <w:r>
+        <w:t xml:space="preserve">kan ge felet</w:t>
+      </w:r>
+      <w:r>
+        <w:t xml:space="preserve"> </w:t>
+      </w:r>
+      <w:r>
+        <w:rPr>
+          <w:i/>
+          <w:iCs/>
+        </w:rPr>
+        <w:t xml:space="preserve">unable to open database file</w:t>
+      </w:r>
+      <w:r>
+        <w:t xml:space="preserve">. Kopiera då mappen till en lokal disk.</w:t>
+      </w:r>
+    </w:p>
+    <w:bookmarkEnd w:id="64"/>
+    <w:bookmarkEnd w:id="65"/>
     <w:sectPr>
       <w:footnotePr>
         <w:numRestart w:val="eachSect"/>
@@ -5522,6 +7361,9 @@
     <w:abstractNumId w:val="991"/>
   </w:num>
   <w:num w:numId="1003">
+    <w:abstractNumId w:val="991"/>
+  </w:num>
+  <w:num w:numId="1004">
     <w:abstractNumId w:val="99411"/>
     <w:lvlOverride w:ilvl="0">
       <w:startOverride w:val="1"/>
@@ -5551,9 +7393,6 @@
       <w:startOverride w:val="1"/>
     </w:lvlOverride>
   </w:num>
-  <w:num w:numId="1004">
-    <w:abstractNumId w:val="991"/>
-  </w:num>
   <w:num w:numId="1005">
     <w:abstractNumId w:val="991"/>
   </w:num>
@@ -5564,6 +7403,48 @@
     <w:abstractNumId w:val="991"/>
   </w:num>
   <w:num w:numId="1008">
+    <w:abstractNumId w:val="991"/>
+  </w:num>
+  <w:num w:numId="1009">
+    <w:abstractNumId w:val="991"/>
+  </w:num>
+  <w:num w:numId="1010">
+    <w:abstractNumId w:val="991"/>
+  </w:num>
+  <w:num w:numId="1011">
+    <w:abstractNumId w:val="991"/>
+  </w:num>
+  <w:num w:numId="1012">
+    <w:abstractNumId w:val="991"/>
+  </w:num>
+  <w:num w:numId="1013">
+    <w:abstractNumId w:val="991"/>
+  </w:num>
+  <w:num w:numId="1014">
+    <w:abstractNumId w:val="991"/>
+  </w:num>
+  <w:num w:numId="1015">
+    <w:abstractNumId w:val="991"/>
+  </w:num>
+  <w:num w:numId="1016">
+    <w:abstractNumId w:val="991"/>
+  </w:num>
+  <w:num w:numId="1017">
+    <w:abstractNumId w:val="991"/>
+  </w:num>
+  <w:num w:numId="1018">
+    <w:abstractNumId w:val="991"/>
+  </w:num>
+  <w:num w:numId="1019">
+    <w:abstractNumId w:val="991"/>
+  </w:num>
+  <w:num w:numId="1020">
+    <w:abstractNumId w:val="991"/>
+  </w:num>
+  <w:num w:numId="1021">
+    <w:abstractNumId w:val="991"/>
+  </w:num>
+  <w:num w:numId="1022">
     <w:abstractNumId w:val="99411"/>
     <w:lvlOverride w:ilvl="0">
       <w:startOverride w:val="1"/>
@@ -5593,28 +7474,10 @@
       <w:startOverride w:val="1"/>
     </w:lvlOverride>
   </w:num>
-  <w:num w:numId="1009">
+  <w:num w:numId="1023">
     <w:abstractNumId w:val="991"/>
   </w:num>
-  <w:num w:numId="1010">
-    <w:abstractNumId w:val="991"/>
-  </w:num>
-  <w:num w:numId="1011">
-    <w:abstractNumId w:val="991"/>
-  </w:num>
-  <w:num w:numId="1012">
-    <w:abstractNumId w:val="991"/>
-  </w:num>
-  <w:num w:numId="1013">
-    <w:abstractNumId w:val="991"/>
-  </w:num>
-  <w:num w:numId="1014">
-    <w:abstractNumId w:val="991"/>
-  </w:num>
-  <w:num w:numId="1015">
-    <w:abstractNumId w:val="991"/>
-  </w:num>
-  <w:num w:numId="1016">
+  <w:num w:numId="1024">
     <w:abstractNumId w:val="99411"/>
     <w:lvlOverride w:ilvl="0">
       <w:startOverride w:val="1"/>
@@ -5644,38 +7507,8 @@
       <w:startOverride w:val="1"/>
     </w:lvlOverride>
   </w:num>
-  <w:num w:numId="1017">
+  <w:num w:numId="1025">
     <w:abstractNumId w:val="991"/>
-  </w:num>
-  <w:num w:numId="1018">
-    <w:abstractNumId w:val="99411"/>
-    <w:lvlOverride w:ilvl="0">
-      <w:startOverride w:val="1"/>
-    </w:lvlOverride>
-    <w:lvlOverride w:ilvl="1">
-      <w:startOverride w:val="1"/>
-    </w:lvlOverride>
-    <w:lvlOverride w:ilvl="2">
-      <w:startOverride w:val="1"/>
-    </w:lvlOverride>
-    <w:lvlOverride w:ilvl="3">
-      <w:startOverride w:val="1"/>
-    </w:lvlOverride>
-    <w:lvlOverride w:ilvl="4">
-      <w:startOverride w:val="1"/>
-    </w:lvlOverride>
-    <w:lvlOverride w:ilvl="5">
-      <w:startOverride w:val="1"/>
-    </w:lvlOverride>
-    <w:lvlOverride w:ilvl="6">
-      <w:startOverride w:val="1"/>
-    </w:lvlOverride>
-    <w:lvlOverride w:ilvl="7">
-      <w:startOverride w:val="1"/>
-    </w:lvlOverride>
-    <w:lvlOverride w:ilvl="8">
-      <w:startOverride w:val="1"/>
-    </w:lvlOverride>
   </w:num>
 </w:numbering>
 </file>
